--- a/BSUIR/semestre 5/BD/Сушко_381574_БД_КР.docx
+++ b/BSUIR/semestre 5/BD/Сушко_381574_БД_КР.docx
@@ -574,23 +574,21 @@
           <w:szCs w:val="28"/>
         </w:rPr>
       </w:pPr>
-      <w:proofErr w:type="spellStart"/>
       <w:r>
         <w:rPr>
           <w:rFonts w:ascii="Times New Roman" w:hAnsi="Times New Roman" w:cs="Times New Roman"/>
           <w:sz w:val="28"/>
           <w:szCs w:val="28"/>
         </w:rPr>
-        <w:t>К.п.н</w:t>
-      </w:r>
-      <w:proofErr w:type="spellEnd"/>
+        <w:t>К.п.н.</w:t>
+      </w:r>
       <w:r>
         <w:rPr>
           <w:rFonts w:ascii="Times New Roman" w:hAnsi="Times New Roman" w:cs="Times New Roman"/>
           <w:sz w:val="28"/>
           <w:szCs w:val="28"/>
         </w:rPr>
-        <w:t>.</w:t>
+        <w:t xml:space="preserve">, </w:t>
       </w:r>
       <w:r>
         <w:rPr>
@@ -598,7 +596,7 @@
           <w:sz w:val="28"/>
           <w:szCs w:val="28"/>
         </w:rPr>
-        <w:t xml:space="preserve">, </w:t>
+        <w:t>д</w:t>
       </w:r>
       <w:r>
         <w:rPr>
@@ -606,7 +604,7 @@
           <w:sz w:val="28"/>
           <w:szCs w:val="28"/>
         </w:rPr>
-        <w:t>д</w:t>
+        <w:t>оцент</w:t>
       </w:r>
       <w:r>
         <w:rPr>
@@ -614,7 +612,7 @@
           <w:sz w:val="28"/>
           <w:szCs w:val="28"/>
         </w:rPr>
-        <w:t>оцент</w:t>
+        <w:t>,</w:t>
       </w:r>
       <w:r>
         <w:rPr>
@@ -622,7 +620,7 @@
           <w:sz w:val="28"/>
           <w:szCs w:val="28"/>
         </w:rPr>
-        <w:t>,</w:t>
+        <w:t xml:space="preserve"> доцент</w:t>
       </w:r>
       <w:r>
         <w:rPr>
@@ -630,7 +628,7 @@
           <w:sz w:val="28"/>
           <w:szCs w:val="28"/>
         </w:rPr>
-        <w:t xml:space="preserve"> доцент</w:t>
+        <w:t xml:space="preserve"> кафедры ИСиТ</w:t>
       </w:r>
       <w:r>
         <w:rPr>
@@ -638,62 +636,34 @@
           <w:sz w:val="28"/>
           <w:szCs w:val="28"/>
         </w:rPr>
-        <w:t xml:space="preserve"> кафедры </w:t>
-      </w:r>
-      <w:proofErr w:type="spellStart"/>
+        <w:tab/>
+      </w:r>
       <w:r>
         <w:rPr>
           <w:rFonts w:ascii="Times New Roman" w:hAnsi="Times New Roman" w:cs="Times New Roman"/>
           <w:sz w:val="28"/>
           <w:szCs w:val="28"/>
         </w:rPr>
-        <w:t>ИСиТ</w:t>
-      </w:r>
-      <w:proofErr w:type="spellEnd"/>
-      <w:r>
+        <w:t xml:space="preserve"> </w:t>
+      </w:r>
+    </w:p>
+    <w:p>
+      <w:pPr>
+        <w:spacing w:after="0" w:line="240" w:lineRule="auto"/>
+        <w:jc w:val="right"/>
         <w:rPr>
           <w:rFonts w:ascii="Times New Roman" w:hAnsi="Times New Roman" w:cs="Times New Roman"/>
           <w:sz w:val="28"/>
           <w:szCs w:val="28"/>
         </w:rPr>
-        <w:tab/>
-      </w:r>
+      </w:pPr>
       <w:r>
         <w:rPr>
           <w:rFonts w:ascii="Times New Roman" w:hAnsi="Times New Roman" w:cs="Times New Roman"/>
           <w:sz w:val="28"/>
           <w:szCs w:val="28"/>
         </w:rPr>
-        <w:t xml:space="preserve"> </w:t>
-      </w:r>
-    </w:p>
-    <w:p>
-      <w:pPr>
-        <w:spacing w:after="0" w:line="240" w:lineRule="auto"/>
-        <w:jc w:val="right"/>
-        <w:rPr>
-          <w:rFonts w:ascii="Times New Roman" w:hAnsi="Times New Roman" w:cs="Times New Roman"/>
-          <w:sz w:val="28"/>
-          <w:szCs w:val="28"/>
-        </w:rPr>
-      </w:pPr>
-      <w:proofErr w:type="spellStart"/>
-      <w:r>
-        <w:rPr>
-          <w:rFonts w:ascii="Times New Roman" w:hAnsi="Times New Roman" w:cs="Times New Roman"/>
-          <w:sz w:val="28"/>
-          <w:szCs w:val="28"/>
-        </w:rPr>
-        <w:t>Кунцевич</w:t>
-      </w:r>
-      <w:proofErr w:type="spellEnd"/>
-      <w:r>
-        <w:rPr>
-          <w:rFonts w:ascii="Times New Roman" w:hAnsi="Times New Roman" w:cs="Times New Roman"/>
-          <w:sz w:val="28"/>
-          <w:szCs w:val="28"/>
-        </w:rPr>
-        <w:t xml:space="preserve"> О</w:t>
+        <w:t>Кунцевич О</w:t>
       </w:r>
       <w:r>
         <w:rPr>
@@ -1484,29 +1454,27 @@
           <w:szCs w:val="28"/>
           <w:lang w:eastAsia="ru-RU"/>
         </w:rPr>
-        <w:t>6. Постройте инфологическую модель предметной области (</w:t>
-      </w:r>
-      <w:proofErr w:type="spellStart"/>
-      <w:r>
-        <w:rPr>
-          <w:rFonts w:ascii="Times New Roman" w:eastAsia="Times New Roman" w:hAnsi="Times New Roman" w:cs="Times New Roman"/>
-          <w:color w:val="000000"/>
-          <w:sz w:val="28"/>
-          <w:szCs w:val="28"/>
-          <w:lang w:eastAsia="ru-RU"/>
-        </w:rPr>
-        <w:t>ERдиаграмму</w:t>
-      </w:r>
-      <w:proofErr w:type="spellEnd"/>
-      <w:r>
-        <w:rPr>
-          <w:rFonts w:ascii="Times New Roman" w:eastAsia="Times New Roman" w:hAnsi="Times New Roman" w:cs="Times New Roman"/>
-          <w:color w:val="000000"/>
-          <w:sz w:val="28"/>
-          <w:szCs w:val="28"/>
-          <w:lang w:eastAsia="ru-RU"/>
-        </w:rPr>
-        <w:t xml:space="preserve"> в выбранной нотации или UML-диаграмму) с помощью любого</w:t>
+        <w:t>6. Постройте инфологическую модель предметной области (ER</w:t>
+      </w:r>
+      <w:r>
+        <w:rPr>
+          <w:rFonts w:ascii="Times New Roman" w:eastAsia="Times New Roman" w:hAnsi="Times New Roman" w:cs="Times New Roman"/>
+          <w:color w:val="000000"/>
+          <w:sz w:val="28"/>
+          <w:szCs w:val="28"/>
+          <w:lang w:eastAsia="ru-RU"/>
+        </w:rPr>
+        <w:t>-</w:t>
+      </w:r>
+      <w:r>
+        <w:rPr>
+          <w:rFonts w:ascii="Times New Roman" w:eastAsia="Times New Roman" w:hAnsi="Times New Roman" w:cs="Times New Roman"/>
+          <w:color w:val="000000"/>
+          <w:sz w:val="28"/>
+          <w:szCs w:val="28"/>
+          <w:lang w:eastAsia="ru-RU"/>
+        </w:rPr>
+        <w:t>диаграмму в выбранной нотации или UML-диаграмму) с помощью любого</w:t>
       </w:r>
     </w:p>
     <w:p>
@@ -1624,22 +1592,341 @@
         <w:jc w:val="both"/>
         <w:rPr>
           <w:rFonts w:ascii="Times New Roman" w:eastAsia="Times New Roman" w:hAnsi="Times New Roman" w:cs="Times New Roman"/>
+          <w:b/>
+          <w:bCs/>
+          <w:color w:val="000000"/>
+          <w:sz w:val="28"/>
+          <w:szCs w:val="28"/>
+          <w:lang w:eastAsia="ru-RU"/>
+        </w:rPr>
+      </w:pPr>
+      <w:r>
+        <w:rPr>
+          <w:rFonts w:ascii="Times New Roman" w:eastAsia="Times New Roman" w:hAnsi="Times New Roman" w:cs="Times New Roman"/>
+          <w:b/>
+          <w:bCs/>
+          <w:color w:val="000000"/>
+          <w:sz w:val="28"/>
+          <w:szCs w:val="28"/>
+          <w:lang w:eastAsia="ru-RU"/>
+        </w:rPr>
+        <w:t>Вариант 25. Ресторан</w:t>
+      </w:r>
+    </w:p>
+    <w:p>
+      <w:pPr>
+        <w:spacing w:after="0" w:line="240" w:lineRule="auto"/>
+        <w:ind w:firstLine="708"/>
+        <w:jc w:val="both"/>
+        <w:rPr>
+          <w:rFonts w:ascii="Times New Roman" w:eastAsia="Times New Roman" w:hAnsi="Times New Roman" w:cs="Times New Roman"/>
+          <w:color w:val="000000"/>
+          <w:sz w:val="28"/>
+          <w:szCs w:val="28"/>
+          <w:lang w:eastAsia="ru-RU"/>
+        </w:rPr>
+      </w:pPr>
+      <w:r>
+        <w:rPr>
+          <w:rFonts w:ascii="Times New Roman" w:eastAsia="Times New Roman" w:hAnsi="Times New Roman" w:cs="Times New Roman"/>
+          <w:color w:val="000000"/>
+          <w:sz w:val="28"/>
+          <w:szCs w:val="28"/>
+          <w:lang w:eastAsia="ru-RU"/>
+        </w:rPr>
+        <w:t>Ресторан принимает продукты и заказы от клиентов. Продукты хранятся на складе, откуда берутся в необходимом количестве для приготовления блюда. Клиенты садятся за стол и делают заказы, каждый заказ содержит стол, на который его надо принести, время заказа, выбранные блюда. Блюда готовятся на кухне из продуктов.</w:t>
+      </w:r>
+    </w:p>
+    <w:p>
+      <w:pPr>
+        <w:spacing w:after="0" w:line="240" w:lineRule="auto"/>
+        <w:ind w:firstLine="708"/>
+        <w:jc w:val="both"/>
+        <w:rPr>
+          <w:rFonts w:ascii="Times New Roman" w:eastAsia="Times New Roman" w:hAnsi="Times New Roman" w:cs="Times New Roman"/>
           <w:color w:val="000000"/>
           <w:sz w:val="28"/>
           <w:szCs w:val="28"/>
           <w:lang w:val="en-US" w:eastAsia="ru-RU"/>
         </w:rPr>
       </w:pPr>
-      <w:r>
-        <w:rPr>
-          <w:rFonts w:ascii="Times New Roman" w:eastAsia="Times New Roman" w:hAnsi="Times New Roman" w:cs="Times New Roman"/>
-          <w:color w:val="000000"/>
-          <w:sz w:val="28"/>
-          <w:szCs w:val="28"/>
-          <w:lang w:eastAsia="ru-RU"/>
-        </w:rPr>
-        <w:t>Вариант 25. Ресторан</w:t>
-      </w:r>
+      <w:bookmarkStart w:id="0" w:name="_Hlk208829085"/>
+      <w:r>
+        <w:rPr>
+          <w:rFonts w:ascii="Times New Roman" w:eastAsia="Times New Roman" w:hAnsi="Times New Roman" w:cs="Times New Roman"/>
+          <w:color w:val="000000"/>
+          <w:sz w:val="28"/>
+          <w:szCs w:val="28"/>
+          <w:lang w:eastAsia="ru-RU"/>
+        </w:rPr>
+        <w:t>Требования к проектированию</w:t>
+      </w:r>
+      <w:r>
+        <w:rPr>
+          <w:rFonts w:ascii="Times New Roman" w:eastAsia="Times New Roman" w:hAnsi="Times New Roman" w:cs="Times New Roman"/>
+          <w:color w:val="000000"/>
+          <w:sz w:val="28"/>
+          <w:szCs w:val="28"/>
+          <w:lang w:val="en-US" w:eastAsia="ru-RU"/>
+        </w:rPr>
+        <w:t>:</w:t>
+      </w:r>
+    </w:p>
+    <w:p>
+      <w:pPr>
+        <w:pStyle w:val="a4"/>
+        <w:numPr>
+          <w:ilvl w:val="0"/>
+          <w:numId w:val="14"/>
+        </w:numPr>
+        <w:spacing w:after="0" w:line="240" w:lineRule="auto"/>
+        <w:ind w:left="0" w:firstLine="708"/>
+        <w:jc w:val="both"/>
+        <w:rPr>
+          <w:rFonts w:ascii="Times New Roman" w:eastAsia="Times New Roman" w:hAnsi="Times New Roman" w:cs="Times New Roman"/>
+          <w:color w:val="000000"/>
+          <w:sz w:val="28"/>
+          <w:szCs w:val="28"/>
+          <w:lang w:eastAsia="ru-RU"/>
+        </w:rPr>
+      </w:pPr>
+      <w:r>
+        <w:rPr>
+          <w:rFonts w:ascii="Times New Roman" w:eastAsia="Times New Roman" w:hAnsi="Times New Roman" w:cs="Times New Roman"/>
+          <w:color w:val="000000"/>
+          <w:sz w:val="28"/>
+          <w:szCs w:val="28"/>
+          <w:lang w:eastAsia="ru-RU"/>
+        </w:rPr>
+        <w:t>Для приготовления одного блюда нужно несколько продуктов.</w:t>
+      </w:r>
+      <w:r>
+        <w:rPr>
+          <w:rFonts w:ascii="Times New Roman" w:eastAsia="Times New Roman" w:hAnsi="Times New Roman" w:cs="Times New Roman"/>
+          <w:color w:val="000000"/>
+          <w:sz w:val="28"/>
+          <w:szCs w:val="28"/>
+          <w:lang w:eastAsia="ru-RU"/>
+        </w:rPr>
+        <w:t xml:space="preserve"> </w:t>
+      </w:r>
+      <w:r>
+        <w:rPr>
+          <w:rFonts w:ascii="Times New Roman" w:eastAsia="Times New Roman" w:hAnsi="Times New Roman" w:cs="Times New Roman"/>
+          <w:color w:val="000000"/>
+          <w:sz w:val="28"/>
+          <w:szCs w:val="28"/>
+          <w:lang w:eastAsia="ru-RU"/>
+        </w:rPr>
+        <w:t>Разные блюда могут иметь похожие ингредиенты.</w:t>
+      </w:r>
+    </w:p>
+    <w:p>
+      <w:pPr>
+        <w:pStyle w:val="a4"/>
+        <w:numPr>
+          <w:ilvl w:val="0"/>
+          <w:numId w:val="14"/>
+        </w:numPr>
+        <w:spacing w:after="0" w:line="240" w:lineRule="auto"/>
+        <w:ind w:left="0" w:firstLine="708"/>
+        <w:jc w:val="both"/>
+        <w:rPr>
+          <w:rFonts w:ascii="Times New Roman" w:eastAsia="Times New Roman" w:hAnsi="Times New Roman" w:cs="Times New Roman"/>
+          <w:color w:val="000000"/>
+          <w:sz w:val="28"/>
+          <w:szCs w:val="28"/>
+          <w:lang w:eastAsia="ru-RU"/>
+        </w:rPr>
+      </w:pPr>
+      <w:r>
+        <w:rPr>
+          <w:rFonts w:ascii="Times New Roman" w:eastAsia="Times New Roman" w:hAnsi="Times New Roman" w:cs="Times New Roman"/>
+          <w:color w:val="000000"/>
+          <w:sz w:val="28"/>
+          <w:szCs w:val="28"/>
+          <w:lang w:eastAsia="ru-RU"/>
+        </w:rPr>
+        <w:t>Одно блюдо может использоваться в разных заказах, несколько раз в одном заказе. В одном заказе может быть несколько блюд.</w:t>
+      </w:r>
+    </w:p>
+    <w:p>
+      <w:pPr>
+        <w:pStyle w:val="a4"/>
+        <w:numPr>
+          <w:ilvl w:val="0"/>
+          <w:numId w:val="14"/>
+        </w:numPr>
+        <w:spacing w:after="0" w:line="240" w:lineRule="auto"/>
+        <w:ind w:left="0" w:firstLine="708"/>
+        <w:jc w:val="both"/>
+        <w:rPr>
+          <w:rFonts w:ascii="Times New Roman" w:eastAsia="Times New Roman" w:hAnsi="Times New Roman" w:cs="Times New Roman"/>
+          <w:color w:val="000000"/>
+          <w:sz w:val="28"/>
+          <w:szCs w:val="28"/>
+          <w:lang w:eastAsia="ru-RU"/>
+        </w:rPr>
+      </w:pPr>
+      <w:r>
+        <w:rPr>
+          <w:rFonts w:ascii="Times New Roman" w:eastAsia="Times New Roman" w:hAnsi="Times New Roman" w:cs="Times New Roman"/>
+          <w:color w:val="000000"/>
+          <w:sz w:val="28"/>
+          <w:szCs w:val="28"/>
+          <w:lang w:eastAsia="ru-RU"/>
+        </w:rPr>
+        <w:t>На один стол может быть сделано несколько заказов.</w:t>
+      </w:r>
+    </w:p>
+    <w:p>
+      <w:pPr>
+        <w:pStyle w:val="a4"/>
+        <w:numPr>
+          <w:ilvl w:val="0"/>
+          <w:numId w:val="14"/>
+        </w:numPr>
+        <w:spacing w:after="0" w:line="240" w:lineRule="auto"/>
+        <w:ind w:left="0" w:firstLine="708"/>
+        <w:jc w:val="both"/>
+        <w:rPr>
+          <w:rFonts w:ascii="Times New Roman" w:eastAsia="Times New Roman" w:hAnsi="Times New Roman" w:cs="Times New Roman"/>
+          <w:color w:val="000000"/>
+          <w:sz w:val="28"/>
+          <w:szCs w:val="28"/>
+          <w:lang w:eastAsia="ru-RU"/>
+        </w:rPr>
+      </w:pPr>
+      <w:r>
+        <w:rPr>
+          <w:rFonts w:ascii="Times New Roman" w:eastAsia="Times New Roman" w:hAnsi="Times New Roman" w:cs="Times New Roman"/>
+          <w:color w:val="000000"/>
+          <w:sz w:val="28"/>
+          <w:szCs w:val="28"/>
+          <w:lang w:eastAsia="ru-RU"/>
+        </w:rPr>
+        <w:t xml:space="preserve">На одного </w:t>
+      </w:r>
+      <w:r>
+        <w:rPr>
+          <w:rFonts w:ascii="Times New Roman" w:eastAsia="Times New Roman" w:hAnsi="Times New Roman" w:cs="Times New Roman"/>
+          <w:color w:val="000000"/>
+          <w:sz w:val="28"/>
+          <w:szCs w:val="28"/>
+          <w:lang w:eastAsia="ru-RU"/>
+        </w:rPr>
+        <w:t>официант</w:t>
+      </w:r>
+      <w:r>
+        <w:rPr>
+          <w:rFonts w:ascii="Times New Roman" w:eastAsia="Times New Roman" w:hAnsi="Times New Roman" w:cs="Times New Roman"/>
+          <w:color w:val="000000"/>
+          <w:sz w:val="28"/>
+          <w:szCs w:val="28"/>
+          <w:lang w:eastAsia="ru-RU"/>
+        </w:rPr>
+        <w:t>а</w:t>
+      </w:r>
+      <w:r>
+        <w:rPr>
+          <w:rFonts w:ascii="Times New Roman" w:eastAsia="Times New Roman" w:hAnsi="Times New Roman" w:cs="Times New Roman"/>
+          <w:color w:val="000000"/>
+          <w:sz w:val="28"/>
+          <w:szCs w:val="28"/>
+          <w:lang w:eastAsia="ru-RU"/>
+        </w:rPr>
+        <w:t xml:space="preserve"> </w:t>
+      </w:r>
+      <w:r>
+        <w:rPr>
+          <w:rFonts w:ascii="Times New Roman" w:eastAsia="Times New Roman" w:hAnsi="Times New Roman" w:cs="Times New Roman"/>
+          <w:color w:val="000000"/>
+          <w:sz w:val="28"/>
+          <w:szCs w:val="28"/>
+          <w:lang w:eastAsia="ru-RU"/>
+        </w:rPr>
+        <w:t xml:space="preserve">должно назначаться </w:t>
+      </w:r>
+      <w:r>
+        <w:rPr>
+          <w:rFonts w:ascii="Times New Roman" w:eastAsia="Times New Roman" w:hAnsi="Times New Roman" w:cs="Times New Roman"/>
+          <w:color w:val="000000"/>
+          <w:sz w:val="28"/>
+          <w:szCs w:val="28"/>
+          <w:lang w:eastAsia="ru-RU"/>
+        </w:rPr>
+        <w:t>нескольк</w:t>
+      </w:r>
+      <w:r>
+        <w:rPr>
+          <w:rFonts w:ascii="Times New Roman" w:eastAsia="Times New Roman" w:hAnsi="Times New Roman" w:cs="Times New Roman"/>
+          <w:color w:val="000000"/>
+          <w:sz w:val="28"/>
+          <w:szCs w:val="28"/>
+          <w:lang w:eastAsia="ru-RU"/>
+        </w:rPr>
+        <w:t>о</w:t>
+      </w:r>
+      <w:r>
+        <w:rPr>
+          <w:rFonts w:ascii="Times New Roman" w:eastAsia="Times New Roman" w:hAnsi="Times New Roman" w:cs="Times New Roman"/>
+          <w:color w:val="000000"/>
+          <w:sz w:val="28"/>
+          <w:szCs w:val="28"/>
+          <w:lang w:eastAsia="ru-RU"/>
+        </w:rPr>
+        <w:t xml:space="preserve"> зака</w:t>
+      </w:r>
+      <w:r>
+        <w:rPr>
+          <w:rFonts w:ascii="Times New Roman" w:eastAsia="Times New Roman" w:hAnsi="Times New Roman" w:cs="Times New Roman"/>
+          <w:color w:val="000000"/>
+          <w:sz w:val="28"/>
+          <w:szCs w:val="28"/>
+          <w:lang w:eastAsia="ru-RU"/>
+        </w:rPr>
+        <w:t>зов</w:t>
+      </w:r>
+      <w:r>
+        <w:rPr>
+          <w:rFonts w:ascii="Times New Roman" w:eastAsia="Times New Roman" w:hAnsi="Times New Roman" w:cs="Times New Roman"/>
+          <w:color w:val="000000"/>
+          <w:sz w:val="28"/>
+          <w:szCs w:val="28"/>
+          <w:lang w:eastAsia="ru-RU"/>
+        </w:rPr>
+        <w:t>.</w:t>
+      </w:r>
+    </w:p>
+    <w:p>
+      <w:pPr>
+        <w:pStyle w:val="a4"/>
+        <w:numPr>
+          <w:ilvl w:val="0"/>
+          <w:numId w:val="14"/>
+        </w:numPr>
+        <w:spacing w:after="0" w:line="240" w:lineRule="auto"/>
+        <w:ind w:left="0" w:firstLine="708"/>
+        <w:jc w:val="both"/>
+        <w:rPr>
+          <w:rFonts w:ascii="Times New Roman" w:eastAsia="Times New Roman" w:hAnsi="Times New Roman" w:cs="Times New Roman"/>
+          <w:color w:val="000000"/>
+          <w:sz w:val="28"/>
+          <w:szCs w:val="28"/>
+          <w:lang w:eastAsia="ru-RU"/>
+        </w:rPr>
+      </w:pPr>
+      <w:r>
+        <w:rPr>
+          <w:rFonts w:ascii="Times New Roman" w:eastAsia="Times New Roman" w:hAnsi="Times New Roman" w:cs="Times New Roman"/>
+          <w:color w:val="000000"/>
+          <w:sz w:val="28"/>
+          <w:szCs w:val="28"/>
+          <w:lang w:eastAsia="ru-RU"/>
+        </w:rPr>
+        <w:t>Один клиент может сделать несколько заказов.</w:t>
+      </w:r>
+      <w:bookmarkEnd w:id="0"/>
     </w:p>
     <w:p>
       <w:pPr>
@@ -1651,9 +1938,1128 @@
           <w:color w:val="000000"/>
           <w:sz w:val="28"/>
           <w:szCs w:val="28"/>
+          <w:lang w:eastAsia="ru-RU"/>
+        </w:rPr>
+      </w:pPr>
+    </w:p>
+    <w:p>
+      <w:pPr>
+        <w:spacing w:after="0" w:line="240" w:lineRule="auto"/>
+        <w:ind w:firstLine="708"/>
+        <w:jc w:val="both"/>
+        <w:rPr>
+          <w:rFonts w:ascii="Times New Roman" w:eastAsia="Times New Roman" w:hAnsi="Times New Roman" w:cs="Times New Roman"/>
+          <w:color w:val="000000"/>
+          <w:sz w:val="28"/>
+          <w:szCs w:val="28"/>
+          <w:lang w:eastAsia="ru-RU"/>
+        </w:rPr>
+      </w:pPr>
+      <w:r>
+        <w:rPr>
+          <w:rFonts w:ascii="Times New Roman" w:eastAsia="Times New Roman" w:hAnsi="Times New Roman" w:cs="Times New Roman"/>
+          <w:color w:val="000000"/>
+          <w:sz w:val="28"/>
+          <w:szCs w:val="28"/>
+          <w:lang w:eastAsia="ru-RU"/>
+        </w:rPr>
+        <w:t>В таблице «Сотрудники» номер паспорта является потенциальным простым ключом. ФИО сотрудника является потенциальным составным ключом. В таблице «Клиенты» номер телефона является потенциальным простым ключом. В таблице «Блюда» название блюда является потенциальным простым ключом.</w:t>
+      </w:r>
+    </w:p>
+    <w:p>
+      <w:pPr>
+        <w:spacing w:after="0" w:line="240" w:lineRule="auto"/>
+        <w:ind w:firstLine="708"/>
+        <w:jc w:val="both"/>
+        <w:rPr>
+          <w:rFonts w:ascii="Times New Roman" w:eastAsia="Times New Roman" w:hAnsi="Times New Roman" w:cs="Times New Roman"/>
+          <w:color w:val="000000"/>
+          <w:sz w:val="28"/>
+          <w:szCs w:val="28"/>
+          <w:lang w:eastAsia="ru-RU"/>
+        </w:rPr>
+      </w:pPr>
+    </w:p>
+    <w:p>
+      <w:pPr>
+        <w:spacing w:after="0" w:line="240" w:lineRule="auto"/>
+        <w:ind w:firstLine="709"/>
+        <w:jc w:val="both"/>
+        <w:rPr>
+          <w:rFonts w:ascii="Times New Roman" w:hAnsi="Times New Roman"/>
+          <w:bCs/>
+          <w:color w:val="000000"/>
+          <w:sz w:val="28"/>
+          <w:szCs w:val="20"/>
+          <w:shd w:val="clear" w:color="auto" w:fill="FFFFFF"/>
+        </w:rPr>
+      </w:pPr>
+      <w:r>
+        <w:rPr>
+          <w:rFonts w:ascii="Times New Roman" w:hAnsi="Times New Roman"/>
+          <w:bCs/>
+          <w:color w:val="000000"/>
+          <w:sz w:val="28"/>
+          <w:szCs w:val="20"/>
+          <w:shd w:val="clear" w:color="auto" w:fill="FFFFFF"/>
+        </w:rPr>
+        <w:t>Продукты:</w:t>
+      </w:r>
+    </w:p>
+    <w:p>
+      <w:pPr>
+        <w:spacing w:after="0" w:line="240" w:lineRule="auto"/>
+        <w:ind w:firstLine="709"/>
+        <w:jc w:val="both"/>
+        <w:rPr>
+          <w:rFonts w:ascii="Times New Roman" w:hAnsi="Times New Roman"/>
+          <w:bCs/>
+          <w:color w:val="000000"/>
+          <w:sz w:val="28"/>
+          <w:szCs w:val="20"/>
+          <w:shd w:val="clear" w:color="auto" w:fill="FFFFFF"/>
+        </w:rPr>
+      </w:pPr>
+      <w:r>
+        <w:rPr>
+          <w:rFonts w:ascii="Times New Roman" w:hAnsi="Times New Roman"/>
+          <w:bCs/>
+          <w:color w:val="000000"/>
+          <w:sz w:val="28"/>
+          <w:szCs w:val="20"/>
+          <w:shd w:val="clear" w:color="auto" w:fill="FFFFFF"/>
+        </w:rPr>
+        <w:tab/>
+        <w:t>а) название</w:t>
+      </w:r>
+    </w:p>
+    <w:p>
+      <w:pPr>
+        <w:spacing w:after="0" w:line="240" w:lineRule="auto"/>
+        <w:ind w:firstLine="709"/>
+        <w:jc w:val="both"/>
+        <w:rPr>
+          <w:rFonts w:ascii="Times New Roman" w:hAnsi="Times New Roman"/>
+          <w:bCs/>
+          <w:color w:val="000000"/>
+          <w:sz w:val="28"/>
+          <w:szCs w:val="20"/>
+          <w:shd w:val="clear" w:color="auto" w:fill="FFFFFF"/>
+        </w:rPr>
+      </w:pPr>
+      <w:r>
+        <w:rPr>
+          <w:rFonts w:ascii="Times New Roman" w:hAnsi="Times New Roman"/>
+          <w:bCs/>
+          <w:color w:val="000000"/>
+          <w:sz w:val="28"/>
+          <w:szCs w:val="20"/>
+          <w:shd w:val="clear" w:color="auto" w:fill="FFFFFF"/>
+        </w:rPr>
+        <w:tab/>
+        <w:t>б) общий вес</w:t>
+      </w:r>
+    </w:p>
+    <w:p>
+      <w:pPr>
+        <w:spacing w:after="0" w:line="240" w:lineRule="auto"/>
+        <w:ind w:firstLine="709"/>
+        <w:jc w:val="both"/>
+        <w:rPr>
+          <w:rFonts w:ascii="Times New Roman" w:hAnsi="Times New Roman"/>
+          <w:bCs/>
+          <w:color w:val="000000"/>
+          <w:sz w:val="28"/>
+          <w:szCs w:val="20"/>
+          <w:shd w:val="clear" w:color="auto" w:fill="FFFFFF"/>
+        </w:rPr>
+      </w:pPr>
+      <w:r>
+        <w:rPr>
+          <w:rFonts w:ascii="Times New Roman" w:hAnsi="Times New Roman"/>
+          <w:bCs/>
+          <w:color w:val="000000"/>
+          <w:sz w:val="28"/>
+          <w:szCs w:val="20"/>
+          <w:shd w:val="clear" w:color="auto" w:fill="FFFFFF"/>
+        </w:rPr>
+        <w:lastRenderedPageBreak/>
+        <w:t>Составы блюд:</w:t>
+      </w:r>
+    </w:p>
+    <w:p>
+      <w:pPr>
+        <w:spacing w:after="0" w:line="240" w:lineRule="auto"/>
+        <w:ind w:firstLine="709"/>
+        <w:jc w:val="both"/>
+        <w:rPr>
+          <w:rFonts w:ascii="Times New Roman" w:hAnsi="Times New Roman"/>
+          <w:bCs/>
+          <w:color w:val="000000"/>
+          <w:sz w:val="28"/>
+          <w:szCs w:val="20"/>
+          <w:shd w:val="clear" w:color="auto" w:fill="FFFFFF"/>
+        </w:rPr>
+      </w:pPr>
+      <w:r>
+        <w:rPr>
+          <w:rFonts w:ascii="Times New Roman" w:hAnsi="Times New Roman"/>
+          <w:bCs/>
+          <w:color w:val="000000"/>
+          <w:sz w:val="28"/>
+          <w:szCs w:val="20"/>
+          <w:shd w:val="clear" w:color="auto" w:fill="FFFFFF"/>
+        </w:rPr>
+        <w:tab/>
+        <w:t>а) блюдо</w:t>
+      </w:r>
+    </w:p>
+    <w:p>
+      <w:pPr>
+        <w:spacing w:after="0" w:line="240" w:lineRule="auto"/>
+        <w:ind w:left="707" w:firstLine="709"/>
+        <w:jc w:val="both"/>
+        <w:rPr>
+          <w:rFonts w:ascii="Times New Roman" w:hAnsi="Times New Roman"/>
+          <w:bCs/>
+          <w:color w:val="000000"/>
+          <w:sz w:val="28"/>
+          <w:szCs w:val="20"/>
+          <w:shd w:val="clear" w:color="auto" w:fill="FFFFFF"/>
+        </w:rPr>
+      </w:pPr>
+      <w:r>
+        <w:rPr>
+          <w:rFonts w:ascii="Times New Roman" w:hAnsi="Times New Roman"/>
+          <w:bCs/>
+          <w:color w:val="000000"/>
+          <w:sz w:val="28"/>
+          <w:szCs w:val="20"/>
+          <w:shd w:val="clear" w:color="auto" w:fill="FFFFFF"/>
+        </w:rPr>
+        <w:t>б) продукт</w:t>
+      </w:r>
+    </w:p>
+    <w:p>
+      <w:pPr>
+        <w:spacing w:after="0" w:line="240" w:lineRule="auto"/>
+        <w:ind w:left="707" w:firstLine="709"/>
+        <w:jc w:val="both"/>
+        <w:rPr>
+          <w:rFonts w:ascii="Times New Roman" w:hAnsi="Times New Roman"/>
+          <w:bCs/>
+          <w:color w:val="000000"/>
+          <w:sz w:val="28"/>
+          <w:szCs w:val="20"/>
+          <w:shd w:val="clear" w:color="auto" w:fill="FFFFFF"/>
+        </w:rPr>
+      </w:pPr>
+      <w:r>
+        <w:rPr>
+          <w:rFonts w:ascii="Times New Roman" w:hAnsi="Times New Roman"/>
+          <w:bCs/>
+          <w:color w:val="000000"/>
+          <w:sz w:val="28"/>
+          <w:szCs w:val="20"/>
+          <w:shd w:val="clear" w:color="auto" w:fill="FFFFFF"/>
+        </w:rPr>
+        <w:t>в) грамм продукта</w:t>
+      </w:r>
+    </w:p>
+    <w:p>
+      <w:pPr>
+        <w:spacing w:after="0" w:line="240" w:lineRule="auto"/>
+        <w:ind w:firstLine="709"/>
+        <w:jc w:val="both"/>
+        <w:rPr>
+          <w:rFonts w:ascii="Times New Roman" w:hAnsi="Times New Roman"/>
+          <w:bCs/>
+          <w:color w:val="000000"/>
+          <w:sz w:val="28"/>
+          <w:szCs w:val="20"/>
+          <w:shd w:val="clear" w:color="auto" w:fill="FFFFFF"/>
+        </w:rPr>
+      </w:pPr>
+      <w:r>
+        <w:rPr>
+          <w:rFonts w:ascii="Times New Roman" w:hAnsi="Times New Roman"/>
+          <w:bCs/>
+          <w:color w:val="000000"/>
+          <w:sz w:val="28"/>
+          <w:szCs w:val="20"/>
+          <w:shd w:val="clear" w:color="auto" w:fill="FFFFFF"/>
+        </w:rPr>
+        <w:t>Блюда:</w:t>
+      </w:r>
+    </w:p>
+    <w:p>
+      <w:pPr>
+        <w:spacing w:after="0" w:line="240" w:lineRule="auto"/>
+        <w:ind w:firstLine="709"/>
+        <w:jc w:val="both"/>
+        <w:rPr>
+          <w:rFonts w:ascii="Times New Roman" w:hAnsi="Times New Roman"/>
+          <w:bCs/>
+          <w:color w:val="000000"/>
+          <w:sz w:val="28"/>
+          <w:szCs w:val="20"/>
+          <w:shd w:val="clear" w:color="auto" w:fill="FFFFFF"/>
+        </w:rPr>
+      </w:pPr>
+      <w:r>
+        <w:rPr>
+          <w:rFonts w:ascii="Times New Roman" w:hAnsi="Times New Roman"/>
+          <w:bCs/>
+          <w:color w:val="000000"/>
+          <w:sz w:val="28"/>
+          <w:szCs w:val="20"/>
+          <w:shd w:val="clear" w:color="auto" w:fill="FFFFFF"/>
+        </w:rPr>
+        <w:tab/>
+        <w:t>а) название</w:t>
+      </w:r>
+    </w:p>
+    <w:p>
+      <w:pPr>
+        <w:spacing w:after="0" w:line="240" w:lineRule="auto"/>
+        <w:ind w:firstLine="709"/>
+        <w:jc w:val="both"/>
+        <w:rPr>
+          <w:rFonts w:ascii="Times New Roman" w:hAnsi="Times New Roman"/>
+          <w:bCs/>
+          <w:color w:val="000000"/>
+          <w:sz w:val="28"/>
+          <w:szCs w:val="20"/>
+          <w:shd w:val="clear" w:color="auto" w:fill="FFFFFF"/>
+        </w:rPr>
+      </w:pPr>
+      <w:r>
+        <w:rPr>
+          <w:rFonts w:ascii="Times New Roman" w:hAnsi="Times New Roman"/>
+          <w:bCs/>
+          <w:color w:val="000000"/>
+          <w:sz w:val="28"/>
+          <w:szCs w:val="20"/>
+          <w:shd w:val="clear" w:color="auto" w:fill="FFFFFF"/>
+        </w:rPr>
+        <w:tab/>
+        <w:t>б) категория («первое», «второе», «напиток» и т.д.)</w:t>
+      </w:r>
+    </w:p>
+    <w:p>
+      <w:pPr>
+        <w:spacing w:after="0" w:line="240" w:lineRule="auto"/>
+        <w:ind w:left="707" w:firstLine="709"/>
+        <w:jc w:val="both"/>
+        <w:rPr>
+          <w:rFonts w:ascii="Times New Roman" w:hAnsi="Times New Roman"/>
+          <w:bCs/>
+          <w:color w:val="000000"/>
+          <w:sz w:val="28"/>
+          <w:szCs w:val="20"/>
+          <w:shd w:val="clear" w:color="auto" w:fill="FFFFFF"/>
+        </w:rPr>
+      </w:pPr>
+      <w:r>
+        <w:rPr>
+          <w:rFonts w:ascii="Times New Roman" w:hAnsi="Times New Roman"/>
+          <w:bCs/>
+          <w:color w:val="000000"/>
+          <w:sz w:val="28"/>
+          <w:szCs w:val="20"/>
+          <w:shd w:val="clear" w:color="auto" w:fill="FFFFFF"/>
+        </w:rPr>
+        <w:t>в) цена</w:t>
+      </w:r>
+    </w:p>
+    <w:p>
+      <w:pPr>
+        <w:spacing w:after="0" w:line="240" w:lineRule="auto"/>
+        <w:ind w:left="707" w:firstLine="709"/>
+        <w:jc w:val="both"/>
+        <w:rPr>
+          <w:rFonts w:ascii="Times New Roman" w:hAnsi="Times New Roman"/>
+          <w:bCs/>
+          <w:color w:val="000000"/>
+          <w:sz w:val="28"/>
+          <w:szCs w:val="20"/>
+          <w:shd w:val="clear" w:color="auto" w:fill="FFFFFF"/>
+        </w:rPr>
+      </w:pPr>
+      <w:r>
+        <w:rPr>
+          <w:rFonts w:ascii="Times New Roman" w:hAnsi="Times New Roman"/>
+          <w:bCs/>
+          <w:color w:val="000000"/>
+          <w:sz w:val="28"/>
+          <w:szCs w:val="20"/>
+          <w:shd w:val="clear" w:color="auto" w:fill="FFFFFF"/>
+        </w:rPr>
+        <w:t>г) вес</w:t>
+      </w:r>
+    </w:p>
+    <w:p>
+      <w:pPr>
+        <w:spacing w:after="0" w:line="240" w:lineRule="auto"/>
+        <w:ind w:firstLine="709"/>
+        <w:jc w:val="both"/>
+        <w:rPr>
+          <w:rFonts w:ascii="Times New Roman" w:hAnsi="Times New Roman"/>
+          <w:bCs/>
+          <w:color w:val="000000"/>
+          <w:sz w:val="28"/>
+          <w:szCs w:val="20"/>
+          <w:shd w:val="clear" w:color="auto" w:fill="FFFFFF"/>
+        </w:rPr>
+      </w:pPr>
+      <w:r>
+        <w:rPr>
+          <w:rFonts w:ascii="Times New Roman" w:hAnsi="Times New Roman"/>
+          <w:bCs/>
+          <w:color w:val="000000"/>
+          <w:sz w:val="28"/>
+          <w:szCs w:val="20"/>
+          <w:shd w:val="clear" w:color="auto" w:fill="FFFFFF"/>
+        </w:rPr>
+        <w:t>Столы:</w:t>
+      </w:r>
+    </w:p>
+    <w:p>
+      <w:pPr>
+        <w:spacing w:after="0" w:line="240" w:lineRule="auto"/>
+        <w:ind w:firstLine="709"/>
+        <w:jc w:val="both"/>
+        <w:rPr>
+          <w:rFonts w:ascii="Times New Roman" w:hAnsi="Times New Roman"/>
+          <w:bCs/>
+          <w:color w:val="000000"/>
+          <w:sz w:val="28"/>
+          <w:szCs w:val="20"/>
+          <w:shd w:val="clear" w:color="auto" w:fill="FFFFFF"/>
+        </w:rPr>
+      </w:pPr>
+      <w:r>
+        <w:rPr>
+          <w:rFonts w:ascii="Times New Roman" w:hAnsi="Times New Roman"/>
+          <w:bCs/>
+          <w:color w:val="000000"/>
+          <w:sz w:val="28"/>
+          <w:szCs w:val="20"/>
+          <w:shd w:val="clear" w:color="auto" w:fill="FFFFFF"/>
+        </w:rPr>
+        <w:tab/>
+        <w:t>а) количество мест</w:t>
+      </w:r>
+    </w:p>
+    <w:p>
+      <w:pPr>
+        <w:spacing w:after="0" w:line="240" w:lineRule="auto"/>
+        <w:ind w:firstLine="709"/>
+        <w:jc w:val="both"/>
+        <w:rPr>
+          <w:rFonts w:ascii="Times New Roman" w:hAnsi="Times New Roman"/>
+          <w:bCs/>
+          <w:color w:val="000000"/>
+          <w:sz w:val="28"/>
+          <w:szCs w:val="20"/>
+          <w:shd w:val="clear" w:color="auto" w:fill="FFFFFF"/>
+        </w:rPr>
+      </w:pPr>
+      <w:r>
+        <w:rPr>
+          <w:rFonts w:ascii="Times New Roman" w:hAnsi="Times New Roman"/>
+          <w:bCs/>
+          <w:color w:val="000000"/>
+          <w:sz w:val="28"/>
+          <w:szCs w:val="20"/>
+          <w:shd w:val="clear" w:color="auto" w:fill="FFFFFF"/>
+        </w:rPr>
+        <w:t>Сотрудники:</w:t>
+      </w:r>
+    </w:p>
+    <w:p>
+      <w:pPr>
+        <w:spacing w:after="0" w:line="240" w:lineRule="auto"/>
+        <w:ind w:firstLine="709"/>
+        <w:jc w:val="both"/>
+        <w:rPr>
+          <w:rFonts w:ascii="Times New Roman" w:hAnsi="Times New Roman"/>
+          <w:bCs/>
+          <w:color w:val="000000"/>
+          <w:sz w:val="28"/>
+          <w:szCs w:val="20"/>
+          <w:shd w:val="clear" w:color="auto" w:fill="FFFFFF"/>
+        </w:rPr>
+      </w:pPr>
+      <w:r>
+        <w:rPr>
+          <w:rFonts w:ascii="Times New Roman" w:hAnsi="Times New Roman"/>
+          <w:bCs/>
+          <w:color w:val="000000"/>
+          <w:sz w:val="28"/>
+          <w:szCs w:val="20"/>
+          <w:shd w:val="clear" w:color="auto" w:fill="FFFFFF"/>
+        </w:rPr>
+        <w:tab/>
+        <w:t>а) номер паспорта</w:t>
+      </w:r>
+    </w:p>
+    <w:p>
+      <w:pPr>
+        <w:spacing w:after="0" w:line="240" w:lineRule="auto"/>
+        <w:ind w:left="707" w:firstLine="709"/>
+        <w:jc w:val="both"/>
+        <w:rPr>
+          <w:rFonts w:ascii="Times New Roman" w:hAnsi="Times New Roman"/>
+          <w:bCs/>
+          <w:color w:val="000000"/>
+          <w:sz w:val="28"/>
+          <w:szCs w:val="20"/>
+          <w:shd w:val="clear" w:color="auto" w:fill="FFFFFF"/>
+        </w:rPr>
+      </w:pPr>
+      <w:r>
+        <w:rPr>
+          <w:rFonts w:ascii="Times New Roman" w:hAnsi="Times New Roman"/>
+          <w:bCs/>
+          <w:color w:val="000000"/>
+          <w:sz w:val="28"/>
+          <w:szCs w:val="20"/>
+          <w:shd w:val="clear" w:color="auto" w:fill="FFFFFF"/>
+        </w:rPr>
+        <w:t>б) фамилия</w:t>
+      </w:r>
+    </w:p>
+    <w:p>
+      <w:pPr>
+        <w:spacing w:after="0" w:line="240" w:lineRule="auto"/>
+        <w:ind w:left="707" w:firstLine="709"/>
+        <w:jc w:val="both"/>
+        <w:rPr>
+          <w:rFonts w:ascii="Times New Roman" w:hAnsi="Times New Roman"/>
+          <w:bCs/>
+          <w:color w:val="000000"/>
+          <w:sz w:val="28"/>
+          <w:szCs w:val="20"/>
+          <w:shd w:val="clear" w:color="auto" w:fill="FFFFFF"/>
+        </w:rPr>
+      </w:pPr>
+      <w:r>
+        <w:rPr>
+          <w:rFonts w:ascii="Times New Roman" w:hAnsi="Times New Roman"/>
+          <w:bCs/>
+          <w:color w:val="000000"/>
+          <w:sz w:val="28"/>
+          <w:szCs w:val="20"/>
+          <w:shd w:val="clear" w:color="auto" w:fill="FFFFFF"/>
+        </w:rPr>
+        <w:t>б) имя</w:t>
+      </w:r>
+    </w:p>
+    <w:p>
+      <w:pPr>
+        <w:spacing w:after="0" w:line="240" w:lineRule="auto"/>
+        <w:ind w:firstLine="709"/>
+        <w:jc w:val="both"/>
+        <w:rPr>
+          <w:rFonts w:ascii="Times New Roman" w:hAnsi="Times New Roman"/>
+          <w:bCs/>
+          <w:color w:val="000000"/>
+          <w:sz w:val="28"/>
+          <w:szCs w:val="20"/>
+          <w:shd w:val="clear" w:color="auto" w:fill="FFFFFF"/>
+        </w:rPr>
+      </w:pPr>
+      <w:r>
+        <w:rPr>
+          <w:rFonts w:ascii="Times New Roman" w:hAnsi="Times New Roman"/>
+          <w:bCs/>
+          <w:color w:val="000000"/>
+          <w:sz w:val="28"/>
+          <w:szCs w:val="20"/>
+          <w:shd w:val="clear" w:color="auto" w:fill="FFFFFF"/>
+        </w:rPr>
+        <w:tab/>
+        <w:t>в) отчество</w:t>
+      </w:r>
+    </w:p>
+    <w:p>
+      <w:pPr>
+        <w:spacing w:after="0" w:line="240" w:lineRule="auto"/>
+        <w:ind w:firstLine="709"/>
+        <w:jc w:val="both"/>
+        <w:rPr>
+          <w:rFonts w:ascii="Times New Roman" w:hAnsi="Times New Roman"/>
+          <w:bCs/>
+          <w:color w:val="000000"/>
+          <w:sz w:val="28"/>
+          <w:szCs w:val="20"/>
+          <w:shd w:val="clear" w:color="auto" w:fill="FFFFFF"/>
+        </w:rPr>
+      </w:pPr>
+      <w:r>
+        <w:rPr>
+          <w:rFonts w:ascii="Times New Roman" w:hAnsi="Times New Roman"/>
+          <w:bCs/>
+          <w:color w:val="000000"/>
+          <w:sz w:val="28"/>
+          <w:szCs w:val="20"/>
+          <w:shd w:val="clear" w:color="auto" w:fill="FFFFFF"/>
+        </w:rPr>
+        <w:tab/>
+        <w:t>г) возраст</w:t>
+      </w:r>
+    </w:p>
+    <w:p>
+      <w:pPr>
+        <w:spacing w:after="0" w:line="240" w:lineRule="auto"/>
+        <w:ind w:firstLine="709"/>
+        <w:jc w:val="both"/>
+        <w:rPr>
+          <w:rFonts w:ascii="Times New Roman" w:hAnsi="Times New Roman"/>
+          <w:bCs/>
+          <w:color w:val="000000"/>
+          <w:sz w:val="28"/>
+          <w:szCs w:val="20"/>
+          <w:shd w:val="clear" w:color="auto" w:fill="FFFFFF"/>
+        </w:rPr>
+      </w:pPr>
+      <w:r>
+        <w:rPr>
+          <w:rFonts w:ascii="Times New Roman" w:hAnsi="Times New Roman"/>
+          <w:bCs/>
+          <w:color w:val="000000"/>
+          <w:sz w:val="28"/>
+          <w:szCs w:val="20"/>
+          <w:shd w:val="clear" w:color="auto" w:fill="FFFFFF"/>
+        </w:rPr>
+        <w:t>Клиенты:</w:t>
+      </w:r>
+    </w:p>
+    <w:p>
+      <w:pPr>
+        <w:spacing w:after="0" w:line="240" w:lineRule="auto"/>
+        <w:ind w:firstLine="709"/>
+        <w:jc w:val="both"/>
+        <w:rPr>
+          <w:rFonts w:ascii="Times New Roman" w:hAnsi="Times New Roman"/>
+          <w:bCs/>
+          <w:color w:val="000000"/>
+          <w:sz w:val="28"/>
+          <w:szCs w:val="20"/>
+          <w:shd w:val="clear" w:color="auto" w:fill="FFFFFF"/>
+        </w:rPr>
+      </w:pPr>
+      <w:r>
+        <w:rPr>
+          <w:rFonts w:ascii="Times New Roman" w:hAnsi="Times New Roman"/>
+          <w:bCs/>
+          <w:color w:val="000000"/>
+          <w:sz w:val="28"/>
+          <w:szCs w:val="20"/>
+          <w:shd w:val="clear" w:color="auto" w:fill="FFFFFF"/>
+        </w:rPr>
+        <w:tab/>
+        <w:t>а) имя</w:t>
+      </w:r>
+    </w:p>
+    <w:p>
+      <w:pPr>
+        <w:spacing w:after="0" w:line="240" w:lineRule="auto"/>
+        <w:ind w:firstLine="709"/>
+        <w:jc w:val="both"/>
+        <w:rPr>
+          <w:rFonts w:ascii="Times New Roman" w:hAnsi="Times New Roman"/>
+          <w:bCs/>
+          <w:color w:val="000000"/>
+          <w:sz w:val="28"/>
+          <w:szCs w:val="20"/>
+          <w:shd w:val="clear" w:color="auto" w:fill="FFFFFF"/>
+        </w:rPr>
+      </w:pPr>
+      <w:r>
+        <w:rPr>
+          <w:rFonts w:ascii="Times New Roman" w:hAnsi="Times New Roman"/>
+          <w:bCs/>
+          <w:color w:val="000000"/>
+          <w:sz w:val="28"/>
+          <w:szCs w:val="20"/>
+          <w:shd w:val="clear" w:color="auto" w:fill="FFFFFF"/>
+        </w:rPr>
+        <w:tab/>
+        <w:t>б) телефон</w:t>
+      </w:r>
+    </w:p>
+    <w:p>
+      <w:pPr>
+        <w:spacing w:after="0" w:line="240" w:lineRule="auto"/>
+        <w:ind w:firstLine="709"/>
+        <w:jc w:val="both"/>
+        <w:rPr>
+          <w:rFonts w:ascii="Times New Roman" w:hAnsi="Times New Roman"/>
+          <w:bCs/>
+          <w:color w:val="000000"/>
+          <w:sz w:val="28"/>
+          <w:szCs w:val="20"/>
+          <w:shd w:val="clear" w:color="auto" w:fill="FFFFFF"/>
+        </w:rPr>
+      </w:pPr>
+      <w:r>
+        <w:rPr>
+          <w:rFonts w:ascii="Times New Roman" w:hAnsi="Times New Roman"/>
+          <w:bCs/>
+          <w:color w:val="000000"/>
+          <w:sz w:val="28"/>
+          <w:szCs w:val="20"/>
+          <w:shd w:val="clear" w:color="auto" w:fill="FFFFFF"/>
+        </w:rPr>
+        <w:t>Заказы:</w:t>
+      </w:r>
+    </w:p>
+    <w:p>
+      <w:pPr>
+        <w:spacing w:after="0" w:line="240" w:lineRule="auto"/>
+        <w:ind w:firstLine="709"/>
+        <w:jc w:val="both"/>
+        <w:rPr>
+          <w:rFonts w:ascii="Times New Roman" w:hAnsi="Times New Roman"/>
+          <w:bCs/>
+          <w:color w:val="000000"/>
+          <w:sz w:val="28"/>
+          <w:szCs w:val="20"/>
+          <w:shd w:val="clear" w:color="auto" w:fill="FFFFFF"/>
+        </w:rPr>
+      </w:pPr>
+      <w:r>
+        <w:rPr>
+          <w:rFonts w:ascii="Times New Roman" w:hAnsi="Times New Roman"/>
+          <w:bCs/>
+          <w:color w:val="000000"/>
+          <w:sz w:val="28"/>
+          <w:szCs w:val="20"/>
+          <w:shd w:val="clear" w:color="auto" w:fill="FFFFFF"/>
+        </w:rPr>
+        <w:tab/>
+        <w:t>а) стол</w:t>
+      </w:r>
+    </w:p>
+    <w:p>
+      <w:pPr>
+        <w:spacing w:after="0" w:line="240" w:lineRule="auto"/>
+        <w:ind w:left="707" w:firstLine="709"/>
+        <w:jc w:val="both"/>
+        <w:rPr>
+          <w:rFonts w:ascii="Times New Roman" w:hAnsi="Times New Roman"/>
+          <w:bCs/>
+          <w:color w:val="000000"/>
+          <w:sz w:val="28"/>
+          <w:szCs w:val="20"/>
+          <w:shd w:val="clear" w:color="auto" w:fill="FFFFFF"/>
+        </w:rPr>
+      </w:pPr>
+      <w:r>
+        <w:rPr>
+          <w:rFonts w:ascii="Times New Roman" w:hAnsi="Times New Roman"/>
+          <w:bCs/>
+          <w:color w:val="000000"/>
+          <w:sz w:val="28"/>
+          <w:szCs w:val="20"/>
+          <w:shd w:val="clear" w:color="auto" w:fill="FFFFFF"/>
+        </w:rPr>
+        <w:t>б) клиент</w:t>
+      </w:r>
+    </w:p>
+    <w:p>
+      <w:pPr>
+        <w:spacing w:after="0" w:line="240" w:lineRule="auto"/>
+        <w:ind w:left="707" w:firstLine="709"/>
+        <w:jc w:val="both"/>
+        <w:rPr>
+          <w:rFonts w:ascii="Times New Roman" w:hAnsi="Times New Roman"/>
+          <w:bCs/>
+          <w:color w:val="000000"/>
+          <w:sz w:val="28"/>
+          <w:szCs w:val="20"/>
+          <w:shd w:val="clear" w:color="auto" w:fill="FFFFFF"/>
+        </w:rPr>
+      </w:pPr>
+      <w:r>
+        <w:rPr>
+          <w:rFonts w:ascii="Times New Roman" w:hAnsi="Times New Roman"/>
+          <w:bCs/>
+          <w:color w:val="000000"/>
+          <w:sz w:val="28"/>
+          <w:szCs w:val="20"/>
+          <w:shd w:val="clear" w:color="auto" w:fill="FFFFFF"/>
+        </w:rPr>
+        <w:t>в) официант</w:t>
+      </w:r>
+    </w:p>
+    <w:p>
+      <w:pPr>
+        <w:spacing w:after="0" w:line="240" w:lineRule="auto"/>
+        <w:ind w:firstLine="709"/>
+        <w:jc w:val="both"/>
+        <w:rPr>
+          <w:rFonts w:ascii="Times New Roman" w:hAnsi="Times New Roman"/>
+          <w:bCs/>
+          <w:color w:val="000000"/>
+          <w:sz w:val="28"/>
+          <w:szCs w:val="20"/>
+          <w:shd w:val="clear" w:color="auto" w:fill="FFFFFF"/>
+        </w:rPr>
+      </w:pPr>
+      <w:r>
+        <w:rPr>
+          <w:rFonts w:ascii="Times New Roman" w:hAnsi="Times New Roman"/>
+          <w:bCs/>
+          <w:color w:val="000000"/>
+          <w:sz w:val="28"/>
+          <w:szCs w:val="20"/>
+          <w:shd w:val="clear" w:color="auto" w:fill="FFFFFF"/>
+        </w:rPr>
+        <w:tab/>
+        <w:t>в) время</w:t>
+      </w:r>
+    </w:p>
+    <w:p>
+      <w:pPr>
+        <w:spacing w:after="0" w:line="240" w:lineRule="auto"/>
+        <w:ind w:firstLine="709"/>
+        <w:jc w:val="both"/>
+        <w:rPr>
+          <w:rFonts w:ascii="Times New Roman" w:hAnsi="Times New Roman"/>
+          <w:bCs/>
+          <w:color w:val="000000"/>
+          <w:sz w:val="28"/>
+          <w:szCs w:val="20"/>
+          <w:shd w:val="clear" w:color="auto" w:fill="FFFFFF"/>
+        </w:rPr>
+      </w:pPr>
+      <w:r>
+        <w:rPr>
+          <w:rFonts w:ascii="Times New Roman" w:hAnsi="Times New Roman"/>
+          <w:bCs/>
+          <w:color w:val="000000"/>
+          <w:sz w:val="28"/>
+          <w:szCs w:val="20"/>
+          <w:shd w:val="clear" w:color="auto" w:fill="FFFFFF"/>
+        </w:rPr>
+        <w:tab/>
+        <w:t>г) стоимость</w:t>
+      </w:r>
+    </w:p>
+    <w:p>
+      <w:pPr>
+        <w:spacing w:after="0" w:line="240" w:lineRule="auto"/>
+        <w:ind w:left="707" w:firstLine="709"/>
+        <w:jc w:val="both"/>
+        <w:rPr>
+          <w:rFonts w:ascii="Times New Roman" w:hAnsi="Times New Roman"/>
+          <w:bCs/>
+          <w:color w:val="000000"/>
+          <w:sz w:val="28"/>
+          <w:szCs w:val="20"/>
+          <w:shd w:val="clear" w:color="auto" w:fill="FFFFFF"/>
+        </w:rPr>
+      </w:pPr>
+      <w:r>
+        <w:rPr>
+          <w:rFonts w:ascii="Times New Roman" w:hAnsi="Times New Roman"/>
+          <w:bCs/>
+          <w:color w:val="000000"/>
+          <w:sz w:val="28"/>
+          <w:szCs w:val="20"/>
+          <w:shd w:val="clear" w:color="auto" w:fill="FFFFFF"/>
+        </w:rPr>
+        <w:t>д) статус</w:t>
+      </w:r>
+    </w:p>
+    <w:p>
+      <w:pPr>
+        <w:spacing w:after="0" w:line="240" w:lineRule="auto"/>
+        <w:jc w:val="both"/>
+        <w:rPr>
+          <w:rFonts w:ascii="Times New Roman" w:hAnsi="Times New Roman"/>
+          <w:bCs/>
+          <w:color w:val="000000"/>
+          <w:sz w:val="28"/>
+          <w:szCs w:val="20"/>
+          <w:shd w:val="clear" w:color="auto" w:fill="FFFFFF"/>
+        </w:rPr>
+      </w:pPr>
+      <w:r>
+        <w:rPr>
+          <w:rFonts w:ascii="Times New Roman" w:hAnsi="Times New Roman"/>
+          <w:bCs/>
+          <w:color w:val="000000"/>
+          <w:sz w:val="28"/>
+          <w:szCs w:val="20"/>
+          <w:shd w:val="clear" w:color="auto" w:fill="FFFFFF"/>
+        </w:rPr>
+        <w:tab/>
+        <w:t>Заказы и блюда:</w:t>
+      </w:r>
+    </w:p>
+    <w:p>
+      <w:pPr>
+        <w:spacing w:after="0" w:line="240" w:lineRule="auto"/>
+        <w:jc w:val="both"/>
+        <w:rPr>
+          <w:rFonts w:ascii="Times New Roman" w:hAnsi="Times New Roman"/>
+          <w:bCs/>
+          <w:color w:val="000000"/>
+          <w:sz w:val="28"/>
+          <w:szCs w:val="20"/>
+          <w:shd w:val="clear" w:color="auto" w:fill="FFFFFF"/>
+        </w:rPr>
+      </w:pPr>
+      <w:r>
+        <w:rPr>
+          <w:rFonts w:ascii="Times New Roman" w:hAnsi="Times New Roman"/>
+          <w:bCs/>
+          <w:color w:val="000000"/>
+          <w:sz w:val="28"/>
+          <w:szCs w:val="20"/>
+          <w:shd w:val="clear" w:color="auto" w:fill="FFFFFF"/>
+        </w:rPr>
+        <w:tab/>
+      </w:r>
+      <w:r>
+        <w:rPr>
+          <w:rFonts w:ascii="Times New Roman" w:hAnsi="Times New Roman"/>
+          <w:bCs/>
+          <w:color w:val="000000"/>
+          <w:sz w:val="28"/>
+          <w:szCs w:val="20"/>
+          <w:shd w:val="clear" w:color="auto" w:fill="FFFFFF"/>
+        </w:rPr>
+        <w:tab/>
+        <w:t>а) заказ</w:t>
+      </w:r>
+    </w:p>
+    <w:p>
+      <w:pPr>
+        <w:spacing w:after="0" w:line="240" w:lineRule="auto"/>
+        <w:jc w:val="both"/>
+        <w:rPr>
+          <w:rFonts w:ascii="Times New Roman" w:hAnsi="Times New Roman"/>
+          <w:bCs/>
+          <w:color w:val="000000"/>
+          <w:sz w:val="28"/>
+          <w:szCs w:val="20"/>
+          <w:shd w:val="clear" w:color="auto" w:fill="FFFFFF"/>
+        </w:rPr>
+      </w:pPr>
+      <w:r>
+        <w:rPr>
+          <w:rFonts w:ascii="Times New Roman" w:hAnsi="Times New Roman"/>
+          <w:bCs/>
+          <w:color w:val="000000"/>
+          <w:sz w:val="28"/>
+          <w:szCs w:val="20"/>
+          <w:shd w:val="clear" w:color="auto" w:fill="FFFFFF"/>
+        </w:rPr>
+        <w:tab/>
+      </w:r>
+      <w:r>
+        <w:rPr>
+          <w:rFonts w:ascii="Times New Roman" w:hAnsi="Times New Roman"/>
+          <w:bCs/>
+          <w:color w:val="000000"/>
+          <w:sz w:val="28"/>
+          <w:szCs w:val="20"/>
+          <w:shd w:val="clear" w:color="auto" w:fill="FFFFFF"/>
+        </w:rPr>
+        <w:tab/>
+        <w:t>б) блюдо</w:t>
+      </w:r>
+    </w:p>
+    <w:p>
+      <w:pPr>
+        <w:spacing w:after="0" w:line="240" w:lineRule="auto"/>
+        <w:ind w:firstLine="708"/>
+        <w:jc w:val="both"/>
+        <w:rPr>
+          <w:rFonts w:ascii="Times New Roman" w:eastAsia="Times New Roman" w:hAnsi="Times New Roman" w:cs="Times New Roman"/>
+          <w:bCs/>
+          <w:color w:val="000000"/>
+          <w:sz w:val="28"/>
+          <w:szCs w:val="28"/>
+          <w:lang w:eastAsia="ru-RU"/>
+        </w:rPr>
+      </w:pPr>
+    </w:p>
+    <w:p>
+      <w:pPr>
+        <w:spacing w:after="0" w:line="240" w:lineRule="auto"/>
+        <w:ind w:firstLine="708"/>
+        <w:jc w:val="both"/>
+        <w:rPr>
+          <w:rFonts w:ascii="Times New Roman" w:eastAsia="Times New Roman" w:hAnsi="Times New Roman" w:cs="Times New Roman"/>
+          <w:bCs/>
+          <w:color w:val="000000"/>
+          <w:sz w:val="28"/>
+          <w:szCs w:val="28"/>
+          <w:lang w:eastAsia="ru-RU"/>
+        </w:rPr>
+      </w:pPr>
+      <w:r>
+        <w:rPr>
+          <w:rFonts w:ascii="Times New Roman" w:eastAsia="Times New Roman" w:hAnsi="Times New Roman" w:cs="Times New Roman"/>
+          <w:bCs/>
+          <w:color w:val="000000"/>
+          <w:sz w:val="28"/>
+          <w:szCs w:val="28"/>
+          <w:lang w:eastAsia="ru-RU"/>
+        </w:rPr>
+        <w:t>Инфологическая модель предметной области представлена на рисунке 3.1.</w:t>
+      </w:r>
+    </w:p>
+    <w:p>
+      <w:pPr>
+        <w:spacing w:after="0" w:line="240" w:lineRule="auto"/>
+        <w:ind w:firstLine="708"/>
+        <w:jc w:val="both"/>
+        <w:rPr>
+          <w:rFonts w:ascii="Times New Roman" w:eastAsia="Times New Roman" w:hAnsi="Times New Roman" w:cs="Times New Roman"/>
+          <w:bCs/>
+          <w:color w:val="000000"/>
+          <w:sz w:val="28"/>
+          <w:szCs w:val="28"/>
+          <w:lang w:eastAsia="ru-RU"/>
+        </w:rPr>
+      </w:pPr>
+      <w:r>
+        <w:rPr>
+          <w:rFonts w:ascii="Times New Roman" w:eastAsia="Times New Roman" w:hAnsi="Times New Roman" w:cs="Times New Roman"/>
+          <w:bCs/>
+          <w:color w:val="000000"/>
+          <w:sz w:val="28"/>
+          <w:szCs w:val="28"/>
+          <w:lang w:eastAsia="ru-RU"/>
+        </w:rPr>
+        <w:br w:type="page"/>
+      </w:r>
+    </w:p>
+    <w:p>
+      <w:pPr>
+        <w:spacing w:after="0" w:line="240" w:lineRule="auto"/>
+        <w:jc w:val="center"/>
+        <w:rPr>
+          <w:rFonts w:ascii="Times New Roman" w:eastAsia="Times New Roman" w:hAnsi="Times New Roman" w:cs="Times New Roman"/>
+          <w:bCs/>
+          <w:color w:val="000000"/>
+          <w:sz w:val="28"/>
+          <w:szCs w:val="28"/>
+          <w:lang w:eastAsia="ru-RU"/>
+        </w:rPr>
+      </w:pPr>
+      <w:r>
+        <w:rPr>
+          <w:rFonts w:ascii="Times New Roman" w:eastAsia="Times New Roman" w:hAnsi="Times New Roman" w:cs="Times New Roman"/>
+          <w:noProof/>
+          <w:color w:val="000000"/>
+          <w:sz w:val="28"/>
+          <w:szCs w:val="28"/>
+          <w:lang w:eastAsia="ru-RU"/>
+        </w:rPr>
+        <w:lastRenderedPageBreak/>
+        <w:drawing>
+          <wp:inline distT="0" distB="0" distL="0" distR="0" wp14:anchorId="3EB64F7A" wp14:editId="00DEDAC0">
+            <wp:extent cx="5852795" cy="5139574"/>
+            <wp:effectExtent l="0" t="0" r="0" b="4445"/>
+            <wp:docPr id="1" name="Рисунок 1"/>
+            <wp:cNvGraphicFramePr>
+              <a:graphicFrameLocks xmlns:a="http://schemas.openxmlformats.org/drawingml/2006/main" noChangeAspect="1"/>
+            </wp:cNvGraphicFramePr>
+            <a:graphic xmlns:a="http://schemas.openxmlformats.org/drawingml/2006/main">
+              <a:graphicData uri="http://schemas.openxmlformats.org/drawingml/2006/picture">
+                <pic:pic xmlns:pic="http://schemas.openxmlformats.org/drawingml/2006/picture">
+                  <pic:nvPicPr>
+                    <pic:cNvPr id="0" name="Picture 1"/>
+                    <pic:cNvPicPr>
+                      <a:picLocks noChangeAspect="1" noChangeArrowheads="1"/>
+                    </pic:cNvPicPr>
+                  </pic:nvPicPr>
+                  <pic:blipFill>
+                    <a:blip r:embed="rId5">
+                      <a:extLst>
+                        <a:ext uri="{28A0092B-C50C-407E-A947-70E740481C1C}">
+                          <a14:useLocalDpi xmlns:a14="http://schemas.microsoft.com/office/drawing/2010/main" val="0"/>
+                        </a:ext>
+                      </a:extLst>
+                    </a:blip>
+                    <a:srcRect/>
+                    <a:stretch>
+                      <a:fillRect/>
+                    </a:stretch>
+                  </pic:blipFill>
+                  <pic:spPr bwMode="auto">
+                    <a:xfrm>
+                      <a:off x="0" y="0"/>
+                      <a:ext cx="5935207" cy="5211943"/>
+                    </a:xfrm>
+                    <a:prstGeom prst="rect">
+                      <a:avLst/>
+                    </a:prstGeom>
+                    <a:noFill/>
+                    <a:ln>
+                      <a:noFill/>
+                    </a:ln>
+                  </pic:spPr>
+                </pic:pic>
+              </a:graphicData>
+            </a:graphic>
+          </wp:inline>
+        </w:drawing>
+      </w:r>
+    </w:p>
+    <w:p>
+      <w:pPr>
+        <w:spacing w:after="0" w:line="240" w:lineRule="auto"/>
+        <w:jc w:val="center"/>
+        <w:rPr>
+          <w:rFonts w:ascii="Times New Roman" w:eastAsia="Times New Roman" w:hAnsi="Times New Roman" w:cs="Times New Roman"/>
+          <w:color w:val="000000"/>
+          <w:sz w:val="28"/>
+          <w:szCs w:val="28"/>
+          <w:lang w:eastAsia="ru-RU"/>
+        </w:rPr>
+      </w:pPr>
+      <w:r>
+        <w:rPr>
+          <w:rFonts w:ascii="Times New Roman" w:eastAsia="Times New Roman" w:hAnsi="Times New Roman" w:cs="Times New Roman"/>
+          <w:bCs/>
+          <w:color w:val="000000"/>
+          <w:sz w:val="28"/>
+          <w:szCs w:val="28"/>
+          <w:lang w:eastAsia="ru-RU"/>
+        </w:rPr>
+        <w:t xml:space="preserve">Рисунок 1 – </w:t>
+      </w:r>
+      <w:r>
+        <w:rPr>
+          <w:rFonts w:ascii="Times New Roman" w:eastAsia="Times New Roman" w:hAnsi="Times New Roman" w:cs="Times New Roman"/>
+          <w:bCs/>
+          <w:color w:val="000000"/>
+          <w:sz w:val="28"/>
+          <w:szCs w:val="28"/>
           <w:lang w:val="en-US" w:eastAsia="ru-RU"/>
         </w:rPr>
-      </w:pPr>
+        <w:t>ER</w:t>
+      </w:r>
+      <w:r>
+        <w:rPr>
+          <w:rFonts w:ascii="Times New Roman" w:eastAsia="Times New Roman" w:hAnsi="Times New Roman" w:cs="Times New Roman"/>
+          <w:bCs/>
+          <w:color w:val="000000"/>
+          <w:sz w:val="28"/>
+          <w:szCs w:val="28"/>
+          <w:lang w:eastAsia="ru-RU"/>
+        </w:rPr>
+        <w:t>-модель</w:t>
+      </w:r>
     </w:p>
     <w:p>
       <w:pPr>
@@ -1662,10 +3068,39 @@
         <w:jc w:val="both"/>
         <w:rPr>
           <w:rFonts w:ascii="Times New Roman" w:eastAsia="Times New Roman" w:hAnsi="Times New Roman" w:cs="Times New Roman"/>
-          <w:color w:val="000000"/>
-          <w:sz w:val="28"/>
-          <w:szCs w:val="28"/>
-          <w:lang w:val="en-US" w:eastAsia="ru-RU"/>
+          <w:bCs/>
+          <w:color w:val="000000"/>
+          <w:sz w:val="28"/>
+          <w:szCs w:val="28"/>
+          <w:lang w:eastAsia="ru-RU"/>
+        </w:rPr>
+      </w:pPr>
+    </w:p>
+    <w:p>
+      <w:pPr>
+        <w:spacing w:after="0" w:line="240" w:lineRule="auto"/>
+        <w:ind w:firstLine="708"/>
+        <w:jc w:val="both"/>
+        <w:rPr>
+          <w:rFonts w:ascii="Times New Roman" w:eastAsia="Times New Roman" w:hAnsi="Times New Roman" w:cs="Times New Roman"/>
+          <w:color w:val="000000"/>
+          <w:sz w:val="28"/>
+          <w:szCs w:val="28"/>
+          <w:lang w:eastAsia="ru-RU"/>
+        </w:rPr>
+      </w:pPr>
+    </w:p>
+    <w:p>
+      <w:pPr>
+        <w:spacing w:after="0" w:line="240" w:lineRule="auto"/>
+        <w:ind w:firstLine="708"/>
+        <w:jc w:val="both"/>
+        <w:rPr>
+          <w:rFonts w:ascii="Times New Roman" w:eastAsia="Times New Roman" w:hAnsi="Times New Roman" w:cs="Times New Roman"/>
+          <w:color w:val="000000"/>
+          <w:sz w:val="28"/>
+          <w:szCs w:val="28"/>
+          <w:lang w:eastAsia="ru-RU"/>
         </w:rPr>
       </w:pPr>
     </w:p>
@@ -2403,7 +3838,6 @@
           <w:lang w:eastAsia="ru-RU"/>
         </w:rPr>
       </w:pPr>
-      <w:proofErr w:type="spellStart"/>
       <w:r>
         <w:rPr>
           <w:rFonts w:ascii="Times New Roman" w:eastAsia="Times New Roman" w:hAnsi="Times New Roman" w:cs="Times New Roman"/>
@@ -2414,9 +3848,62 @@
           <w:szCs w:val="28"/>
           <w:lang w:eastAsia="ru-RU"/>
         </w:rPr>
-        <w:t>ERwin</w:t>
-      </w:r>
-      <w:proofErr w:type="spellEnd"/>
+        <w:t>ERwin (Logic Works)</w:t>
+      </w:r>
+      <w:r>
+        <w:rPr>
+          <w:rFonts w:ascii="Times New Roman" w:eastAsia="Times New Roman" w:hAnsi="Times New Roman" w:cs="Times New Roman"/>
+          <w:color w:val="000000"/>
+          <w:sz w:val="28"/>
+          <w:szCs w:val="28"/>
+          <w:lang w:eastAsia="ru-RU"/>
+        </w:rPr>
+        <w:t xml:space="preserve"> </w:t>
+      </w:r>
+      <w:r>
+        <w:rPr>
+          <w:rFonts w:ascii="Times New Roman" w:eastAsia="Times New Roman" w:hAnsi="Times New Roman" w:cs="Times New Roman"/>
+          <w:color w:val="000000"/>
+          <w:sz w:val="28"/>
+          <w:szCs w:val="28"/>
+          <w:lang w:eastAsia="ru-RU"/>
+        </w:rPr>
+        <w:t>–</w:t>
+      </w:r>
+      <w:r>
+        <w:rPr>
+          <w:rFonts w:ascii="Times New Roman" w:eastAsia="Times New Roman" w:hAnsi="Times New Roman" w:cs="Times New Roman"/>
+          <w:color w:val="000000"/>
+          <w:sz w:val="28"/>
+          <w:szCs w:val="28"/>
+          <w:lang w:eastAsia="ru-RU"/>
+        </w:rPr>
+        <w:t xml:space="preserve"> CASE-инструмент для создания концептуальных и логических схем баз данных. Он позволяет редактировать различные наборы данных, представляя их в виде электронных таблиц, разрабатывать структуры баз данных, синхронизировать модели, скрипты и БД, настраивать шаблоны, выводить рабочую информацию в виде отчетов, строить удобные и понятные диаграммы, отображающие различные процессы в системе и взаимосвязи между ними</w:t>
+      </w:r>
+      <w:r>
+        <w:rPr>
+          <w:rFonts w:ascii="Times New Roman" w:eastAsia="Times New Roman" w:hAnsi="Times New Roman" w:cs="Times New Roman"/>
+          <w:color w:val="000000"/>
+          <w:sz w:val="28"/>
+          <w:szCs w:val="28"/>
+          <w:lang w:eastAsia="ru-RU"/>
+        </w:rPr>
+        <w:t>.</w:t>
+      </w:r>
+    </w:p>
+    <w:p>
+      <w:pPr>
+        <w:spacing w:after="0" w:line="240" w:lineRule="auto"/>
+        <w:ind w:firstLine="708"/>
+        <w:jc w:val="both"/>
+        <w:rPr>
+          <w:rFonts w:ascii="Times New Roman" w:eastAsia="Times New Roman" w:hAnsi="Times New Roman" w:cs="Times New Roman"/>
+          <w:color w:val="000000"/>
+          <w:sz w:val="28"/>
+          <w:szCs w:val="28"/>
+          <w:lang w:eastAsia="ru-RU"/>
+        </w:rPr>
+      </w:pPr>
       <w:r>
         <w:rPr>
           <w:rFonts w:ascii="Times New Roman" w:eastAsia="Times New Roman" w:hAnsi="Times New Roman" w:cs="Times New Roman"/>
@@ -2427,9 +3914,62 @@
           <w:szCs w:val="28"/>
           <w:lang w:eastAsia="ru-RU"/>
         </w:rPr>
-        <w:t xml:space="preserve"> (</w:t>
-      </w:r>
-      <w:proofErr w:type="spellStart"/>
+        <w:t>S-Designor (SDP)</w:t>
+      </w:r>
+      <w:r>
+        <w:rPr>
+          <w:rFonts w:ascii="Times New Roman" w:eastAsia="Times New Roman" w:hAnsi="Times New Roman" w:cs="Times New Roman"/>
+          <w:color w:val="000000"/>
+          <w:sz w:val="28"/>
+          <w:szCs w:val="28"/>
+          <w:lang w:eastAsia="ru-RU"/>
+        </w:rPr>
+        <w:t xml:space="preserve"> </w:t>
+      </w:r>
+      <w:r>
+        <w:rPr>
+          <w:rFonts w:ascii="Times New Roman" w:eastAsia="Times New Roman" w:hAnsi="Times New Roman" w:cs="Times New Roman"/>
+          <w:color w:val="000000"/>
+          <w:sz w:val="28"/>
+          <w:szCs w:val="28"/>
+          <w:lang w:eastAsia="ru-RU"/>
+        </w:rPr>
+        <w:t>–</w:t>
+      </w:r>
+      <w:r>
+        <w:rPr>
+          <w:rFonts w:ascii="Times New Roman" w:eastAsia="Times New Roman" w:hAnsi="Times New Roman" w:cs="Times New Roman"/>
+          <w:color w:val="000000"/>
+          <w:sz w:val="28"/>
+          <w:szCs w:val="28"/>
+          <w:lang w:eastAsia="ru-RU"/>
+        </w:rPr>
+        <w:t xml:space="preserve"> графический CASE-инструмент для проектирования структуры реляционных БД. Он создает модели баз данных в два этапа - выстраивая концептуальную модель и затем преобразуя ее в физическую, причем в данном процессе разработки возможен как прямой, так и обратный переход между моделями. Данный инструмент позволяет проектировать базы данных под различные СУБД, в том числе под Oracle и MySQL</w:t>
+      </w:r>
+      <w:r>
+        <w:rPr>
+          <w:rFonts w:ascii="Times New Roman" w:eastAsia="Times New Roman" w:hAnsi="Times New Roman" w:cs="Times New Roman"/>
+          <w:color w:val="000000"/>
+          <w:sz w:val="28"/>
+          <w:szCs w:val="28"/>
+          <w:lang w:eastAsia="ru-RU"/>
+        </w:rPr>
+        <w:t>.</w:t>
+      </w:r>
+    </w:p>
+    <w:p>
+      <w:pPr>
+        <w:spacing w:after="0" w:line="240" w:lineRule="auto"/>
+        <w:ind w:firstLine="708"/>
+        <w:jc w:val="both"/>
+        <w:rPr>
+          <w:rFonts w:ascii="Times New Roman" w:eastAsia="Times New Roman" w:hAnsi="Times New Roman" w:cs="Times New Roman"/>
+          <w:color w:val="000000"/>
+          <w:sz w:val="28"/>
+          <w:szCs w:val="28"/>
+          <w:lang w:eastAsia="ru-RU"/>
+        </w:rPr>
+      </w:pPr>
       <w:r>
         <w:rPr>
           <w:rFonts w:ascii="Times New Roman" w:eastAsia="Times New Roman" w:hAnsi="Times New Roman" w:cs="Times New Roman"/>
@@ -2440,279 +3980,8 @@
           <w:szCs w:val="28"/>
           <w:lang w:eastAsia="ru-RU"/>
         </w:rPr>
-        <w:t>Logic</w:t>
-      </w:r>
-      <w:proofErr w:type="spellEnd"/>
-      <w:r>
-        <w:rPr>
-          <w:rFonts w:ascii="Times New Roman" w:eastAsia="Times New Roman" w:hAnsi="Times New Roman" w:cs="Times New Roman"/>
-          <w:b/>
-          <w:bCs/>
-          <w:color w:val="000000"/>
-          <w:sz w:val="28"/>
-          <w:szCs w:val="28"/>
-          <w:lang w:eastAsia="ru-RU"/>
-        </w:rPr>
-        <w:t xml:space="preserve"> </w:t>
-      </w:r>
-      <w:proofErr w:type="spellStart"/>
-      <w:r>
-        <w:rPr>
-          <w:rFonts w:ascii="Times New Roman" w:eastAsia="Times New Roman" w:hAnsi="Times New Roman" w:cs="Times New Roman"/>
-          <w:b/>
-          <w:bCs/>
-          <w:color w:val="000000"/>
-          <w:sz w:val="28"/>
-          <w:szCs w:val="28"/>
-          <w:lang w:eastAsia="ru-RU"/>
-        </w:rPr>
-        <w:t>Works</w:t>
-      </w:r>
-      <w:proofErr w:type="spellEnd"/>
-      <w:r>
-        <w:rPr>
-          <w:rFonts w:ascii="Times New Roman" w:eastAsia="Times New Roman" w:hAnsi="Times New Roman" w:cs="Times New Roman"/>
-          <w:b/>
-          <w:bCs/>
-          <w:color w:val="000000"/>
-          <w:sz w:val="28"/>
-          <w:szCs w:val="28"/>
-          <w:lang w:eastAsia="ru-RU"/>
-        </w:rPr>
-        <w:t>)</w:t>
-      </w:r>
-      <w:r>
-        <w:rPr>
-          <w:rFonts w:ascii="Times New Roman" w:eastAsia="Times New Roman" w:hAnsi="Times New Roman" w:cs="Times New Roman"/>
-          <w:color w:val="000000"/>
-          <w:sz w:val="28"/>
-          <w:szCs w:val="28"/>
-          <w:lang w:eastAsia="ru-RU"/>
-        </w:rPr>
-        <w:t xml:space="preserve"> </w:t>
-      </w:r>
-      <w:r>
-        <w:rPr>
-          <w:rFonts w:ascii="Times New Roman" w:eastAsia="Times New Roman" w:hAnsi="Times New Roman" w:cs="Times New Roman"/>
-          <w:color w:val="000000"/>
-          <w:sz w:val="28"/>
-          <w:szCs w:val="28"/>
-          <w:lang w:eastAsia="ru-RU"/>
-        </w:rPr>
-        <w:t>–</w:t>
-      </w:r>
-      <w:r>
-        <w:rPr>
-          <w:rFonts w:ascii="Times New Roman" w:eastAsia="Times New Roman" w:hAnsi="Times New Roman" w:cs="Times New Roman"/>
-          <w:color w:val="000000"/>
-          <w:sz w:val="28"/>
-          <w:szCs w:val="28"/>
-          <w:lang w:eastAsia="ru-RU"/>
-        </w:rPr>
-        <w:t xml:space="preserve"> CASE-инструмент для создания концептуальных и логических схем баз данных. Он позволяет редактировать различные наборы данных, представляя их в виде электронных таблиц, разрабатывать структуры баз данных, синхронизировать модели, скрипты и БД, настраивать шаблоны, выводить рабочую информацию в виде отчетов, строить удобные и понятные диаграммы, отображающие различные процессы в системе и взаимосвязи между ними</w:t>
-      </w:r>
-      <w:r>
-        <w:rPr>
-          <w:rFonts w:ascii="Times New Roman" w:eastAsia="Times New Roman" w:hAnsi="Times New Roman" w:cs="Times New Roman"/>
-          <w:color w:val="000000"/>
-          <w:sz w:val="28"/>
-          <w:szCs w:val="28"/>
-          <w:lang w:eastAsia="ru-RU"/>
-        </w:rPr>
-        <w:t>.</w:t>
-      </w:r>
-    </w:p>
-    <w:p>
-      <w:pPr>
-        <w:spacing w:after="0" w:line="240" w:lineRule="auto"/>
-        <w:ind w:firstLine="708"/>
-        <w:jc w:val="both"/>
-        <w:rPr>
-          <w:rFonts w:ascii="Times New Roman" w:eastAsia="Times New Roman" w:hAnsi="Times New Roman" w:cs="Times New Roman"/>
-          <w:color w:val="000000"/>
-          <w:sz w:val="28"/>
-          <w:szCs w:val="28"/>
-          <w:lang w:eastAsia="ru-RU"/>
-        </w:rPr>
-      </w:pPr>
-      <w:r>
-        <w:rPr>
-          <w:rFonts w:ascii="Times New Roman" w:eastAsia="Times New Roman" w:hAnsi="Times New Roman" w:cs="Times New Roman"/>
-          <w:b/>
-          <w:bCs/>
-          <w:color w:val="000000"/>
-          <w:sz w:val="28"/>
-          <w:szCs w:val="28"/>
-          <w:lang w:eastAsia="ru-RU"/>
-        </w:rPr>
-        <w:t>S-</w:t>
-      </w:r>
-      <w:proofErr w:type="spellStart"/>
-      <w:r>
-        <w:rPr>
-          <w:rFonts w:ascii="Times New Roman" w:eastAsia="Times New Roman" w:hAnsi="Times New Roman" w:cs="Times New Roman"/>
-          <w:b/>
-          <w:bCs/>
-          <w:color w:val="000000"/>
-          <w:sz w:val="28"/>
-          <w:szCs w:val="28"/>
-          <w:lang w:eastAsia="ru-RU"/>
-        </w:rPr>
-        <w:t>Designor</w:t>
-      </w:r>
-      <w:proofErr w:type="spellEnd"/>
-      <w:r>
-        <w:rPr>
-          <w:rFonts w:ascii="Times New Roman" w:eastAsia="Times New Roman" w:hAnsi="Times New Roman" w:cs="Times New Roman"/>
-          <w:b/>
-          <w:bCs/>
-          <w:color w:val="000000"/>
-          <w:sz w:val="28"/>
-          <w:szCs w:val="28"/>
-          <w:lang w:eastAsia="ru-RU"/>
-        </w:rPr>
-        <w:t xml:space="preserve"> (SDP)</w:t>
-      </w:r>
-      <w:r>
-        <w:rPr>
-          <w:rFonts w:ascii="Times New Roman" w:eastAsia="Times New Roman" w:hAnsi="Times New Roman" w:cs="Times New Roman"/>
-          <w:color w:val="000000"/>
-          <w:sz w:val="28"/>
-          <w:szCs w:val="28"/>
-          <w:lang w:eastAsia="ru-RU"/>
-        </w:rPr>
-        <w:t xml:space="preserve"> </w:t>
-      </w:r>
-      <w:r>
-        <w:rPr>
-          <w:rFonts w:ascii="Times New Roman" w:eastAsia="Times New Roman" w:hAnsi="Times New Roman" w:cs="Times New Roman"/>
-          <w:color w:val="000000"/>
-          <w:sz w:val="28"/>
-          <w:szCs w:val="28"/>
-          <w:lang w:eastAsia="ru-RU"/>
-        </w:rPr>
-        <w:t>–</w:t>
-      </w:r>
-      <w:r>
-        <w:rPr>
-          <w:rFonts w:ascii="Times New Roman" w:eastAsia="Times New Roman" w:hAnsi="Times New Roman" w:cs="Times New Roman"/>
-          <w:color w:val="000000"/>
-          <w:sz w:val="28"/>
-          <w:szCs w:val="28"/>
-          <w:lang w:eastAsia="ru-RU"/>
-        </w:rPr>
-        <w:t xml:space="preserve"> графический CASE-инструмент для проектирования структуры реляционных БД. Он создает модели баз данных в два этапа - выстраивая концептуальную модель и затем преобразуя ее в физическую, причем в данном процессе разработки возможен как прямой, так и обратный переход между моделями. Данный инструмент позволяет проектировать базы данных под различные СУБД, в том числе под </w:t>
-      </w:r>
-      <w:proofErr w:type="spellStart"/>
-      <w:r>
-        <w:rPr>
-          <w:rFonts w:ascii="Times New Roman" w:eastAsia="Times New Roman" w:hAnsi="Times New Roman" w:cs="Times New Roman"/>
-          <w:color w:val="000000"/>
-          <w:sz w:val="28"/>
-          <w:szCs w:val="28"/>
-          <w:lang w:eastAsia="ru-RU"/>
-        </w:rPr>
-        <w:t>Oracle</w:t>
-      </w:r>
-      <w:proofErr w:type="spellEnd"/>
-      <w:r>
-        <w:rPr>
-          <w:rFonts w:ascii="Times New Roman" w:eastAsia="Times New Roman" w:hAnsi="Times New Roman" w:cs="Times New Roman"/>
-          <w:color w:val="000000"/>
-          <w:sz w:val="28"/>
-          <w:szCs w:val="28"/>
-          <w:lang w:eastAsia="ru-RU"/>
-        </w:rPr>
-        <w:t xml:space="preserve"> и </w:t>
-      </w:r>
-      <w:proofErr w:type="spellStart"/>
-      <w:r>
-        <w:rPr>
-          <w:rFonts w:ascii="Times New Roman" w:eastAsia="Times New Roman" w:hAnsi="Times New Roman" w:cs="Times New Roman"/>
-          <w:color w:val="000000"/>
-          <w:sz w:val="28"/>
-          <w:szCs w:val="28"/>
-          <w:lang w:eastAsia="ru-RU"/>
-        </w:rPr>
-        <w:t>MySQL</w:t>
-      </w:r>
-      <w:proofErr w:type="spellEnd"/>
-      <w:r>
-        <w:rPr>
-          <w:rFonts w:ascii="Times New Roman" w:eastAsia="Times New Roman" w:hAnsi="Times New Roman" w:cs="Times New Roman"/>
-          <w:color w:val="000000"/>
-          <w:sz w:val="28"/>
-          <w:szCs w:val="28"/>
-          <w:lang w:eastAsia="ru-RU"/>
-        </w:rPr>
-        <w:t>.</w:t>
-      </w:r>
-    </w:p>
-    <w:p>
-      <w:pPr>
-        <w:spacing w:after="0" w:line="240" w:lineRule="auto"/>
-        <w:ind w:firstLine="708"/>
-        <w:jc w:val="both"/>
-        <w:rPr>
-          <w:rFonts w:ascii="Times New Roman" w:eastAsia="Times New Roman" w:hAnsi="Times New Roman" w:cs="Times New Roman"/>
-          <w:color w:val="000000"/>
-          <w:sz w:val="28"/>
-          <w:szCs w:val="28"/>
-          <w:lang w:eastAsia="ru-RU"/>
-        </w:rPr>
-      </w:pPr>
-      <w:proofErr w:type="spellStart"/>
-      <w:r>
-        <w:rPr>
-          <w:rFonts w:ascii="Times New Roman" w:eastAsia="Times New Roman" w:hAnsi="Times New Roman" w:cs="Times New Roman"/>
-          <w:b/>
-          <w:bCs/>
-          <w:color w:val="000000"/>
-          <w:sz w:val="28"/>
-          <w:szCs w:val="28"/>
-          <w:lang w:eastAsia="ru-RU"/>
-        </w:rPr>
         <w:lastRenderedPageBreak/>
-        <w:t>DataBase</w:t>
-      </w:r>
-      <w:proofErr w:type="spellEnd"/>
-      <w:r>
-        <w:rPr>
-          <w:rFonts w:ascii="Times New Roman" w:eastAsia="Times New Roman" w:hAnsi="Times New Roman" w:cs="Times New Roman"/>
-          <w:b/>
-          <w:bCs/>
-          <w:color w:val="000000"/>
-          <w:sz w:val="28"/>
-          <w:szCs w:val="28"/>
-          <w:lang w:eastAsia="ru-RU"/>
-        </w:rPr>
-        <w:t xml:space="preserve"> </w:t>
-      </w:r>
-      <w:proofErr w:type="spellStart"/>
-      <w:r>
-        <w:rPr>
-          <w:rFonts w:ascii="Times New Roman" w:eastAsia="Times New Roman" w:hAnsi="Times New Roman" w:cs="Times New Roman"/>
-          <w:b/>
-          <w:bCs/>
-          <w:color w:val="000000"/>
-          <w:sz w:val="28"/>
-          <w:szCs w:val="28"/>
-          <w:lang w:eastAsia="ru-RU"/>
-        </w:rPr>
-        <w:t>Designer</w:t>
-      </w:r>
-      <w:proofErr w:type="spellEnd"/>
-      <w:r>
-        <w:rPr>
-          <w:rFonts w:ascii="Times New Roman" w:eastAsia="Times New Roman" w:hAnsi="Times New Roman" w:cs="Times New Roman"/>
-          <w:b/>
-          <w:bCs/>
-          <w:color w:val="000000"/>
-          <w:sz w:val="28"/>
-          <w:szCs w:val="28"/>
-          <w:lang w:eastAsia="ru-RU"/>
-        </w:rPr>
-        <w:t xml:space="preserve"> (ORACLE</w:t>
+        <w:t>DataBase Designer (ORACLE</w:t>
       </w:r>
       <w:r>
         <w:rPr>
@@ -3791,7 +5060,7 @@
           <w:color w:val="000000"/>
           <w:sz w:val="28"/>
           <w:szCs w:val="28"/>
-          <w:lang w:val="en-US" w:eastAsia="ru-RU"/>
+          <w:lang w:eastAsia="ru-RU"/>
         </w:rPr>
         <w:t xml:space="preserve"> </w:t>
       </w:r>
@@ -3822,7 +5091,7 @@
           <w:color w:val="000000"/>
           <w:sz w:val="28"/>
           <w:szCs w:val="28"/>
-          <w:lang w:val="en-US" w:eastAsia="ru-RU"/>
+          <w:lang w:eastAsia="ru-RU"/>
         </w:rPr>
         <w:t xml:space="preserve"> </w:t>
       </w:r>
@@ -3956,59 +5225,7 @@
           <w:szCs w:val="28"/>
           <w:lang w:eastAsia="ru-RU"/>
         </w:rPr>
-        <w:t>Первичный ключ (</w:t>
-      </w:r>
-      <w:proofErr w:type="spellStart"/>
-      <w:r>
-        <w:rPr>
-          <w:rFonts w:ascii="Times New Roman" w:eastAsia="Times New Roman" w:hAnsi="Times New Roman" w:cs="Times New Roman"/>
-          <w:b/>
-          <w:bCs/>
-          <w:color w:val="000000"/>
-          <w:sz w:val="28"/>
-          <w:szCs w:val="28"/>
-          <w:lang w:eastAsia="ru-RU"/>
-        </w:rPr>
-        <w:t>Primary</w:t>
-      </w:r>
-      <w:proofErr w:type="spellEnd"/>
-      <w:r>
-        <w:rPr>
-          <w:rFonts w:ascii="Times New Roman" w:eastAsia="Times New Roman" w:hAnsi="Times New Roman" w:cs="Times New Roman"/>
-          <w:b/>
-          <w:bCs/>
-          <w:color w:val="000000"/>
-          <w:sz w:val="28"/>
-          <w:szCs w:val="28"/>
-          <w:lang w:eastAsia="ru-RU"/>
-        </w:rPr>
-        <w:t xml:space="preserve"> </w:t>
-      </w:r>
-      <w:proofErr w:type="spellStart"/>
-      <w:r>
-        <w:rPr>
-          <w:rFonts w:ascii="Times New Roman" w:eastAsia="Times New Roman" w:hAnsi="Times New Roman" w:cs="Times New Roman"/>
-          <w:b/>
-          <w:bCs/>
-          <w:color w:val="000000"/>
-          <w:sz w:val="28"/>
-          <w:szCs w:val="28"/>
-          <w:lang w:eastAsia="ru-RU"/>
-        </w:rPr>
-        <w:t>Key</w:t>
-      </w:r>
-      <w:proofErr w:type="spellEnd"/>
-      <w:r>
-        <w:rPr>
-          <w:rFonts w:ascii="Times New Roman" w:eastAsia="Times New Roman" w:hAnsi="Times New Roman" w:cs="Times New Roman"/>
-          <w:b/>
-          <w:bCs/>
-          <w:color w:val="000000"/>
-          <w:sz w:val="28"/>
-          <w:szCs w:val="28"/>
-          <w:lang w:eastAsia="ru-RU"/>
-        </w:rPr>
-        <w:t>, PK)</w:t>
+        <w:t>Первичный ключ (Primary Key, PK)</w:t>
       </w:r>
       <w:r>
         <w:rPr>
@@ -4200,29 +5417,7 @@
           <w:szCs w:val="28"/>
           <w:lang w:eastAsia="ru-RU"/>
         </w:rPr>
-        <w:t>(</w:t>
-      </w:r>
-      <w:proofErr w:type="spellStart"/>
-      <w:r>
-        <w:rPr>
-          <w:rFonts w:ascii="Times New Roman" w:eastAsia="Times New Roman" w:hAnsi="Times New Roman" w:cs="Times New Roman"/>
-          <w:color w:val="000000"/>
-          <w:sz w:val="28"/>
-          <w:szCs w:val="28"/>
-          <w:lang w:eastAsia="ru-RU"/>
-        </w:rPr>
-        <w:t>NULLзначениями</w:t>
-      </w:r>
-      <w:proofErr w:type="spellEnd"/>
-      <w:r>
-        <w:rPr>
-          <w:rFonts w:ascii="Times New Roman" w:eastAsia="Times New Roman" w:hAnsi="Times New Roman" w:cs="Times New Roman"/>
-          <w:color w:val="000000"/>
-          <w:sz w:val="28"/>
-          <w:szCs w:val="28"/>
-          <w:lang w:eastAsia="ru-RU"/>
-        </w:rPr>
-        <w:t>);</w:t>
+        <w:t>(NULLзначениями);</w:t>
       </w:r>
     </w:p>
     <w:p>
@@ -4574,29 +5769,7 @@
           <w:szCs w:val="28"/>
           <w:lang w:eastAsia="ru-RU"/>
         </w:rPr>
-        <w:t xml:space="preserve">2. Опишите полученную на </w:t>
-      </w:r>
-      <w:proofErr w:type="spellStart"/>
-      <w:r>
-        <w:rPr>
-          <w:rFonts w:ascii="Times New Roman" w:eastAsia="Times New Roman" w:hAnsi="Times New Roman" w:cs="Times New Roman"/>
-          <w:color w:val="000000"/>
-          <w:sz w:val="28"/>
-          <w:szCs w:val="28"/>
-          <w:lang w:eastAsia="ru-RU"/>
-        </w:rPr>
-        <w:t>даталогическом</w:t>
-      </w:r>
-      <w:proofErr w:type="spellEnd"/>
-      <w:r>
-        <w:rPr>
-          <w:rFonts w:ascii="Times New Roman" w:eastAsia="Times New Roman" w:hAnsi="Times New Roman" w:cs="Times New Roman"/>
-          <w:color w:val="000000"/>
-          <w:sz w:val="28"/>
-          <w:szCs w:val="28"/>
-          <w:lang w:eastAsia="ru-RU"/>
-        </w:rPr>
-        <w:t xml:space="preserve"> уровне модель БД в</w:t>
+        <w:t>2. Опишите полученную на даталогическом уровне модель БД в</w:t>
       </w:r>
     </w:p>
     <w:p>
@@ -4719,27 +5892,15 @@
         </w:rPr>
         <w:t xml:space="preserve"> </w:t>
       </w:r>
-      <w:proofErr w:type="spellStart"/>
-      <w:r>
-        <w:rPr>
-          <w:rFonts w:ascii="Times New Roman" w:eastAsia="Times New Roman" w:hAnsi="Times New Roman" w:cs="Times New Roman"/>
-          <w:color w:val="000000"/>
-          <w:sz w:val="28"/>
-          <w:szCs w:val="28"/>
-          <w:lang w:eastAsia="ru-RU"/>
-        </w:rPr>
-        <w:t>ErWin</w:t>
-      </w:r>
-      <w:proofErr w:type="spellEnd"/>
-      <w:r>
-        <w:rPr>
-          <w:rFonts w:ascii="Times New Roman" w:eastAsia="Times New Roman" w:hAnsi="Times New Roman" w:cs="Times New Roman"/>
-          <w:color w:val="000000"/>
-          <w:sz w:val="28"/>
-          <w:szCs w:val="28"/>
-          <w:lang w:eastAsia="ru-RU"/>
-        </w:rPr>
-        <w:t xml:space="preserve"> – см. Приложение Б). Представьте результат в виде графического</w:t>
+      <w:r>
+        <w:rPr>
+          <w:rFonts w:ascii="Times New Roman" w:eastAsia="Times New Roman" w:hAnsi="Times New Roman" w:cs="Times New Roman"/>
+          <w:color w:val="000000"/>
+          <w:sz w:val="28"/>
+          <w:szCs w:val="28"/>
+          <w:lang w:eastAsia="ru-RU"/>
+        </w:rPr>
+        <w:t>ErWin). Представьте результат в виде графического</w:t>
       </w:r>
       <w:r>
         <w:rPr>
@@ -4806,55 +5967,31 @@
           <w:szCs w:val="28"/>
           <w:lang w:eastAsia="ru-RU"/>
         </w:rPr>
-        <w:t xml:space="preserve">специализированных инструментальных средств (например, </w:t>
-      </w:r>
-      <w:proofErr w:type="spellStart"/>
-      <w:r>
-        <w:rPr>
-          <w:rFonts w:ascii="Times New Roman" w:eastAsia="Times New Roman" w:hAnsi="Times New Roman" w:cs="Times New Roman"/>
-          <w:color w:val="000000"/>
-          <w:sz w:val="28"/>
-          <w:szCs w:val="28"/>
-          <w:lang w:eastAsia="ru-RU"/>
-        </w:rPr>
-        <w:t>ErWin</w:t>
-      </w:r>
-      <w:proofErr w:type="spellEnd"/>
-      <w:r>
-        <w:rPr>
-          <w:rFonts w:ascii="Times New Roman" w:eastAsia="Times New Roman" w:hAnsi="Times New Roman" w:cs="Times New Roman"/>
-          <w:color w:val="000000"/>
-          <w:sz w:val="28"/>
-          <w:szCs w:val="28"/>
-          <w:lang w:eastAsia="ru-RU"/>
-        </w:rPr>
-        <w:t xml:space="preserve"> или</w:t>
-      </w:r>
-    </w:p>
-    <w:p>
-      <w:pPr>
-        <w:spacing w:after="0" w:line="240" w:lineRule="auto"/>
-        <w:jc w:val="both"/>
-        <w:rPr>
-          <w:rFonts w:ascii="Times New Roman" w:eastAsia="Times New Roman" w:hAnsi="Times New Roman" w:cs="Times New Roman"/>
-          <w:color w:val="000000"/>
-          <w:sz w:val="28"/>
-          <w:szCs w:val="28"/>
-          <w:lang w:eastAsia="ru-RU"/>
-        </w:rPr>
-      </w:pPr>
-      <w:proofErr w:type="spellStart"/>
-      <w:r>
-        <w:rPr>
-          <w:rFonts w:ascii="Times New Roman" w:eastAsia="Times New Roman" w:hAnsi="Times New Roman" w:cs="Times New Roman"/>
-          <w:color w:val="000000"/>
-          <w:sz w:val="28"/>
-          <w:szCs w:val="28"/>
-          <w:lang w:eastAsia="ru-RU"/>
-        </w:rPr>
-        <w:t>Enterprise</w:t>
-      </w:r>
-      <w:proofErr w:type="spellEnd"/>
+        <w:t>специализированных инструментальных средств (например, ErWin или</w:t>
+      </w:r>
+    </w:p>
+    <w:p>
+      <w:pPr>
+        <w:spacing w:after="0" w:line="240" w:lineRule="auto"/>
+        <w:jc w:val="both"/>
+        <w:rPr>
+          <w:rFonts w:ascii="Times New Roman" w:eastAsia="Times New Roman" w:hAnsi="Times New Roman" w:cs="Times New Roman"/>
+          <w:color w:val="000000"/>
+          <w:sz w:val="28"/>
+          <w:szCs w:val="28"/>
+          <w:lang w:eastAsia="ru-RU"/>
+        </w:rPr>
+      </w:pPr>
+      <w:r>
+        <w:rPr>
+          <w:rFonts w:ascii="Times New Roman" w:eastAsia="Times New Roman" w:hAnsi="Times New Roman" w:cs="Times New Roman"/>
+          <w:color w:val="000000"/>
+          <w:sz w:val="28"/>
+          <w:szCs w:val="28"/>
+          <w:lang w:eastAsia="ru-RU"/>
+        </w:rPr>
+        <w:t>Enterprise Architect): создайте логическую и физическую модели (используйте</w:t>
+      </w:r>
       <w:r>
         <w:rPr>
           <w:rFonts w:ascii="Times New Roman" w:eastAsia="Times New Roman" w:hAnsi="Times New Roman" w:cs="Times New Roman"/>
@@ -4865,27 +6002,15 @@
         </w:rPr>
         <w:t xml:space="preserve"> </w:t>
       </w:r>
-      <w:proofErr w:type="spellStart"/>
-      <w:r>
-        <w:rPr>
-          <w:rFonts w:ascii="Times New Roman" w:eastAsia="Times New Roman" w:hAnsi="Times New Roman" w:cs="Times New Roman"/>
-          <w:color w:val="000000"/>
-          <w:sz w:val="28"/>
-          <w:szCs w:val="28"/>
-          <w:lang w:eastAsia="ru-RU"/>
-        </w:rPr>
-        <w:t>Architect</w:t>
-      </w:r>
-      <w:proofErr w:type="spellEnd"/>
-      <w:r>
-        <w:rPr>
-          <w:rFonts w:ascii="Times New Roman" w:eastAsia="Times New Roman" w:hAnsi="Times New Roman" w:cs="Times New Roman"/>
-          <w:color w:val="000000"/>
-          <w:sz w:val="28"/>
-          <w:szCs w:val="28"/>
-          <w:lang w:eastAsia="ru-RU"/>
-        </w:rPr>
-        <w:t>): создайте логическую и физическую модели (используйте</w:t>
+      <w:r>
+        <w:rPr>
+          <w:rFonts w:ascii="Times New Roman" w:eastAsia="Times New Roman" w:hAnsi="Times New Roman" w:cs="Times New Roman"/>
+          <w:color w:val="000000"/>
+          <w:sz w:val="28"/>
+          <w:szCs w:val="28"/>
+          <w:lang w:eastAsia="ru-RU"/>
+        </w:rPr>
+        <w:t>материал из источников). Представьте результат в виде</w:t>
       </w:r>
       <w:r>
         <w:rPr>
@@ -4905,26 +6030,6 @@
           <w:szCs w:val="28"/>
           <w:lang w:eastAsia="ru-RU"/>
         </w:rPr>
-        <w:t>материал из источников [2, с. 17-33], [4]). Представьте результат в виде</w:t>
-      </w:r>
-      <w:r>
-        <w:rPr>
-          <w:rFonts w:ascii="Times New Roman" w:eastAsia="Times New Roman" w:hAnsi="Times New Roman" w:cs="Times New Roman"/>
-          <w:color w:val="000000"/>
-          <w:sz w:val="28"/>
-          <w:szCs w:val="28"/>
-          <w:lang w:eastAsia="ru-RU"/>
-        </w:rPr>
-        <w:t xml:space="preserve"> </w:t>
-      </w:r>
-      <w:r>
-        <w:rPr>
-          <w:rFonts w:ascii="Times New Roman" w:eastAsia="Times New Roman" w:hAnsi="Times New Roman" w:cs="Times New Roman"/>
-          <w:color w:val="000000"/>
-          <w:sz w:val="28"/>
-          <w:szCs w:val="28"/>
-          <w:lang w:eastAsia="ru-RU"/>
-        </w:rPr>
         <w:t>графического описания логической и физической моделей базы данных.</w:t>
       </w:r>
     </w:p>
@@ -4951,6 +6056,1791 @@
         </w:rPr>
         <w:t>6. Ответьте на контрольные вопросы.</w:t>
       </w:r>
+    </w:p>
+    <w:p>
+      <w:pPr>
+        <w:spacing w:after="0" w:line="240" w:lineRule="auto"/>
+        <w:ind w:firstLine="708"/>
+        <w:jc w:val="both"/>
+        <w:rPr>
+          <w:rFonts w:ascii="Times New Roman" w:eastAsia="Times New Roman" w:hAnsi="Times New Roman" w:cs="Times New Roman"/>
+          <w:color w:val="000000"/>
+          <w:sz w:val="28"/>
+          <w:szCs w:val="28"/>
+          <w:lang w:eastAsia="ru-RU"/>
+        </w:rPr>
+      </w:pPr>
+    </w:p>
+    <w:p>
+      <w:pPr>
+        <w:spacing w:after="0" w:line="240" w:lineRule="auto"/>
+        <w:ind w:firstLine="708"/>
+        <w:jc w:val="both"/>
+        <w:rPr>
+          <w:rFonts w:ascii="Times New Roman" w:eastAsia="Times New Roman" w:hAnsi="Times New Roman" w:cs="Times New Roman"/>
+          <w:b/>
+          <w:bCs/>
+          <w:color w:val="000000"/>
+          <w:sz w:val="28"/>
+          <w:szCs w:val="28"/>
+          <w:lang w:eastAsia="ru-RU"/>
+        </w:rPr>
+      </w:pPr>
+      <w:r>
+        <w:rPr>
+          <w:rFonts w:ascii="Times New Roman" w:eastAsia="Times New Roman" w:hAnsi="Times New Roman" w:cs="Times New Roman"/>
+          <w:b/>
+          <w:bCs/>
+          <w:color w:val="000000"/>
+          <w:sz w:val="28"/>
+          <w:szCs w:val="28"/>
+          <w:lang w:eastAsia="ru-RU"/>
+        </w:rPr>
+        <w:t>Вариант 25. Ресторан</w:t>
+      </w:r>
+    </w:p>
+    <w:p>
+      <w:pPr>
+        <w:spacing w:after="0" w:line="240" w:lineRule="auto"/>
+        <w:jc w:val="center"/>
+        <w:rPr>
+          <w:rFonts w:ascii="Times New Roman" w:eastAsia="Times New Roman" w:hAnsi="Times New Roman" w:cs="Times New Roman"/>
+          <w:color w:val="000000"/>
+          <w:sz w:val="28"/>
+          <w:szCs w:val="28"/>
+          <w:lang w:eastAsia="ru-RU"/>
+        </w:rPr>
+      </w:pPr>
+      <w:r>
+        <w:rPr>
+          <w:rFonts w:ascii="Times New Roman" w:eastAsia="Times New Roman" w:hAnsi="Times New Roman" w:cs="Times New Roman"/>
+          <w:noProof/>
+          <w:color w:val="000000"/>
+          <w:sz w:val="28"/>
+          <w:szCs w:val="28"/>
+          <w:lang w:eastAsia="ru-RU"/>
+        </w:rPr>
+        <w:drawing>
+          <wp:inline distT="0" distB="0" distL="0" distR="0" wp14:anchorId="6BC3E758" wp14:editId="4989F830">
+            <wp:extent cx="5940425" cy="3347085"/>
+            <wp:effectExtent l="0" t="0" r="3175" b="5715"/>
+            <wp:docPr id="3" name="Рисунок 3"/>
+            <wp:cNvGraphicFramePr>
+              <a:graphicFrameLocks xmlns:a="http://schemas.openxmlformats.org/drawingml/2006/main" noChangeAspect="1"/>
+            </wp:cNvGraphicFramePr>
+            <a:graphic xmlns:a="http://schemas.openxmlformats.org/drawingml/2006/main">
+              <a:graphicData uri="http://schemas.openxmlformats.org/drawingml/2006/picture">
+                <pic:pic xmlns:pic="http://schemas.openxmlformats.org/drawingml/2006/picture">
+                  <pic:nvPicPr>
+                    <pic:cNvPr id="1" name=""/>
+                    <pic:cNvPicPr/>
+                  </pic:nvPicPr>
+                  <pic:blipFill>
+                    <a:blip r:embed="rId6"/>
+                    <a:stretch>
+                      <a:fillRect/>
+                    </a:stretch>
+                  </pic:blipFill>
+                  <pic:spPr>
+                    <a:xfrm>
+                      <a:off x="0" y="0"/>
+                      <a:ext cx="5940425" cy="3347085"/>
+                    </a:xfrm>
+                    <a:prstGeom prst="rect">
+                      <a:avLst/>
+                    </a:prstGeom>
+                  </pic:spPr>
+                </pic:pic>
+              </a:graphicData>
+            </a:graphic>
+          </wp:inline>
+        </w:drawing>
+      </w:r>
+    </w:p>
+    <w:p>
+      <w:pPr>
+        <w:spacing w:after="0" w:line="240" w:lineRule="auto"/>
+        <w:jc w:val="center"/>
+        <w:rPr>
+          <w:rFonts w:ascii="Times New Roman" w:eastAsia="Times New Roman" w:hAnsi="Times New Roman" w:cs="Times New Roman"/>
+          <w:color w:val="000000"/>
+          <w:sz w:val="28"/>
+          <w:szCs w:val="28"/>
+          <w:lang w:eastAsia="ru-RU"/>
+        </w:rPr>
+      </w:pPr>
+      <w:r>
+        <w:rPr>
+          <w:rFonts w:ascii="Times New Roman" w:eastAsia="Times New Roman" w:hAnsi="Times New Roman" w:cs="Times New Roman"/>
+          <w:color w:val="000000"/>
+          <w:sz w:val="28"/>
+          <w:szCs w:val="28"/>
+          <w:lang w:eastAsia="ru-RU"/>
+        </w:rPr>
+        <w:t xml:space="preserve">Рисунок </w:t>
+      </w:r>
+      <w:r>
+        <w:rPr>
+          <w:rFonts w:ascii="Times New Roman" w:eastAsia="Times New Roman" w:hAnsi="Times New Roman" w:cs="Times New Roman"/>
+          <w:color w:val="000000"/>
+          <w:sz w:val="28"/>
+          <w:szCs w:val="28"/>
+          <w:lang w:val="en-US" w:eastAsia="ru-RU"/>
+        </w:rPr>
+        <w:t>2</w:t>
+      </w:r>
+      <w:r>
+        <w:rPr>
+          <w:rFonts w:ascii="Times New Roman" w:eastAsia="Times New Roman" w:hAnsi="Times New Roman" w:cs="Times New Roman"/>
+          <w:color w:val="000000"/>
+          <w:sz w:val="28"/>
+          <w:szCs w:val="28"/>
+          <w:lang w:eastAsia="ru-RU"/>
+        </w:rPr>
+        <w:t xml:space="preserve"> – Исходные отношения</w:t>
+      </w:r>
+    </w:p>
+    <w:p>
+      <w:pPr>
+        <w:spacing w:after="0" w:line="240" w:lineRule="auto"/>
+        <w:jc w:val="center"/>
+        <w:rPr>
+          <w:rFonts w:ascii="Times New Roman" w:eastAsia="Times New Roman" w:hAnsi="Times New Roman" w:cs="Times New Roman"/>
+          <w:color w:val="000000"/>
+          <w:sz w:val="28"/>
+          <w:szCs w:val="28"/>
+          <w:lang w:eastAsia="ru-RU"/>
+        </w:rPr>
+      </w:pPr>
+    </w:p>
+    <w:p>
+      <w:pPr>
+        <w:spacing w:after="0" w:line="240" w:lineRule="auto"/>
+        <w:jc w:val="center"/>
+        <w:rPr>
+          <w:rFonts w:ascii="Times New Roman" w:eastAsia="Times New Roman" w:hAnsi="Times New Roman" w:cs="Times New Roman"/>
+          <w:color w:val="000000"/>
+          <w:sz w:val="28"/>
+          <w:szCs w:val="28"/>
+          <w:lang w:eastAsia="ru-RU"/>
+        </w:rPr>
+      </w:pPr>
+      <w:r>
+        <w:rPr>
+          <w:rFonts w:ascii="Times New Roman" w:eastAsia="Times New Roman" w:hAnsi="Times New Roman" w:cs="Times New Roman"/>
+          <w:noProof/>
+          <w:color w:val="000000"/>
+          <w:sz w:val="28"/>
+          <w:szCs w:val="28"/>
+          <w:lang w:eastAsia="ru-RU"/>
+        </w:rPr>
+        <w:lastRenderedPageBreak/>
+        <w:drawing>
+          <wp:inline distT="0" distB="0" distL="0" distR="0" wp14:anchorId="7DE9D3FF" wp14:editId="3D7E74BD">
+            <wp:extent cx="5934075" cy="2771775"/>
+            <wp:effectExtent l="0" t="0" r="9525" b="9525"/>
+            <wp:docPr id="5" name="Рисунок 5"/>
+            <wp:cNvGraphicFramePr>
+              <a:graphicFrameLocks xmlns:a="http://schemas.openxmlformats.org/drawingml/2006/main" noChangeAspect="1"/>
+            </wp:cNvGraphicFramePr>
+            <a:graphic xmlns:a="http://schemas.openxmlformats.org/drawingml/2006/main">
+              <a:graphicData uri="http://schemas.openxmlformats.org/drawingml/2006/picture">
+                <pic:pic xmlns:pic="http://schemas.openxmlformats.org/drawingml/2006/picture">
+                  <pic:nvPicPr>
+                    <pic:cNvPr id="0" name="Picture 1"/>
+                    <pic:cNvPicPr>
+                      <a:picLocks noChangeAspect="1" noChangeArrowheads="1"/>
+                    </pic:cNvPicPr>
+                  </pic:nvPicPr>
+                  <pic:blipFill rotWithShape="1">
+                    <a:blip r:embed="rId7">
+                      <a:extLst>
+                        <a:ext uri="{28A0092B-C50C-407E-A947-70E740481C1C}">
+                          <a14:useLocalDpi xmlns:a14="http://schemas.microsoft.com/office/drawing/2010/main" val="0"/>
+                        </a:ext>
+                      </a:extLst>
+                    </a:blip>
+                    <a:srcRect b="25954"/>
+                    <a:stretch/>
+                  </pic:blipFill>
+                  <pic:spPr bwMode="auto">
+                    <a:xfrm>
+                      <a:off x="0" y="0"/>
+                      <a:ext cx="5934075" cy="2771775"/>
+                    </a:xfrm>
+                    <a:prstGeom prst="rect">
+                      <a:avLst/>
+                    </a:prstGeom>
+                    <a:noFill/>
+                    <a:ln>
+                      <a:noFill/>
+                    </a:ln>
+                    <a:extLst>
+                      <a:ext uri="{53640926-AAD7-44D8-BBD7-CCE9431645EC}">
+                        <a14:shadowObscured xmlns:a14="http://schemas.microsoft.com/office/drawing/2010/main"/>
+                      </a:ext>
+                    </a:extLst>
+                  </pic:spPr>
+                </pic:pic>
+              </a:graphicData>
+            </a:graphic>
+          </wp:inline>
+        </w:drawing>
+      </w:r>
+    </w:p>
+    <w:p>
+      <w:pPr>
+        <w:spacing w:after="0" w:line="240" w:lineRule="auto"/>
+        <w:jc w:val="center"/>
+        <w:rPr>
+          <w:rFonts w:ascii="Times New Roman" w:eastAsia="Times New Roman" w:hAnsi="Times New Roman" w:cs="Times New Roman"/>
+          <w:color w:val="000000"/>
+          <w:sz w:val="28"/>
+          <w:szCs w:val="28"/>
+          <w:lang w:eastAsia="ru-RU"/>
+        </w:rPr>
+      </w:pPr>
+      <w:r>
+        <w:rPr>
+          <w:rFonts w:ascii="Times New Roman" w:eastAsia="Times New Roman" w:hAnsi="Times New Roman" w:cs="Times New Roman"/>
+          <w:color w:val="000000"/>
+          <w:sz w:val="28"/>
+          <w:szCs w:val="28"/>
+          <w:lang w:eastAsia="ru-RU"/>
+        </w:rPr>
+        <w:t xml:space="preserve">Рисунок </w:t>
+      </w:r>
+      <w:r>
+        <w:rPr>
+          <w:rFonts w:ascii="Times New Roman" w:eastAsia="Times New Roman" w:hAnsi="Times New Roman" w:cs="Times New Roman"/>
+          <w:color w:val="000000"/>
+          <w:sz w:val="28"/>
+          <w:szCs w:val="28"/>
+          <w:lang w:eastAsia="ru-RU"/>
+        </w:rPr>
+        <w:t>3</w:t>
+      </w:r>
+      <w:r>
+        <w:rPr>
+          <w:rFonts w:ascii="Times New Roman" w:eastAsia="Times New Roman" w:hAnsi="Times New Roman" w:cs="Times New Roman"/>
+          <w:color w:val="000000"/>
+          <w:sz w:val="28"/>
+          <w:szCs w:val="28"/>
+          <w:lang w:eastAsia="ru-RU"/>
+        </w:rPr>
+        <w:t xml:space="preserve"> – </w:t>
+      </w:r>
+      <w:r>
+        <w:rPr>
+          <w:rFonts w:ascii="Times New Roman" w:eastAsia="Times New Roman" w:hAnsi="Times New Roman" w:cs="Times New Roman"/>
+          <w:color w:val="000000"/>
+          <w:sz w:val="28"/>
+          <w:szCs w:val="28"/>
+          <w:lang w:eastAsia="ru-RU"/>
+        </w:rPr>
+        <w:t>Доведение атрибутов до атомарного состояния</w:t>
+      </w:r>
+    </w:p>
+    <w:p>
+      <w:pPr>
+        <w:spacing w:after="0" w:line="240" w:lineRule="auto"/>
+        <w:jc w:val="center"/>
+        <w:rPr>
+          <w:rFonts w:ascii="Times New Roman" w:eastAsia="Times New Roman" w:hAnsi="Times New Roman" w:cs="Times New Roman"/>
+          <w:color w:val="000000"/>
+          <w:sz w:val="28"/>
+          <w:szCs w:val="28"/>
+          <w:lang w:eastAsia="ru-RU"/>
+        </w:rPr>
+      </w:pPr>
+    </w:p>
+    <w:p>
+      <w:pPr>
+        <w:spacing w:after="0" w:line="240" w:lineRule="auto"/>
+        <w:jc w:val="center"/>
+        <w:rPr>
+          <w:rFonts w:ascii="Times New Roman" w:eastAsia="Times New Roman" w:hAnsi="Times New Roman" w:cs="Times New Roman"/>
+          <w:color w:val="000000"/>
+          <w:sz w:val="28"/>
+          <w:szCs w:val="28"/>
+          <w:lang w:eastAsia="ru-RU"/>
+        </w:rPr>
+      </w:pPr>
+      <w:r>
+        <w:rPr>
+          <w:rFonts w:ascii="Times New Roman" w:eastAsia="Times New Roman" w:hAnsi="Times New Roman" w:cs="Times New Roman"/>
+          <w:noProof/>
+          <w:color w:val="000000"/>
+          <w:sz w:val="28"/>
+          <w:szCs w:val="28"/>
+          <w:lang w:eastAsia="ru-RU"/>
+        </w:rPr>
+        <w:drawing>
+          <wp:inline distT="0" distB="0" distL="0" distR="0" wp14:anchorId="3CE0AF54" wp14:editId="42C35828">
+            <wp:extent cx="5940425" cy="3730625"/>
+            <wp:effectExtent l="0" t="0" r="3175" b="3175"/>
+            <wp:docPr id="6" name="Рисунок 6"/>
+            <wp:cNvGraphicFramePr>
+              <a:graphicFrameLocks xmlns:a="http://schemas.openxmlformats.org/drawingml/2006/main" noChangeAspect="1"/>
+            </wp:cNvGraphicFramePr>
+            <a:graphic xmlns:a="http://schemas.openxmlformats.org/drawingml/2006/main">
+              <a:graphicData uri="http://schemas.openxmlformats.org/drawingml/2006/picture">
+                <pic:pic xmlns:pic="http://schemas.openxmlformats.org/drawingml/2006/picture">
+                  <pic:nvPicPr>
+                    <pic:cNvPr id="1" name=""/>
+                    <pic:cNvPicPr/>
+                  </pic:nvPicPr>
+                  <pic:blipFill>
+                    <a:blip r:embed="rId8"/>
+                    <a:stretch>
+                      <a:fillRect/>
+                    </a:stretch>
+                  </pic:blipFill>
+                  <pic:spPr>
+                    <a:xfrm>
+                      <a:off x="0" y="0"/>
+                      <a:ext cx="5940425" cy="3730625"/>
+                    </a:xfrm>
+                    <a:prstGeom prst="rect">
+                      <a:avLst/>
+                    </a:prstGeom>
+                  </pic:spPr>
+                </pic:pic>
+              </a:graphicData>
+            </a:graphic>
+          </wp:inline>
+        </w:drawing>
+      </w:r>
+    </w:p>
+    <w:p>
+      <w:pPr>
+        <w:spacing w:after="0" w:line="240" w:lineRule="auto"/>
+        <w:jc w:val="center"/>
+        <w:rPr>
+          <w:rFonts w:ascii="Times New Roman" w:eastAsia="Times New Roman" w:hAnsi="Times New Roman" w:cs="Times New Roman"/>
+          <w:color w:val="000000"/>
+          <w:sz w:val="28"/>
+          <w:szCs w:val="28"/>
+          <w:lang w:eastAsia="ru-RU"/>
+        </w:rPr>
+      </w:pPr>
+      <w:r>
+        <w:rPr>
+          <w:rFonts w:ascii="Times New Roman" w:eastAsia="Times New Roman" w:hAnsi="Times New Roman" w:cs="Times New Roman"/>
+          <w:color w:val="000000"/>
+          <w:sz w:val="28"/>
+          <w:szCs w:val="28"/>
+          <w:lang w:eastAsia="ru-RU"/>
+        </w:rPr>
+        <w:t xml:space="preserve">Рисунок </w:t>
+      </w:r>
+      <w:r>
+        <w:rPr>
+          <w:rFonts w:ascii="Times New Roman" w:eastAsia="Times New Roman" w:hAnsi="Times New Roman" w:cs="Times New Roman"/>
+          <w:color w:val="000000"/>
+          <w:sz w:val="28"/>
+          <w:szCs w:val="28"/>
+          <w:lang w:eastAsia="ru-RU"/>
+        </w:rPr>
+        <w:t>4</w:t>
+      </w:r>
+      <w:r>
+        <w:rPr>
+          <w:rFonts w:ascii="Times New Roman" w:eastAsia="Times New Roman" w:hAnsi="Times New Roman" w:cs="Times New Roman"/>
+          <w:color w:val="000000"/>
+          <w:sz w:val="28"/>
+          <w:szCs w:val="28"/>
+          <w:lang w:eastAsia="ru-RU"/>
+        </w:rPr>
+        <w:t xml:space="preserve"> – Доведение атрибутов до атомарного состояния</w:t>
+      </w:r>
+    </w:p>
+    <w:p>
+      <w:pPr>
+        <w:spacing w:after="0" w:line="240" w:lineRule="auto"/>
+        <w:jc w:val="center"/>
+        <w:rPr>
+          <w:rFonts w:ascii="Times New Roman" w:eastAsia="Times New Roman" w:hAnsi="Times New Roman" w:cs="Times New Roman"/>
+          <w:color w:val="000000"/>
+          <w:sz w:val="28"/>
+          <w:szCs w:val="28"/>
+          <w:lang w:eastAsia="ru-RU"/>
+        </w:rPr>
+      </w:pPr>
+    </w:p>
+    <w:p>
+      <w:pPr>
+        <w:spacing w:after="0" w:line="240" w:lineRule="auto"/>
+        <w:jc w:val="center"/>
+        <w:rPr>
+          <w:rFonts w:ascii="Times New Roman" w:eastAsia="Times New Roman" w:hAnsi="Times New Roman" w:cs="Times New Roman"/>
+          <w:color w:val="000000"/>
+          <w:sz w:val="28"/>
+          <w:szCs w:val="28"/>
+          <w:lang w:eastAsia="ru-RU"/>
+        </w:rPr>
+      </w:pPr>
+      <w:r>
+        <w:rPr>
+          <w:rFonts w:ascii="Times New Roman" w:eastAsia="Times New Roman" w:hAnsi="Times New Roman" w:cs="Times New Roman"/>
+          <w:noProof/>
+          <w:color w:val="000000"/>
+          <w:sz w:val="28"/>
+          <w:szCs w:val="28"/>
+          <w:lang w:val="en-US" w:eastAsia="ru-RU"/>
+        </w:rPr>
+        <w:lastRenderedPageBreak/>
+        <w:drawing>
+          <wp:inline distT="0" distB="0" distL="0" distR="0" wp14:anchorId="0BE891C7" wp14:editId="0126E1B6">
+            <wp:extent cx="5940425" cy="5379720"/>
+            <wp:effectExtent l="0" t="0" r="3175" b="0"/>
+            <wp:docPr id="14" name="Рисунок 14"/>
+            <wp:cNvGraphicFramePr>
+              <a:graphicFrameLocks xmlns:a="http://schemas.openxmlformats.org/drawingml/2006/main" noChangeAspect="1"/>
+            </wp:cNvGraphicFramePr>
+            <a:graphic xmlns:a="http://schemas.openxmlformats.org/drawingml/2006/main">
+              <a:graphicData uri="http://schemas.openxmlformats.org/drawingml/2006/picture">
+                <pic:pic xmlns:pic="http://schemas.openxmlformats.org/drawingml/2006/picture">
+                  <pic:nvPicPr>
+                    <pic:cNvPr id="1" name=""/>
+                    <pic:cNvPicPr/>
+                  </pic:nvPicPr>
+                  <pic:blipFill>
+                    <a:blip r:embed="rId9"/>
+                    <a:stretch>
+                      <a:fillRect/>
+                    </a:stretch>
+                  </pic:blipFill>
+                  <pic:spPr>
+                    <a:xfrm>
+                      <a:off x="0" y="0"/>
+                      <a:ext cx="5940425" cy="5379720"/>
+                    </a:xfrm>
+                    <a:prstGeom prst="rect">
+                      <a:avLst/>
+                    </a:prstGeom>
+                  </pic:spPr>
+                </pic:pic>
+              </a:graphicData>
+            </a:graphic>
+          </wp:inline>
+        </w:drawing>
+      </w:r>
+    </w:p>
+    <w:p>
+      <w:pPr>
+        <w:spacing w:after="0" w:line="240" w:lineRule="auto"/>
+        <w:jc w:val="center"/>
+        <w:rPr>
+          <w:rFonts w:ascii="Times New Roman" w:eastAsia="Times New Roman" w:hAnsi="Times New Roman" w:cs="Times New Roman"/>
+          <w:color w:val="000000"/>
+          <w:sz w:val="28"/>
+          <w:szCs w:val="28"/>
+          <w:lang w:eastAsia="ru-RU"/>
+        </w:rPr>
+      </w:pPr>
+      <w:r>
+        <w:rPr>
+          <w:rFonts w:ascii="Times New Roman" w:eastAsia="Times New Roman" w:hAnsi="Times New Roman" w:cs="Times New Roman"/>
+          <w:color w:val="000000"/>
+          <w:sz w:val="28"/>
+          <w:szCs w:val="28"/>
+          <w:lang w:eastAsia="ru-RU"/>
+        </w:rPr>
+        <w:t>Рисунок 5 – Избавление от частичных и транзитивных ФЗ</w:t>
+      </w:r>
+    </w:p>
+    <w:p>
+      <w:pPr>
+        <w:spacing w:after="0" w:line="240" w:lineRule="auto"/>
+        <w:ind w:firstLine="708"/>
+        <w:jc w:val="both"/>
+        <w:rPr>
+          <w:rFonts w:ascii="Times New Roman" w:eastAsia="Times New Roman" w:hAnsi="Times New Roman" w:cs="Times New Roman"/>
+          <w:color w:val="000000"/>
+          <w:sz w:val="28"/>
+          <w:szCs w:val="28"/>
+          <w:lang w:eastAsia="ru-RU"/>
+        </w:rPr>
+      </w:pPr>
+    </w:p>
+    <w:p>
+      <w:pPr>
+        <w:spacing w:after="0" w:line="240" w:lineRule="auto"/>
+        <w:ind w:firstLine="708"/>
+        <w:jc w:val="both"/>
+        <w:rPr>
+          <w:rFonts w:ascii="Times New Roman" w:eastAsia="Times New Roman" w:hAnsi="Times New Roman" w:cs="Times New Roman"/>
+          <w:color w:val="000000"/>
+          <w:sz w:val="28"/>
+          <w:szCs w:val="28"/>
+          <w:lang w:eastAsia="ru-RU"/>
+        </w:rPr>
+      </w:pPr>
+    </w:p>
+    <w:p>
+      <w:pPr>
+        <w:spacing w:after="0" w:line="240" w:lineRule="auto"/>
+        <w:jc w:val="both"/>
+        <w:rPr>
+          <w:rFonts w:ascii="Times New Roman" w:eastAsia="Times New Roman" w:hAnsi="Times New Roman" w:cs="Times New Roman"/>
+          <w:bCs/>
+          <w:color w:val="000000"/>
+          <w:sz w:val="28"/>
+          <w:szCs w:val="28"/>
+          <w:lang w:eastAsia="ru-RU"/>
+        </w:rPr>
+      </w:pPr>
+      <w:r>
+        <w:rPr>
+          <w:rFonts w:ascii="Times New Roman" w:eastAsia="Times New Roman" w:hAnsi="Times New Roman" w:cs="Times New Roman"/>
+          <w:bCs/>
+          <w:color w:val="000000"/>
+          <w:sz w:val="28"/>
+          <w:szCs w:val="28"/>
+          <w:lang w:eastAsia="ru-RU"/>
+        </w:rPr>
+        <w:t>Таблица 1 – Связи концептуальной модели</w:t>
+      </w:r>
+    </w:p>
+    <w:tbl>
+      <w:tblPr>
+        <w:tblStyle w:val="a3"/>
+        <w:tblW w:w="9457" w:type="dxa"/>
+        <w:tblLook w:val="04A0" w:firstRow="1" w:lastRow="0" w:firstColumn="1" w:lastColumn="0" w:noHBand="0" w:noVBand="1"/>
+      </w:tblPr>
+      <w:tblGrid>
+        <w:gridCol w:w="634"/>
+        <w:gridCol w:w="1425"/>
+        <w:gridCol w:w="3890"/>
+        <w:gridCol w:w="3508"/>
+      </w:tblGrid>
+      <w:tr>
+        <w:tc>
+          <w:tcPr>
+            <w:tcW w:w="634" w:type="dxa"/>
+            <w:vAlign w:val="center"/>
+          </w:tcPr>
+          <w:p>
+            <w:pPr>
+              <w:jc w:val="center"/>
+              <w:rPr>
+                <w:rFonts w:ascii="Times New Roman" w:eastAsia="Times New Roman" w:hAnsi="Times New Roman" w:cs="Times New Roman"/>
+                <w:b/>
+                <w:color w:val="000000"/>
+                <w:sz w:val="28"/>
+                <w:szCs w:val="28"/>
+                <w:lang w:eastAsia="ru-RU"/>
+              </w:rPr>
+            </w:pPr>
+            <w:r>
+              <w:rPr>
+                <w:rFonts w:ascii="Times New Roman" w:eastAsia="Times New Roman" w:hAnsi="Times New Roman" w:cs="Times New Roman"/>
+                <w:b/>
+                <w:color w:val="000000"/>
+                <w:sz w:val="28"/>
+                <w:szCs w:val="28"/>
+                <w:lang w:eastAsia="ru-RU"/>
+              </w:rPr>
+              <w:t>№</w:t>
+            </w:r>
+          </w:p>
+        </w:tc>
+        <w:tc>
+          <w:tcPr>
+            <w:tcW w:w="1425" w:type="dxa"/>
+            <w:vAlign w:val="center"/>
+          </w:tcPr>
+          <w:p>
+            <w:pPr>
+              <w:jc w:val="center"/>
+              <w:rPr>
+                <w:rFonts w:ascii="Times New Roman" w:eastAsia="Times New Roman" w:hAnsi="Times New Roman" w:cs="Times New Roman"/>
+                <w:b/>
+                <w:color w:val="000000"/>
+                <w:sz w:val="28"/>
+                <w:szCs w:val="28"/>
+                <w:lang w:eastAsia="ru-RU"/>
+              </w:rPr>
+            </w:pPr>
+            <w:r>
+              <w:rPr>
+                <w:rFonts w:ascii="Times New Roman" w:eastAsia="Times New Roman" w:hAnsi="Times New Roman" w:cs="Times New Roman"/>
+                <w:b/>
+                <w:color w:val="000000"/>
+                <w:sz w:val="28"/>
+                <w:szCs w:val="28"/>
+                <w:lang w:eastAsia="ru-RU"/>
+              </w:rPr>
+              <w:t>Название связи</w:t>
+            </w:r>
+          </w:p>
+        </w:tc>
+        <w:tc>
+          <w:tcPr>
+            <w:tcW w:w="3890" w:type="dxa"/>
+            <w:vAlign w:val="center"/>
+          </w:tcPr>
+          <w:p>
+            <w:pPr>
+              <w:jc w:val="center"/>
+              <w:rPr>
+                <w:rFonts w:ascii="Times New Roman" w:eastAsia="Times New Roman" w:hAnsi="Times New Roman" w:cs="Times New Roman"/>
+                <w:b/>
+                <w:color w:val="000000"/>
+                <w:sz w:val="28"/>
+                <w:szCs w:val="28"/>
+                <w:lang w:eastAsia="ru-RU"/>
+              </w:rPr>
+            </w:pPr>
+            <w:r>
+              <w:rPr>
+                <w:rFonts w:ascii="Times New Roman" w:eastAsia="Times New Roman" w:hAnsi="Times New Roman" w:cs="Times New Roman"/>
+                <w:b/>
+                <w:color w:val="000000"/>
+                <w:sz w:val="28"/>
+                <w:szCs w:val="28"/>
+                <w:lang w:eastAsia="ru-RU"/>
+              </w:rPr>
+              <w:t>Сущности</w:t>
+            </w:r>
+            <w:r>
+              <w:rPr>
+                <w:rFonts w:ascii="Times New Roman" w:eastAsia="Times New Roman" w:hAnsi="Times New Roman" w:cs="Times New Roman"/>
+                <w:b/>
+                <w:color w:val="000000"/>
+                <w:sz w:val="28"/>
+                <w:szCs w:val="28"/>
+                <w:lang w:val="en-US" w:eastAsia="ru-RU"/>
+              </w:rPr>
+              <w:t xml:space="preserve">, </w:t>
+            </w:r>
+            <w:r>
+              <w:rPr>
+                <w:rFonts w:ascii="Times New Roman" w:eastAsia="Times New Roman" w:hAnsi="Times New Roman" w:cs="Times New Roman"/>
+                <w:b/>
+                <w:color w:val="000000"/>
+                <w:sz w:val="28"/>
+                <w:szCs w:val="28"/>
+                <w:lang w:eastAsia="ru-RU"/>
+              </w:rPr>
+              <w:t>участвующие в связи</w:t>
+            </w:r>
+          </w:p>
+        </w:tc>
+        <w:tc>
+          <w:tcPr>
+            <w:tcW w:w="3508" w:type="dxa"/>
+            <w:vAlign w:val="center"/>
+          </w:tcPr>
+          <w:p>
+            <w:pPr>
+              <w:jc w:val="center"/>
+              <w:rPr>
+                <w:rFonts w:ascii="Times New Roman" w:eastAsia="Times New Roman" w:hAnsi="Times New Roman" w:cs="Times New Roman"/>
+                <w:b/>
+                <w:color w:val="000000"/>
+                <w:sz w:val="28"/>
+                <w:szCs w:val="28"/>
+                <w:lang w:eastAsia="ru-RU"/>
+              </w:rPr>
+            </w:pPr>
+            <w:r>
+              <w:rPr>
+                <w:rFonts w:ascii="Times New Roman" w:eastAsia="Times New Roman" w:hAnsi="Times New Roman" w:cs="Times New Roman"/>
+                <w:b/>
+                <w:color w:val="000000"/>
+                <w:sz w:val="28"/>
+                <w:szCs w:val="28"/>
+                <w:lang w:eastAsia="ru-RU"/>
+              </w:rPr>
+              <w:t>Назначение</w:t>
+            </w:r>
+          </w:p>
+        </w:tc>
+      </w:tr>
+      <w:tr>
+        <w:trPr>
+          <w:trHeight w:val="657"/>
+        </w:trPr>
+        <w:tc>
+          <w:tcPr>
+            <w:tcW w:w="634" w:type="dxa"/>
+            <w:vAlign w:val="center"/>
+          </w:tcPr>
+          <w:p>
+            <w:pPr>
+              <w:jc w:val="center"/>
+              <w:rPr>
+                <w:rFonts w:ascii="Times New Roman" w:eastAsia="Times New Roman" w:hAnsi="Times New Roman" w:cs="Times New Roman"/>
+                <w:bCs/>
+                <w:color w:val="000000"/>
+                <w:sz w:val="28"/>
+                <w:szCs w:val="28"/>
+                <w:lang w:eastAsia="ru-RU"/>
+              </w:rPr>
+            </w:pPr>
+            <w:r>
+              <w:rPr>
+                <w:rFonts w:ascii="Times New Roman" w:eastAsia="Times New Roman" w:hAnsi="Times New Roman" w:cs="Times New Roman"/>
+                <w:bCs/>
+                <w:color w:val="000000"/>
+                <w:sz w:val="28"/>
+                <w:szCs w:val="28"/>
+                <w:lang w:eastAsia="ru-RU"/>
+              </w:rPr>
+              <w:t>1</w:t>
+            </w:r>
+          </w:p>
+        </w:tc>
+        <w:tc>
+          <w:tcPr>
+            <w:tcW w:w="1425" w:type="dxa"/>
+            <w:vAlign w:val="center"/>
+          </w:tcPr>
+          <w:p>
+            <w:pPr>
+              <w:jc w:val="center"/>
+              <w:rPr>
+                <w:rFonts w:ascii="Times New Roman" w:eastAsia="Times New Roman" w:hAnsi="Times New Roman" w:cs="Times New Roman"/>
+                <w:bCs/>
+                <w:color w:val="000000"/>
+                <w:sz w:val="28"/>
+                <w:szCs w:val="28"/>
+                <w:lang w:val="en-US" w:eastAsia="ru-RU"/>
+              </w:rPr>
+            </w:pPr>
+            <w:r>
+              <w:rPr>
+                <w:rFonts w:ascii="Times New Roman" w:eastAsia="Times New Roman" w:hAnsi="Times New Roman" w:cs="Times New Roman"/>
+                <w:bCs/>
+                <w:color w:val="000000"/>
+                <w:sz w:val="28"/>
+                <w:szCs w:val="28"/>
+                <w:lang w:eastAsia="ru-RU"/>
+              </w:rPr>
+              <w:t>1</w:t>
+            </w:r>
+            <w:r>
+              <w:rPr>
+                <w:rFonts w:ascii="Times New Roman" w:eastAsia="Times New Roman" w:hAnsi="Times New Roman" w:cs="Times New Roman"/>
+                <w:bCs/>
+                <w:color w:val="000000"/>
+                <w:sz w:val="28"/>
+                <w:szCs w:val="28"/>
+                <w:lang w:val="en-US" w:eastAsia="ru-RU"/>
+              </w:rPr>
+              <w:t>:N</w:t>
+            </w:r>
+          </w:p>
+        </w:tc>
+        <w:tc>
+          <w:tcPr>
+            <w:tcW w:w="3890" w:type="dxa"/>
+            <w:vAlign w:val="center"/>
+          </w:tcPr>
+          <w:p>
+            <w:pPr>
+              <w:jc w:val="center"/>
+              <w:rPr>
+                <w:rFonts w:ascii="Times New Roman" w:eastAsia="Times New Roman" w:hAnsi="Times New Roman" w:cs="Times New Roman"/>
+                <w:bCs/>
+                <w:color w:val="000000"/>
+                <w:sz w:val="28"/>
+                <w:szCs w:val="28"/>
+                <w:lang w:val="en-US" w:eastAsia="ru-RU"/>
+              </w:rPr>
+            </w:pPr>
+            <w:r>
+              <w:rPr>
+                <w:rFonts w:ascii="Times New Roman" w:eastAsia="Times New Roman" w:hAnsi="Times New Roman" w:cs="Times New Roman"/>
+                <w:bCs/>
+                <w:color w:val="000000"/>
+                <w:sz w:val="28"/>
+                <w:szCs w:val="28"/>
+                <w:lang w:val="en-US" w:eastAsia="ru-RU"/>
+              </w:rPr>
+              <w:t>Products</w:t>
+            </w:r>
+            <w:r>
+              <w:rPr>
+                <w:rFonts w:ascii="Times New Roman" w:eastAsia="Times New Roman" w:hAnsi="Times New Roman" w:cs="Times New Roman"/>
+                <w:bCs/>
+                <w:color w:val="000000"/>
+                <w:sz w:val="28"/>
+                <w:szCs w:val="28"/>
+                <w:lang w:eastAsia="ru-RU"/>
+              </w:rPr>
+              <w:t xml:space="preserve"> </w:t>
+            </w:r>
+            <w:r>
+              <w:rPr>
+                <w:rFonts w:ascii="Times New Roman" w:eastAsia="Times New Roman" w:hAnsi="Times New Roman" w:cs="Times New Roman"/>
+                <w:bCs/>
+                <w:color w:val="000000"/>
+                <w:sz w:val="28"/>
+                <w:szCs w:val="28"/>
+                <w:lang w:val="en-US" w:eastAsia="ru-RU"/>
+              </w:rPr>
+              <w:t>– Dishes_comps</w:t>
+            </w:r>
+          </w:p>
+        </w:tc>
+        <w:tc>
+          <w:tcPr>
+            <w:tcW w:w="3508" w:type="dxa"/>
+            <w:vMerge w:val="restart"/>
+            <w:vAlign w:val="center"/>
+          </w:tcPr>
+          <w:p>
+            <w:pPr>
+              <w:jc w:val="both"/>
+              <w:rPr>
+                <w:rFonts w:ascii="Times New Roman" w:eastAsia="Times New Roman" w:hAnsi="Times New Roman" w:cs="Times New Roman"/>
+                <w:bCs/>
+                <w:color w:val="000000"/>
+                <w:sz w:val="28"/>
+                <w:szCs w:val="28"/>
+                <w:lang w:eastAsia="ru-RU"/>
+              </w:rPr>
+            </w:pPr>
+            <w:r>
+              <w:rPr>
+                <w:rFonts w:ascii="Times New Roman" w:eastAsia="Times New Roman" w:hAnsi="Times New Roman" w:cs="Times New Roman"/>
+                <w:bCs/>
+                <w:color w:val="000000"/>
+                <w:sz w:val="28"/>
+                <w:szCs w:val="28"/>
+                <w:lang w:eastAsia="ru-RU"/>
+              </w:rPr>
+              <w:t>Для приготовления одного блюда нужно несколько продуктов. Разные блюда могут иметь похожие ингредиенты.</w:t>
+            </w:r>
+          </w:p>
+        </w:tc>
+      </w:tr>
+      <w:tr>
+        <w:tc>
+          <w:tcPr>
+            <w:tcW w:w="634" w:type="dxa"/>
+            <w:vAlign w:val="center"/>
+          </w:tcPr>
+          <w:p>
+            <w:pPr>
+              <w:jc w:val="center"/>
+              <w:rPr>
+                <w:rFonts w:ascii="Times New Roman" w:eastAsia="Times New Roman" w:hAnsi="Times New Roman" w:cs="Times New Roman"/>
+                <w:bCs/>
+                <w:color w:val="000000"/>
+                <w:sz w:val="28"/>
+                <w:szCs w:val="28"/>
+                <w:lang w:val="en-US" w:eastAsia="ru-RU"/>
+              </w:rPr>
+            </w:pPr>
+            <w:r>
+              <w:rPr>
+                <w:rFonts w:ascii="Times New Roman" w:eastAsia="Times New Roman" w:hAnsi="Times New Roman" w:cs="Times New Roman"/>
+                <w:bCs/>
+                <w:color w:val="000000"/>
+                <w:sz w:val="28"/>
+                <w:szCs w:val="28"/>
+                <w:lang w:val="en-US" w:eastAsia="ru-RU"/>
+              </w:rPr>
+              <w:t>2</w:t>
+            </w:r>
+          </w:p>
+        </w:tc>
+        <w:tc>
+          <w:tcPr>
+            <w:tcW w:w="1425" w:type="dxa"/>
+            <w:vAlign w:val="center"/>
+          </w:tcPr>
+          <w:p>
+            <w:pPr>
+              <w:jc w:val="center"/>
+              <w:rPr>
+                <w:rFonts w:ascii="Times New Roman" w:eastAsia="Times New Roman" w:hAnsi="Times New Roman" w:cs="Times New Roman"/>
+                <w:bCs/>
+                <w:color w:val="000000"/>
+                <w:sz w:val="28"/>
+                <w:szCs w:val="28"/>
+                <w:lang w:eastAsia="ru-RU"/>
+              </w:rPr>
+            </w:pPr>
+            <w:r>
+              <w:rPr>
+                <w:rFonts w:ascii="Times New Roman" w:eastAsia="Times New Roman" w:hAnsi="Times New Roman" w:cs="Times New Roman"/>
+                <w:bCs/>
+                <w:color w:val="000000"/>
+                <w:sz w:val="28"/>
+                <w:szCs w:val="28"/>
+                <w:lang w:eastAsia="ru-RU"/>
+              </w:rPr>
+              <w:t>1</w:t>
+            </w:r>
+            <w:r>
+              <w:rPr>
+                <w:rFonts w:ascii="Times New Roman" w:eastAsia="Times New Roman" w:hAnsi="Times New Roman" w:cs="Times New Roman"/>
+                <w:bCs/>
+                <w:color w:val="000000"/>
+                <w:sz w:val="28"/>
+                <w:szCs w:val="28"/>
+                <w:lang w:val="en-US" w:eastAsia="ru-RU"/>
+              </w:rPr>
+              <w:t>:N</w:t>
+            </w:r>
+          </w:p>
+        </w:tc>
+        <w:tc>
+          <w:tcPr>
+            <w:tcW w:w="3890" w:type="dxa"/>
+            <w:vAlign w:val="center"/>
+          </w:tcPr>
+          <w:p>
+            <w:pPr>
+              <w:jc w:val="center"/>
+              <w:rPr>
+                <w:rFonts w:ascii="Times New Roman" w:eastAsia="Times New Roman" w:hAnsi="Times New Roman" w:cs="Times New Roman"/>
+                <w:bCs/>
+                <w:color w:val="000000"/>
+                <w:sz w:val="28"/>
+                <w:szCs w:val="28"/>
+                <w:lang w:val="en-US" w:eastAsia="ru-RU"/>
+              </w:rPr>
+            </w:pPr>
+            <w:r>
+              <w:rPr>
+                <w:rFonts w:ascii="Times New Roman" w:eastAsia="Times New Roman" w:hAnsi="Times New Roman" w:cs="Times New Roman"/>
+                <w:bCs/>
+                <w:color w:val="000000"/>
+                <w:sz w:val="28"/>
+                <w:szCs w:val="28"/>
+                <w:lang w:val="en-US" w:eastAsia="ru-RU"/>
+              </w:rPr>
+              <w:t>Dishes – Dishes_comps</w:t>
+            </w:r>
+          </w:p>
+        </w:tc>
+        <w:tc>
+          <w:tcPr>
+            <w:tcW w:w="3508" w:type="dxa"/>
+            <w:vMerge/>
+            <w:vAlign w:val="center"/>
+          </w:tcPr>
+          <w:p>
+            <w:pPr>
+              <w:ind w:firstLine="708"/>
+              <w:jc w:val="both"/>
+              <w:rPr>
+                <w:rFonts w:ascii="Times New Roman" w:eastAsia="Times New Roman" w:hAnsi="Times New Roman" w:cs="Times New Roman"/>
+                <w:bCs/>
+                <w:color w:val="000000"/>
+                <w:sz w:val="28"/>
+                <w:szCs w:val="28"/>
+                <w:lang w:eastAsia="ru-RU"/>
+              </w:rPr>
+            </w:pPr>
+          </w:p>
+        </w:tc>
+      </w:tr>
+      <w:tr>
+        <w:tc>
+          <w:tcPr>
+            <w:tcW w:w="634" w:type="dxa"/>
+            <w:vAlign w:val="center"/>
+          </w:tcPr>
+          <w:p>
+            <w:pPr>
+              <w:jc w:val="center"/>
+              <w:rPr>
+                <w:rFonts w:ascii="Times New Roman" w:eastAsia="Times New Roman" w:hAnsi="Times New Roman" w:cs="Times New Roman"/>
+                <w:bCs/>
+                <w:color w:val="000000"/>
+                <w:sz w:val="28"/>
+                <w:szCs w:val="28"/>
+                <w:lang w:val="en-US" w:eastAsia="ru-RU"/>
+              </w:rPr>
+            </w:pPr>
+            <w:r>
+              <w:rPr>
+                <w:rFonts w:ascii="Times New Roman" w:eastAsia="Times New Roman" w:hAnsi="Times New Roman" w:cs="Times New Roman"/>
+                <w:bCs/>
+                <w:color w:val="000000"/>
+                <w:sz w:val="28"/>
+                <w:szCs w:val="28"/>
+                <w:lang w:val="en-US" w:eastAsia="ru-RU"/>
+              </w:rPr>
+              <w:t>3</w:t>
+            </w:r>
+          </w:p>
+        </w:tc>
+        <w:tc>
+          <w:tcPr>
+            <w:tcW w:w="1425" w:type="dxa"/>
+            <w:vAlign w:val="center"/>
+          </w:tcPr>
+          <w:p>
+            <w:pPr>
+              <w:jc w:val="center"/>
+              <w:rPr>
+                <w:rFonts w:ascii="Times New Roman" w:eastAsia="Times New Roman" w:hAnsi="Times New Roman" w:cs="Times New Roman"/>
+                <w:bCs/>
+                <w:color w:val="000000"/>
+                <w:sz w:val="28"/>
+                <w:szCs w:val="28"/>
+                <w:lang w:eastAsia="ru-RU"/>
+              </w:rPr>
+            </w:pPr>
+            <w:r>
+              <w:rPr>
+                <w:rFonts w:ascii="Times New Roman" w:eastAsia="Times New Roman" w:hAnsi="Times New Roman" w:cs="Times New Roman"/>
+                <w:bCs/>
+                <w:color w:val="000000"/>
+                <w:sz w:val="28"/>
+                <w:szCs w:val="28"/>
+                <w:lang w:val="en-US" w:eastAsia="ru-RU"/>
+              </w:rPr>
+              <w:t>N:</w:t>
+            </w:r>
+            <w:r>
+              <w:rPr>
+                <w:rFonts w:ascii="Times New Roman" w:eastAsia="Times New Roman" w:hAnsi="Times New Roman" w:cs="Times New Roman"/>
+                <w:bCs/>
+                <w:color w:val="000000"/>
+                <w:sz w:val="28"/>
+                <w:szCs w:val="28"/>
+                <w:lang w:val="en-US" w:eastAsia="ru-RU"/>
+              </w:rPr>
+              <w:t>M</w:t>
+            </w:r>
+          </w:p>
+        </w:tc>
+        <w:tc>
+          <w:tcPr>
+            <w:tcW w:w="3890" w:type="dxa"/>
+            <w:vAlign w:val="center"/>
+          </w:tcPr>
+          <w:p>
+            <w:pPr>
+              <w:jc w:val="center"/>
+              <w:rPr>
+                <w:rFonts w:ascii="Times New Roman" w:eastAsia="Times New Roman" w:hAnsi="Times New Roman" w:cs="Times New Roman"/>
+                <w:bCs/>
+                <w:color w:val="000000"/>
+                <w:sz w:val="28"/>
+                <w:szCs w:val="28"/>
+                <w:lang w:val="en-US" w:eastAsia="ru-RU"/>
+              </w:rPr>
+            </w:pPr>
+            <w:r>
+              <w:rPr>
+                <w:rFonts w:ascii="Times New Roman" w:eastAsia="Times New Roman" w:hAnsi="Times New Roman" w:cs="Times New Roman"/>
+                <w:bCs/>
+                <w:color w:val="000000"/>
+                <w:sz w:val="28"/>
+                <w:szCs w:val="28"/>
+                <w:lang w:val="en-US" w:eastAsia="ru-RU"/>
+              </w:rPr>
+              <w:t>Orders – Dishes</w:t>
+            </w:r>
+          </w:p>
+        </w:tc>
+        <w:tc>
+          <w:tcPr>
+            <w:tcW w:w="3508" w:type="dxa"/>
+            <w:vAlign w:val="center"/>
+          </w:tcPr>
+          <w:p>
+            <w:pPr>
+              <w:jc w:val="both"/>
+              <w:rPr>
+                <w:rFonts w:ascii="Times New Roman" w:eastAsia="Times New Roman" w:hAnsi="Times New Roman" w:cs="Times New Roman"/>
+                <w:bCs/>
+                <w:color w:val="000000"/>
+                <w:sz w:val="28"/>
+                <w:szCs w:val="28"/>
+                <w:lang w:eastAsia="ru-RU"/>
+              </w:rPr>
+            </w:pPr>
+            <w:r>
+              <w:rPr>
+                <w:rFonts w:ascii="Times New Roman" w:eastAsia="Times New Roman" w:hAnsi="Times New Roman" w:cs="Times New Roman"/>
+                <w:bCs/>
+                <w:color w:val="000000"/>
+                <w:sz w:val="28"/>
+                <w:szCs w:val="28"/>
+                <w:lang w:eastAsia="ru-RU"/>
+              </w:rPr>
+              <w:t>Одно блюдо может использоваться в разных заказах, несколько раз в одном заказе. В одном заказе может быть несколько блюд.</w:t>
+            </w:r>
+          </w:p>
+        </w:tc>
+      </w:tr>
+    </w:tbl>
+    <w:p>
+      <w:r>
+        <w:br w:type="page"/>
+      </w:r>
+    </w:p>
+    <w:p>
+      <w:pPr>
+        <w:spacing w:after="0"/>
+      </w:pPr>
+      <w:r>
+        <w:rPr>
+          <w:rFonts w:ascii="Times New Roman" w:eastAsia="Times New Roman" w:hAnsi="Times New Roman" w:cs="Times New Roman"/>
+          <w:bCs/>
+          <w:color w:val="000000"/>
+          <w:sz w:val="28"/>
+          <w:szCs w:val="28"/>
+          <w:lang w:eastAsia="ru-RU"/>
+        </w:rPr>
+        <w:lastRenderedPageBreak/>
+        <w:t>Продолжение т</w:t>
+      </w:r>
+      <w:r>
+        <w:rPr>
+          <w:rFonts w:ascii="Times New Roman" w:eastAsia="Times New Roman" w:hAnsi="Times New Roman" w:cs="Times New Roman"/>
+          <w:bCs/>
+          <w:color w:val="000000"/>
+          <w:sz w:val="28"/>
+          <w:szCs w:val="28"/>
+          <w:lang w:eastAsia="ru-RU"/>
+        </w:rPr>
+        <w:t>аблиц</w:t>
+      </w:r>
+      <w:r>
+        <w:rPr>
+          <w:rFonts w:ascii="Times New Roman" w:eastAsia="Times New Roman" w:hAnsi="Times New Roman" w:cs="Times New Roman"/>
+          <w:bCs/>
+          <w:color w:val="000000"/>
+          <w:sz w:val="28"/>
+          <w:szCs w:val="28"/>
+          <w:lang w:eastAsia="ru-RU"/>
+        </w:rPr>
+        <w:t>ы</w:t>
+      </w:r>
+      <w:r>
+        <w:rPr>
+          <w:rFonts w:ascii="Times New Roman" w:eastAsia="Times New Roman" w:hAnsi="Times New Roman" w:cs="Times New Roman"/>
+          <w:bCs/>
+          <w:color w:val="000000"/>
+          <w:sz w:val="28"/>
+          <w:szCs w:val="28"/>
+          <w:lang w:eastAsia="ru-RU"/>
+        </w:rPr>
+        <w:t xml:space="preserve"> 1 – Связи концептуальной модели</w:t>
+      </w:r>
+    </w:p>
+    <w:tbl>
+      <w:tblPr>
+        <w:tblStyle w:val="a3"/>
+        <w:tblW w:w="9457" w:type="dxa"/>
+        <w:tblLook w:val="04A0" w:firstRow="1" w:lastRow="0" w:firstColumn="1" w:lastColumn="0" w:noHBand="0" w:noVBand="1"/>
+      </w:tblPr>
+      <w:tblGrid>
+        <w:gridCol w:w="634"/>
+        <w:gridCol w:w="1425"/>
+        <w:gridCol w:w="3890"/>
+        <w:gridCol w:w="3508"/>
+      </w:tblGrid>
+      <w:tr>
+        <w:tc>
+          <w:tcPr>
+            <w:tcW w:w="634" w:type="dxa"/>
+            <w:vAlign w:val="center"/>
+          </w:tcPr>
+          <w:p>
+            <w:pPr>
+              <w:jc w:val="center"/>
+              <w:rPr>
+                <w:rFonts w:ascii="Times New Roman" w:eastAsia="Times New Roman" w:hAnsi="Times New Roman" w:cs="Times New Roman"/>
+                <w:bCs/>
+                <w:color w:val="000000"/>
+                <w:sz w:val="28"/>
+                <w:szCs w:val="28"/>
+                <w:lang w:val="en-US" w:eastAsia="ru-RU"/>
+              </w:rPr>
+            </w:pPr>
+            <w:r>
+              <w:rPr>
+                <w:rFonts w:ascii="Times New Roman" w:eastAsia="Times New Roman" w:hAnsi="Times New Roman" w:cs="Times New Roman"/>
+                <w:bCs/>
+                <w:color w:val="000000"/>
+                <w:sz w:val="28"/>
+                <w:szCs w:val="28"/>
+                <w:lang w:val="en-US" w:eastAsia="ru-RU"/>
+              </w:rPr>
+              <w:t>4</w:t>
+            </w:r>
+          </w:p>
+        </w:tc>
+        <w:tc>
+          <w:tcPr>
+            <w:tcW w:w="1425" w:type="dxa"/>
+            <w:vAlign w:val="center"/>
+          </w:tcPr>
+          <w:p>
+            <w:pPr>
+              <w:jc w:val="center"/>
+              <w:rPr>
+                <w:rFonts w:ascii="Times New Roman" w:eastAsia="Times New Roman" w:hAnsi="Times New Roman" w:cs="Times New Roman"/>
+                <w:bCs/>
+                <w:color w:val="000000"/>
+                <w:sz w:val="28"/>
+                <w:szCs w:val="28"/>
+                <w:lang w:eastAsia="ru-RU"/>
+              </w:rPr>
+            </w:pPr>
+            <w:r>
+              <w:rPr>
+                <w:rFonts w:ascii="Times New Roman" w:eastAsia="Times New Roman" w:hAnsi="Times New Roman" w:cs="Times New Roman"/>
+                <w:bCs/>
+                <w:color w:val="000000"/>
+                <w:sz w:val="28"/>
+                <w:szCs w:val="28"/>
+                <w:lang w:eastAsia="ru-RU"/>
+              </w:rPr>
+              <w:t>1</w:t>
+            </w:r>
+            <w:r>
+              <w:rPr>
+                <w:rFonts w:ascii="Times New Roman" w:eastAsia="Times New Roman" w:hAnsi="Times New Roman" w:cs="Times New Roman"/>
+                <w:bCs/>
+                <w:color w:val="000000"/>
+                <w:sz w:val="28"/>
+                <w:szCs w:val="28"/>
+                <w:lang w:val="en-US" w:eastAsia="ru-RU"/>
+              </w:rPr>
+              <w:t>:N</w:t>
+            </w:r>
+          </w:p>
+        </w:tc>
+        <w:tc>
+          <w:tcPr>
+            <w:tcW w:w="3890" w:type="dxa"/>
+            <w:vAlign w:val="center"/>
+          </w:tcPr>
+          <w:p>
+            <w:pPr>
+              <w:jc w:val="center"/>
+              <w:rPr>
+                <w:rFonts w:ascii="Times New Roman" w:eastAsia="Times New Roman" w:hAnsi="Times New Roman" w:cs="Times New Roman"/>
+                <w:bCs/>
+                <w:color w:val="000000"/>
+                <w:sz w:val="28"/>
+                <w:szCs w:val="28"/>
+                <w:lang w:val="en-US" w:eastAsia="ru-RU"/>
+              </w:rPr>
+            </w:pPr>
+            <w:r>
+              <w:rPr>
+                <w:rFonts w:ascii="Times New Roman" w:eastAsia="Times New Roman" w:hAnsi="Times New Roman" w:cs="Times New Roman"/>
+                <w:bCs/>
+                <w:color w:val="000000"/>
+                <w:sz w:val="28"/>
+                <w:szCs w:val="28"/>
+                <w:lang w:val="en-US" w:eastAsia="ru-RU"/>
+              </w:rPr>
+              <w:t>Tables – Orders</w:t>
+            </w:r>
+          </w:p>
+        </w:tc>
+        <w:tc>
+          <w:tcPr>
+            <w:tcW w:w="3508" w:type="dxa"/>
+            <w:vAlign w:val="center"/>
+          </w:tcPr>
+          <w:p>
+            <w:pPr>
+              <w:jc w:val="both"/>
+              <w:rPr>
+                <w:rFonts w:ascii="Times New Roman" w:eastAsia="Times New Roman" w:hAnsi="Times New Roman" w:cs="Times New Roman"/>
+                <w:bCs/>
+                <w:color w:val="000000"/>
+                <w:sz w:val="28"/>
+                <w:szCs w:val="28"/>
+                <w:lang w:eastAsia="ru-RU"/>
+              </w:rPr>
+            </w:pPr>
+            <w:r>
+              <w:rPr>
+                <w:rFonts w:ascii="Times New Roman" w:eastAsia="Times New Roman" w:hAnsi="Times New Roman" w:cs="Times New Roman"/>
+                <w:bCs/>
+                <w:color w:val="000000"/>
+                <w:sz w:val="28"/>
+                <w:szCs w:val="28"/>
+                <w:lang w:eastAsia="ru-RU"/>
+              </w:rPr>
+              <w:t>На один стол может быть сделано несколько заказов.</w:t>
+            </w:r>
+          </w:p>
+        </w:tc>
+      </w:tr>
+      <w:tr>
+        <w:tc>
+          <w:tcPr>
+            <w:tcW w:w="634" w:type="dxa"/>
+            <w:vAlign w:val="center"/>
+          </w:tcPr>
+          <w:p>
+            <w:pPr>
+              <w:jc w:val="center"/>
+              <w:rPr>
+                <w:rFonts w:ascii="Times New Roman" w:eastAsia="Times New Roman" w:hAnsi="Times New Roman" w:cs="Times New Roman"/>
+                <w:bCs/>
+                <w:color w:val="000000"/>
+                <w:sz w:val="28"/>
+                <w:szCs w:val="28"/>
+                <w:lang w:val="en-US" w:eastAsia="ru-RU"/>
+              </w:rPr>
+            </w:pPr>
+            <w:r>
+              <w:rPr>
+                <w:rFonts w:ascii="Times New Roman" w:eastAsia="Times New Roman" w:hAnsi="Times New Roman" w:cs="Times New Roman"/>
+                <w:bCs/>
+                <w:color w:val="000000"/>
+                <w:sz w:val="28"/>
+                <w:szCs w:val="28"/>
+                <w:lang w:val="en-US" w:eastAsia="ru-RU"/>
+              </w:rPr>
+              <w:t>5</w:t>
+            </w:r>
+          </w:p>
+        </w:tc>
+        <w:tc>
+          <w:tcPr>
+            <w:tcW w:w="1425" w:type="dxa"/>
+            <w:vAlign w:val="center"/>
+          </w:tcPr>
+          <w:p>
+            <w:pPr>
+              <w:jc w:val="center"/>
+              <w:rPr>
+                <w:rFonts w:ascii="Times New Roman" w:eastAsia="Times New Roman" w:hAnsi="Times New Roman" w:cs="Times New Roman"/>
+                <w:bCs/>
+                <w:color w:val="000000"/>
+                <w:sz w:val="28"/>
+                <w:szCs w:val="28"/>
+                <w:lang w:val="en-US" w:eastAsia="ru-RU"/>
+              </w:rPr>
+            </w:pPr>
+            <w:r>
+              <w:rPr>
+                <w:rFonts w:ascii="Times New Roman" w:eastAsia="Times New Roman" w:hAnsi="Times New Roman" w:cs="Times New Roman"/>
+                <w:bCs/>
+                <w:color w:val="000000"/>
+                <w:sz w:val="28"/>
+                <w:szCs w:val="28"/>
+                <w:lang w:val="en-US" w:eastAsia="ru-RU"/>
+              </w:rPr>
+              <w:t>1:N</w:t>
+            </w:r>
+          </w:p>
+        </w:tc>
+        <w:tc>
+          <w:tcPr>
+            <w:tcW w:w="3890" w:type="dxa"/>
+            <w:vAlign w:val="center"/>
+          </w:tcPr>
+          <w:p>
+            <w:pPr>
+              <w:jc w:val="center"/>
+              <w:rPr>
+                <w:rFonts w:ascii="Times New Roman" w:eastAsia="Times New Roman" w:hAnsi="Times New Roman" w:cs="Times New Roman"/>
+                <w:bCs/>
+                <w:color w:val="000000"/>
+                <w:sz w:val="28"/>
+                <w:szCs w:val="28"/>
+                <w:lang w:val="en-US" w:eastAsia="ru-RU"/>
+              </w:rPr>
+            </w:pPr>
+            <w:r>
+              <w:rPr>
+                <w:rFonts w:ascii="Times New Roman" w:eastAsia="Times New Roman" w:hAnsi="Times New Roman" w:cs="Times New Roman"/>
+                <w:bCs/>
+                <w:color w:val="000000"/>
+                <w:sz w:val="28"/>
+                <w:szCs w:val="28"/>
+                <w:lang w:val="en-US" w:eastAsia="ru-RU"/>
+              </w:rPr>
+              <w:t>Employees – Orders</w:t>
+            </w:r>
+          </w:p>
+        </w:tc>
+        <w:tc>
+          <w:tcPr>
+            <w:tcW w:w="3508" w:type="dxa"/>
+            <w:vAlign w:val="center"/>
+          </w:tcPr>
+          <w:p>
+            <w:pPr>
+              <w:jc w:val="both"/>
+              <w:rPr>
+                <w:rFonts w:ascii="Times New Roman" w:eastAsia="Times New Roman" w:hAnsi="Times New Roman" w:cs="Times New Roman"/>
+                <w:bCs/>
+                <w:color w:val="000000"/>
+                <w:sz w:val="28"/>
+                <w:szCs w:val="28"/>
+                <w:lang w:eastAsia="ru-RU"/>
+              </w:rPr>
+            </w:pPr>
+            <w:r>
+              <w:rPr>
+                <w:rFonts w:ascii="Times New Roman" w:eastAsia="Times New Roman" w:hAnsi="Times New Roman" w:cs="Times New Roman"/>
+                <w:bCs/>
+                <w:color w:val="000000"/>
+                <w:sz w:val="28"/>
+                <w:szCs w:val="28"/>
+                <w:lang w:eastAsia="ru-RU"/>
+              </w:rPr>
+              <w:t>Один официант работает с несколькими заказами.</w:t>
+            </w:r>
+          </w:p>
+        </w:tc>
+      </w:tr>
+      <w:tr>
+        <w:tc>
+          <w:tcPr>
+            <w:tcW w:w="634" w:type="dxa"/>
+            <w:vAlign w:val="center"/>
+          </w:tcPr>
+          <w:p>
+            <w:pPr>
+              <w:jc w:val="center"/>
+              <w:rPr>
+                <w:rFonts w:ascii="Times New Roman" w:eastAsia="Times New Roman" w:hAnsi="Times New Roman" w:cs="Times New Roman"/>
+                <w:bCs/>
+                <w:color w:val="000000"/>
+                <w:sz w:val="28"/>
+                <w:szCs w:val="28"/>
+                <w:lang w:eastAsia="ru-RU"/>
+              </w:rPr>
+            </w:pPr>
+            <w:r>
+              <w:rPr>
+                <w:rFonts w:ascii="Times New Roman" w:eastAsia="Times New Roman" w:hAnsi="Times New Roman" w:cs="Times New Roman"/>
+                <w:bCs/>
+                <w:color w:val="000000"/>
+                <w:sz w:val="28"/>
+                <w:szCs w:val="28"/>
+                <w:lang w:eastAsia="ru-RU"/>
+              </w:rPr>
+              <w:t>6</w:t>
+            </w:r>
+          </w:p>
+        </w:tc>
+        <w:tc>
+          <w:tcPr>
+            <w:tcW w:w="1425" w:type="dxa"/>
+            <w:vAlign w:val="center"/>
+          </w:tcPr>
+          <w:p>
+            <w:pPr>
+              <w:jc w:val="center"/>
+              <w:rPr>
+                <w:rFonts w:ascii="Times New Roman" w:eastAsia="Times New Roman" w:hAnsi="Times New Roman" w:cs="Times New Roman"/>
+                <w:bCs/>
+                <w:color w:val="000000"/>
+                <w:sz w:val="28"/>
+                <w:szCs w:val="28"/>
+                <w:lang w:val="en-US" w:eastAsia="ru-RU"/>
+              </w:rPr>
+            </w:pPr>
+            <w:r>
+              <w:rPr>
+                <w:rFonts w:ascii="Times New Roman" w:eastAsia="Times New Roman" w:hAnsi="Times New Roman" w:cs="Times New Roman"/>
+                <w:bCs/>
+                <w:color w:val="000000"/>
+                <w:sz w:val="28"/>
+                <w:szCs w:val="28"/>
+                <w:lang w:val="en-US" w:eastAsia="ru-RU"/>
+              </w:rPr>
+              <w:t>1:N</w:t>
+            </w:r>
+          </w:p>
+        </w:tc>
+        <w:tc>
+          <w:tcPr>
+            <w:tcW w:w="3890" w:type="dxa"/>
+            <w:vAlign w:val="center"/>
+          </w:tcPr>
+          <w:p>
+            <w:pPr>
+              <w:jc w:val="center"/>
+              <w:rPr>
+                <w:rFonts w:ascii="Times New Roman" w:eastAsia="Times New Roman" w:hAnsi="Times New Roman" w:cs="Times New Roman"/>
+                <w:bCs/>
+                <w:color w:val="000000"/>
+                <w:sz w:val="28"/>
+                <w:szCs w:val="28"/>
+                <w:lang w:val="en-US" w:eastAsia="ru-RU"/>
+              </w:rPr>
+            </w:pPr>
+            <w:r>
+              <w:rPr>
+                <w:rFonts w:ascii="Times New Roman" w:eastAsia="Times New Roman" w:hAnsi="Times New Roman" w:cs="Times New Roman"/>
+                <w:bCs/>
+                <w:color w:val="000000"/>
+                <w:sz w:val="28"/>
+                <w:szCs w:val="28"/>
+                <w:lang w:val="en-US" w:eastAsia="ru-RU"/>
+              </w:rPr>
+              <w:t>Clients – Orders</w:t>
+            </w:r>
+          </w:p>
+        </w:tc>
+        <w:tc>
+          <w:tcPr>
+            <w:tcW w:w="3508" w:type="dxa"/>
+            <w:vAlign w:val="center"/>
+          </w:tcPr>
+          <w:p>
+            <w:pPr>
+              <w:jc w:val="both"/>
+              <w:rPr>
+                <w:rFonts w:ascii="Times New Roman" w:eastAsia="Times New Roman" w:hAnsi="Times New Roman" w:cs="Times New Roman"/>
+                <w:bCs/>
+                <w:color w:val="000000"/>
+                <w:sz w:val="28"/>
+                <w:szCs w:val="28"/>
+                <w:lang w:eastAsia="ru-RU"/>
+              </w:rPr>
+            </w:pPr>
+            <w:r>
+              <w:rPr>
+                <w:rFonts w:ascii="Times New Roman" w:eastAsia="Times New Roman" w:hAnsi="Times New Roman" w:cs="Times New Roman"/>
+                <w:bCs/>
+                <w:color w:val="000000"/>
+                <w:sz w:val="28"/>
+                <w:szCs w:val="28"/>
+                <w:lang w:eastAsia="ru-RU"/>
+              </w:rPr>
+              <w:t>Один клиент может сделать несколько заказов.</w:t>
+            </w:r>
+          </w:p>
+        </w:tc>
+      </w:tr>
+    </w:tbl>
+    <w:p>
+      <w:pPr>
+        <w:spacing w:after="0" w:line="240" w:lineRule="auto"/>
+        <w:ind w:firstLine="708"/>
+        <w:jc w:val="both"/>
+        <w:rPr>
+          <w:rFonts w:ascii="Times New Roman" w:eastAsia="Times New Roman" w:hAnsi="Times New Roman" w:cs="Times New Roman"/>
+          <w:b/>
+          <w:color w:val="000000"/>
+          <w:sz w:val="28"/>
+          <w:szCs w:val="28"/>
+          <w:lang w:eastAsia="ru-RU"/>
+        </w:rPr>
+      </w:pPr>
+    </w:p>
+    <w:p>
+      <w:pPr>
+        <w:spacing w:after="0" w:line="240" w:lineRule="auto"/>
+        <w:ind w:firstLine="708"/>
+        <w:jc w:val="both"/>
+        <w:rPr>
+          <w:rFonts w:ascii="Times New Roman" w:eastAsia="Times New Roman" w:hAnsi="Times New Roman" w:cs="Times New Roman"/>
+          <w:bCs/>
+          <w:color w:val="000000"/>
+          <w:sz w:val="28"/>
+          <w:szCs w:val="28"/>
+          <w:lang w:eastAsia="ru-RU"/>
+        </w:rPr>
+      </w:pPr>
+      <w:r>
+        <w:rPr>
+          <w:rFonts w:ascii="Times New Roman" w:eastAsia="Times New Roman" w:hAnsi="Times New Roman" w:cs="Times New Roman"/>
+          <w:bCs/>
+          <w:color w:val="000000"/>
+          <w:sz w:val="28"/>
+          <w:szCs w:val="28"/>
+          <w:lang w:eastAsia="ru-RU"/>
+        </w:rPr>
+        <w:t xml:space="preserve">Реляционная модель представлена на рисунке </w:t>
+      </w:r>
+      <w:r>
+        <w:rPr>
+          <w:rFonts w:ascii="Times New Roman" w:eastAsia="Times New Roman" w:hAnsi="Times New Roman" w:cs="Times New Roman"/>
+          <w:bCs/>
+          <w:color w:val="000000"/>
+          <w:sz w:val="28"/>
+          <w:szCs w:val="28"/>
+          <w:lang w:eastAsia="ru-RU"/>
+        </w:rPr>
+        <w:t>6</w:t>
+      </w:r>
+      <w:r>
+        <w:rPr>
+          <w:rFonts w:ascii="Times New Roman" w:eastAsia="Times New Roman" w:hAnsi="Times New Roman" w:cs="Times New Roman"/>
+          <w:bCs/>
+          <w:color w:val="000000"/>
+          <w:sz w:val="28"/>
+          <w:szCs w:val="28"/>
+          <w:lang w:eastAsia="ru-RU"/>
+        </w:rPr>
+        <w:t>.</w:t>
+      </w:r>
+    </w:p>
+    <w:p>
+      <w:pPr>
+        <w:spacing w:after="0" w:line="240" w:lineRule="auto"/>
+        <w:ind w:firstLine="708"/>
+        <w:jc w:val="both"/>
+        <w:rPr>
+          <w:rFonts w:ascii="Times New Roman" w:eastAsia="Times New Roman" w:hAnsi="Times New Roman" w:cs="Times New Roman"/>
+          <w:bCs/>
+          <w:color w:val="000000"/>
+          <w:sz w:val="28"/>
+          <w:szCs w:val="28"/>
+          <w:lang w:eastAsia="ru-RU"/>
+        </w:rPr>
+      </w:pPr>
+    </w:p>
+    <w:p>
+      <w:pPr>
+        <w:spacing w:after="0" w:line="240" w:lineRule="auto"/>
+        <w:jc w:val="center"/>
+        <w:rPr>
+          <w:rFonts w:ascii="Times New Roman" w:eastAsia="Times New Roman" w:hAnsi="Times New Roman" w:cs="Times New Roman"/>
+          <w:color w:val="000000"/>
+          <w:sz w:val="28"/>
+          <w:szCs w:val="28"/>
+          <w:lang w:eastAsia="ru-RU"/>
+        </w:rPr>
+      </w:pPr>
+      <w:r>
+        <w:rPr>
+          <w:rFonts w:ascii="Times New Roman" w:eastAsia="Times New Roman" w:hAnsi="Times New Roman" w:cs="Times New Roman"/>
+          <w:noProof/>
+          <w:color w:val="000000"/>
+          <w:sz w:val="28"/>
+          <w:szCs w:val="28"/>
+          <w:lang w:val="en-US" w:eastAsia="ru-RU"/>
+        </w:rPr>
+        <w:drawing>
+          <wp:inline distT="0" distB="0" distL="0" distR="0" wp14:anchorId="13427CF9" wp14:editId="585DABBF">
+            <wp:extent cx="5940425" cy="2729865"/>
+            <wp:effectExtent l="0" t="0" r="3175" b="0"/>
+            <wp:docPr id="15" name="Рисунок 15"/>
+            <wp:cNvGraphicFramePr>
+              <a:graphicFrameLocks xmlns:a="http://schemas.openxmlformats.org/drawingml/2006/main" noChangeAspect="1"/>
+            </wp:cNvGraphicFramePr>
+            <a:graphic xmlns:a="http://schemas.openxmlformats.org/drawingml/2006/main">
+              <a:graphicData uri="http://schemas.openxmlformats.org/drawingml/2006/picture">
+                <pic:pic xmlns:pic="http://schemas.openxmlformats.org/drawingml/2006/picture">
+                  <pic:nvPicPr>
+                    <pic:cNvPr id="0" name="Picture 5"/>
+                    <pic:cNvPicPr>
+                      <a:picLocks noChangeAspect="1" noChangeArrowheads="1"/>
+                    </pic:cNvPicPr>
+                  </pic:nvPicPr>
+                  <pic:blipFill>
+                    <a:blip r:embed="rId10">
+                      <a:extLst>
+                        <a:ext uri="{28A0092B-C50C-407E-A947-70E740481C1C}">
+                          <a14:useLocalDpi xmlns:a14="http://schemas.microsoft.com/office/drawing/2010/main" val="0"/>
+                        </a:ext>
+                      </a:extLst>
+                    </a:blip>
+                    <a:srcRect/>
+                    <a:stretch>
+                      <a:fillRect/>
+                    </a:stretch>
+                  </pic:blipFill>
+                  <pic:spPr bwMode="auto">
+                    <a:xfrm>
+                      <a:off x="0" y="0"/>
+                      <a:ext cx="5940425" cy="2729865"/>
+                    </a:xfrm>
+                    <a:prstGeom prst="rect">
+                      <a:avLst/>
+                    </a:prstGeom>
+                    <a:noFill/>
+                    <a:ln>
+                      <a:noFill/>
+                    </a:ln>
+                  </pic:spPr>
+                </pic:pic>
+              </a:graphicData>
+            </a:graphic>
+          </wp:inline>
+        </w:drawing>
+      </w:r>
+    </w:p>
+    <w:p>
+      <w:pPr>
+        <w:spacing w:after="0" w:line="240" w:lineRule="auto"/>
+        <w:jc w:val="center"/>
+        <w:rPr>
+          <w:rFonts w:ascii="Times New Roman" w:eastAsia="Times New Roman" w:hAnsi="Times New Roman" w:cs="Times New Roman"/>
+          <w:bCs/>
+          <w:color w:val="000000"/>
+          <w:sz w:val="28"/>
+          <w:szCs w:val="28"/>
+          <w:lang w:eastAsia="ru-RU"/>
+        </w:rPr>
+      </w:pPr>
+      <w:r>
+        <w:rPr>
+          <w:rFonts w:ascii="Times New Roman" w:eastAsia="Times New Roman" w:hAnsi="Times New Roman" w:cs="Times New Roman"/>
+          <w:bCs/>
+          <w:color w:val="000000"/>
+          <w:sz w:val="28"/>
+          <w:szCs w:val="28"/>
+          <w:lang w:eastAsia="ru-RU"/>
+        </w:rPr>
+        <w:t xml:space="preserve">Рисунок </w:t>
+      </w:r>
+      <w:r>
+        <w:rPr>
+          <w:rFonts w:ascii="Times New Roman" w:eastAsia="Times New Roman" w:hAnsi="Times New Roman" w:cs="Times New Roman"/>
+          <w:bCs/>
+          <w:color w:val="000000"/>
+          <w:sz w:val="28"/>
+          <w:szCs w:val="28"/>
+          <w:lang w:eastAsia="ru-RU"/>
+        </w:rPr>
+        <w:t>6</w:t>
+      </w:r>
+      <w:r>
+        <w:rPr>
+          <w:rFonts w:ascii="Times New Roman" w:eastAsia="Times New Roman" w:hAnsi="Times New Roman" w:cs="Times New Roman"/>
+          <w:bCs/>
+          <w:color w:val="000000"/>
+          <w:sz w:val="28"/>
+          <w:szCs w:val="28"/>
+          <w:lang w:eastAsia="ru-RU"/>
+        </w:rPr>
+        <w:t xml:space="preserve"> – </w:t>
+      </w:r>
+      <w:r>
+        <w:rPr>
+          <w:rFonts w:ascii="Times New Roman" w:eastAsia="Times New Roman" w:hAnsi="Times New Roman" w:cs="Times New Roman"/>
+          <w:bCs/>
+          <w:color w:val="000000"/>
+          <w:sz w:val="28"/>
+          <w:szCs w:val="28"/>
+          <w:lang w:eastAsia="ru-RU"/>
+        </w:rPr>
+        <w:t>Реляционная модель базы данных</w:t>
+      </w:r>
+    </w:p>
+    <w:p>
+      <w:pPr>
+        <w:spacing w:after="0" w:line="240" w:lineRule="auto"/>
+        <w:ind w:firstLine="708"/>
+        <w:jc w:val="both"/>
+        <w:rPr>
+          <w:rFonts w:ascii="Times New Roman" w:eastAsia="Times New Roman" w:hAnsi="Times New Roman" w:cs="Times New Roman"/>
+          <w:color w:val="000000"/>
+          <w:sz w:val="28"/>
+          <w:szCs w:val="28"/>
+          <w:lang w:eastAsia="ru-RU"/>
+        </w:rPr>
+      </w:pPr>
     </w:p>
     <w:p>
       <w:pPr>
@@ -5573,51 +8463,7 @@
           <w:szCs w:val="28"/>
           <w:lang w:eastAsia="ru-RU"/>
         </w:rPr>
-        <w:t xml:space="preserve">Обозначается такая зависимость следующим образом: </w:t>
-      </w:r>
-      <w:proofErr w:type="spellStart"/>
-      <w:r>
-        <w:rPr>
-          <w:rFonts w:ascii="Times New Roman" w:eastAsia="Times New Roman" w:hAnsi="Times New Roman" w:cs="Times New Roman"/>
-          <w:color w:val="000000"/>
-          <w:sz w:val="28"/>
-          <w:szCs w:val="28"/>
-          <w:lang w:eastAsia="ru-RU"/>
-        </w:rPr>
-        <w:t>r.Х</w:t>
-      </w:r>
-      <w:proofErr w:type="spellEnd"/>
-      <w:r>
-        <w:rPr>
-          <w:rFonts w:ascii="Times New Roman" w:eastAsia="Times New Roman" w:hAnsi="Times New Roman" w:cs="Times New Roman"/>
-          <w:color w:val="000000"/>
-          <w:sz w:val="28"/>
-          <w:szCs w:val="28"/>
-          <w:lang w:eastAsia="ru-RU"/>
-        </w:rPr>
-        <w:t xml:space="preserve">→ </w:t>
-      </w:r>
-      <w:proofErr w:type="spellStart"/>
-      <w:r>
-        <w:rPr>
-          <w:rFonts w:ascii="Times New Roman" w:eastAsia="Times New Roman" w:hAnsi="Times New Roman" w:cs="Times New Roman"/>
-          <w:color w:val="000000"/>
-          <w:sz w:val="28"/>
-          <w:szCs w:val="28"/>
-          <w:lang w:eastAsia="ru-RU"/>
-        </w:rPr>
-        <w:t>r.Y</w:t>
-      </w:r>
-      <w:proofErr w:type="spellEnd"/>
-      <w:r>
-        <w:rPr>
-          <w:rFonts w:ascii="Times New Roman" w:eastAsia="Times New Roman" w:hAnsi="Times New Roman" w:cs="Times New Roman"/>
-          <w:color w:val="000000"/>
-          <w:sz w:val="28"/>
-          <w:szCs w:val="28"/>
-          <w:lang w:eastAsia="ru-RU"/>
-        </w:rPr>
-        <w:t>.</w:t>
+        <w:t>Обозначается такая зависимость следующим образом: r.Х→ r.Y.</w:t>
       </w:r>
       <w:r>
         <w:rPr>
@@ -6008,29 +8854,7 @@
           <w:szCs w:val="28"/>
           <w:lang w:eastAsia="ru-RU"/>
         </w:rPr>
-        <w:t xml:space="preserve">набор проекций R1, R2, ..., </w:t>
-      </w:r>
-      <w:proofErr w:type="spellStart"/>
-      <w:r>
-        <w:rPr>
-          <w:rFonts w:ascii="Times New Roman" w:eastAsia="Times New Roman" w:hAnsi="Times New Roman" w:cs="Times New Roman"/>
-          <w:color w:val="000000"/>
-          <w:sz w:val="28"/>
-          <w:szCs w:val="28"/>
-          <w:lang w:eastAsia="ru-RU"/>
-        </w:rPr>
-        <w:t>Rn</w:t>
-      </w:r>
-      <w:proofErr w:type="spellEnd"/>
-      <w:r>
-        <w:rPr>
-          <w:rFonts w:ascii="Times New Roman" w:eastAsia="Times New Roman" w:hAnsi="Times New Roman" w:cs="Times New Roman"/>
-          <w:color w:val="000000"/>
-          <w:sz w:val="28"/>
-          <w:szCs w:val="28"/>
-          <w:lang w:eastAsia="ru-RU"/>
-        </w:rPr>
-        <w:t>, таких, что:</w:t>
+        <w:t>набор проекций R1, R2, ..., Rn, таких, что:</w:t>
       </w:r>
     </w:p>
     <w:p>
@@ -6054,29 +8878,7 @@
           <w:szCs w:val="28"/>
           <w:lang w:eastAsia="ru-RU"/>
         </w:rPr>
-        <w:t xml:space="preserve">а) объединение проекций R1, R2, ..., </w:t>
-      </w:r>
-      <w:proofErr w:type="spellStart"/>
-      <w:r>
-        <w:rPr>
-          <w:rFonts w:ascii="Times New Roman" w:eastAsia="Times New Roman" w:hAnsi="Times New Roman" w:cs="Times New Roman"/>
-          <w:color w:val="000000"/>
-          <w:sz w:val="28"/>
-          <w:szCs w:val="28"/>
-          <w:lang w:eastAsia="ru-RU"/>
-        </w:rPr>
-        <w:t>Rn</w:t>
-      </w:r>
-      <w:proofErr w:type="spellEnd"/>
-      <w:r>
-        <w:rPr>
-          <w:rFonts w:ascii="Times New Roman" w:eastAsia="Times New Roman" w:hAnsi="Times New Roman" w:cs="Times New Roman"/>
-          <w:color w:val="000000"/>
-          <w:sz w:val="28"/>
-          <w:szCs w:val="28"/>
-          <w:lang w:eastAsia="ru-RU"/>
-        </w:rPr>
-        <w:t xml:space="preserve"> позволяет гарантированно получить</w:t>
+        <w:t>а) объединение проекций R1, R2, ..., Rn позволяет гарантированно получить</w:t>
       </w:r>
       <w:r>
         <w:rPr>
@@ -6120,29 +8922,7 @@
           <w:szCs w:val="28"/>
           <w:lang w:eastAsia="ru-RU"/>
         </w:rPr>
-        <w:t xml:space="preserve">б) каждая из проекций R1, R2, ..., </w:t>
-      </w:r>
-      <w:proofErr w:type="spellStart"/>
-      <w:r>
-        <w:rPr>
-          <w:rFonts w:ascii="Times New Roman" w:eastAsia="Times New Roman" w:hAnsi="Times New Roman" w:cs="Times New Roman"/>
-          <w:color w:val="000000"/>
-          <w:sz w:val="28"/>
-          <w:szCs w:val="28"/>
-          <w:lang w:eastAsia="ru-RU"/>
-        </w:rPr>
-        <w:t>Rn</w:t>
-      </w:r>
-      <w:proofErr w:type="spellEnd"/>
-      <w:r>
-        <w:rPr>
-          <w:rFonts w:ascii="Times New Roman" w:eastAsia="Times New Roman" w:hAnsi="Times New Roman" w:cs="Times New Roman"/>
-          <w:color w:val="000000"/>
-          <w:sz w:val="28"/>
-          <w:szCs w:val="28"/>
-          <w:lang w:eastAsia="ru-RU"/>
-        </w:rPr>
-        <w:t xml:space="preserve"> является необходимой для выполнения</w:t>
+        <w:t>б) каждая из проекций R1, R2, ..., Rn является необходимой для выполнения</w:t>
       </w:r>
       <w:r>
         <w:rPr>
@@ -6186,29 +8966,7 @@
           <w:szCs w:val="28"/>
           <w:lang w:eastAsia="ru-RU"/>
         </w:rPr>
-        <w:t xml:space="preserve">в) как минимум одна из проекций R1, R2, ..., </w:t>
-      </w:r>
-      <w:proofErr w:type="spellStart"/>
-      <w:r>
-        <w:rPr>
-          <w:rFonts w:ascii="Times New Roman" w:eastAsia="Times New Roman" w:hAnsi="Times New Roman" w:cs="Times New Roman"/>
-          <w:color w:val="000000"/>
-          <w:sz w:val="28"/>
-          <w:szCs w:val="28"/>
-          <w:lang w:eastAsia="ru-RU"/>
-        </w:rPr>
-        <w:t>Rn</w:t>
-      </w:r>
-      <w:proofErr w:type="spellEnd"/>
-      <w:r>
-        <w:rPr>
-          <w:rFonts w:ascii="Times New Roman" w:eastAsia="Times New Roman" w:hAnsi="Times New Roman" w:cs="Times New Roman"/>
-          <w:color w:val="000000"/>
-          <w:sz w:val="28"/>
-          <w:szCs w:val="28"/>
-          <w:lang w:eastAsia="ru-RU"/>
-        </w:rPr>
-        <w:t xml:space="preserve"> находится в более высокой</w:t>
+        <w:t>в) как минимум одна из проекций R1, R2, ..., Rn находится в более высокой</w:t>
       </w:r>
       <w:r>
         <w:rPr>
@@ -6287,7 +9045,6 @@
         </w:rPr>
         <w:t xml:space="preserve"> </w:t>
       </w:r>
-      <w:proofErr w:type="spellStart"/>
       <w:r>
         <w:rPr>
           <w:rFonts w:ascii="Times New Roman" w:eastAsia="Times New Roman" w:hAnsi="Times New Roman" w:cs="Times New Roman"/>
@@ -6298,7 +9055,6 @@
         </w:rPr>
         <w:t>Бойса</w:t>
       </w:r>
-      <w:proofErr w:type="spellEnd"/>
       <w:r>
         <w:rPr>
           <w:rFonts w:ascii="Times New Roman" w:eastAsia="Times New Roman" w:hAnsi="Times New Roman" w:cs="Times New Roman"/>
@@ -6373,29 +9129,7 @@
           <w:szCs w:val="28"/>
           <w:lang w:eastAsia="ru-RU"/>
         </w:rPr>
-        <w:t xml:space="preserve">отношения к виду, в котором все атрибуты отношения будут </w:t>
-      </w:r>
-      <w:proofErr w:type="spellStart"/>
-      <w:r>
-        <w:rPr>
-          <w:rFonts w:ascii="Times New Roman" w:eastAsia="Times New Roman" w:hAnsi="Times New Roman" w:cs="Times New Roman"/>
-          <w:color w:val="000000"/>
-          <w:sz w:val="28"/>
-          <w:szCs w:val="28"/>
-          <w:lang w:eastAsia="ru-RU"/>
-        </w:rPr>
-        <w:t>атомарны</w:t>
-      </w:r>
-      <w:proofErr w:type="spellEnd"/>
-      <w:r>
-        <w:rPr>
-          <w:rFonts w:ascii="Times New Roman" w:eastAsia="Times New Roman" w:hAnsi="Times New Roman" w:cs="Times New Roman"/>
-          <w:color w:val="000000"/>
-          <w:sz w:val="28"/>
-          <w:szCs w:val="28"/>
-          <w:lang w:eastAsia="ru-RU"/>
-        </w:rPr>
-        <w:t>. Атомарность может определяться особенностями предметной области, через исключение</w:t>
+        <w:t>отношения к виду, в котором все атрибуты отношения будут атомарны. Атомарность может определяться особенностями предметной области, через исключение</w:t>
       </w:r>
       <w:r>
         <w:rPr>
@@ -6471,20 +9205,8 @@
           <w:szCs w:val="28"/>
           <w:lang w:eastAsia="ru-RU"/>
         </w:rPr>
-        <w:t xml:space="preserve">2НФ, если оно находится в 1НФ и не содержит частичных функциональных зависимостей </w:t>
-      </w:r>
-      <w:proofErr w:type="spellStart"/>
-      <w:r>
-        <w:rPr>
-          <w:rFonts w:ascii="Times New Roman" w:eastAsia="Times New Roman" w:hAnsi="Times New Roman" w:cs="Times New Roman"/>
-          <w:color w:val="000000"/>
-          <w:sz w:val="28"/>
-          <w:szCs w:val="28"/>
-          <w:lang w:eastAsia="ru-RU"/>
-        </w:rPr>
-        <w:t>неключевых</w:t>
-      </w:r>
-      <w:proofErr w:type="spellEnd"/>
+        <w:t>2НФ, если оно находится в 1НФ и не содержит частичных функциональных зависимостей неключевых</w:t>
+      </w:r>
       <w:r>
         <w:rPr>
           <w:rFonts w:ascii="Times New Roman" w:eastAsia="Times New Roman" w:hAnsi="Times New Roman" w:cs="Times New Roman"/>
@@ -6503,29 +9225,7 @@
           <w:szCs w:val="28"/>
           <w:lang w:eastAsia="ru-RU"/>
         </w:rPr>
-        <w:t xml:space="preserve">атрибутов от первичного ключа: </w:t>
-      </w:r>
-      <w:proofErr w:type="spellStart"/>
-      <w:r>
-        <w:rPr>
-          <w:rFonts w:ascii="Times New Roman" w:eastAsia="Times New Roman" w:hAnsi="Times New Roman" w:cs="Times New Roman"/>
-          <w:color w:val="000000"/>
-          <w:sz w:val="28"/>
-          <w:szCs w:val="28"/>
-          <w:lang w:eastAsia="ru-RU"/>
-        </w:rPr>
-        <w:t>неключевые</w:t>
-      </w:r>
-      <w:proofErr w:type="spellEnd"/>
-      <w:r>
-        <w:rPr>
-          <w:rFonts w:ascii="Times New Roman" w:eastAsia="Times New Roman" w:hAnsi="Times New Roman" w:cs="Times New Roman"/>
-          <w:color w:val="000000"/>
-          <w:sz w:val="28"/>
-          <w:szCs w:val="28"/>
-          <w:lang w:eastAsia="ru-RU"/>
-        </w:rPr>
-        <w:t xml:space="preserve"> атрибуты</w:t>
+        <w:t>атрибутов от первичного ключа: неключевые атрибуты</w:t>
       </w:r>
       <w:r>
         <w:rPr>
@@ -6588,29 +9288,7 @@
           <w:szCs w:val="28"/>
           <w:lang w:eastAsia="ru-RU"/>
         </w:rPr>
-        <w:t>простой. Если он составной, то целесообразно добавить в отношение искусственный первичный ключ – счетчик (идентификатор (</w:t>
-      </w:r>
-      <w:proofErr w:type="spellStart"/>
-      <w:r>
-        <w:rPr>
-          <w:rFonts w:ascii="Times New Roman" w:eastAsia="Times New Roman" w:hAnsi="Times New Roman" w:cs="Times New Roman"/>
-          <w:color w:val="000000"/>
-          <w:sz w:val="28"/>
-          <w:szCs w:val="28"/>
-          <w:lang w:eastAsia="ru-RU"/>
-        </w:rPr>
-        <w:t>id</w:t>
-      </w:r>
-      <w:proofErr w:type="spellEnd"/>
-      <w:r>
-        <w:rPr>
-          <w:rFonts w:ascii="Times New Roman" w:eastAsia="Times New Roman" w:hAnsi="Times New Roman" w:cs="Times New Roman"/>
-          <w:color w:val="000000"/>
-          <w:sz w:val="28"/>
-          <w:szCs w:val="28"/>
-          <w:lang w:eastAsia="ru-RU"/>
-        </w:rPr>
-        <w:t>)), а составной первичный</w:t>
+        <w:t>простой. Если он составной, то целесообразно добавить в отношение искусственный первичный ключ – счетчик (идентификатор (id)), а составной первичный</w:t>
       </w:r>
       <w:r>
         <w:rPr>
@@ -6630,29 +9308,7 @@
           <w:szCs w:val="28"/>
           <w:lang w:eastAsia="ru-RU"/>
         </w:rPr>
-        <w:t xml:space="preserve">ключ (который становится альтернативным ключом) вынести в отдельное отношение. Если же добавление </w:t>
-      </w:r>
-      <w:proofErr w:type="spellStart"/>
-      <w:r>
-        <w:rPr>
-          <w:rFonts w:ascii="Times New Roman" w:eastAsia="Times New Roman" w:hAnsi="Times New Roman" w:cs="Times New Roman"/>
-          <w:color w:val="000000"/>
-          <w:sz w:val="28"/>
-          <w:szCs w:val="28"/>
-          <w:lang w:eastAsia="ru-RU"/>
-        </w:rPr>
-        <w:t>id</w:t>
-      </w:r>
-      <w:proofErr w:type="spellEnd"/>
-      <w:r>
-        <w:rPr>
-          <w:rFonts w:ascii="Times New Roman" w:eastAsia="Times New Roman" w:hAnsi="Times New Roman" w:cs="Times New Roman"/>
-          <w:color w:val="000000"/>
-          <w:sz w:val="28"/>
-          <w:szCs w:val="28"/>
-          <w:lang w:eastAsia="ru-RU"/>
-        </w:rPr>
-        <w:t xml:space="preserve"> не предполагается по каким-то причинам, то следует добиться соответствующей полной функциональной зависимости.</w:t>
+        <w:t>ключ (который становится альтернативным ключом) вынести в отдельное отношение. Если же добавление id не предполагается по каким-то причинам, то следует добиться соответствующей полной функциональной зависимости.</w:t>
       </w:r>
     </w:p>
     <w:p>
@@ -6728,29 +9384,7 @@
           <w:szCs w:val="28"/>
           <w:lang w:eastAsia="ru-RU"/>
         </w:rPr>
-        <w:t xml:space="preserve">зависимостей </w:t>
-      </w:r>
-      <w:proofErr w:type="spellStart"/>
-      <w:r>
-        <w:rPr>
-          <w:rFonts w:ascii="Times New Roman" w:eastAsia="Times New Roman" w:hAnsi="Times New Roman" w:cs="Times New Roman"/>
-          <w:color w:val="000000"/>
-          <w:sz w:val="28"/>
-          <w:szCs w:val="28"/>
-          <w:lang w:eastAsia="ru-RU"/>
-        </w:rPr>
-        <w:t>неключевых</w:t>
-      </w:r>
-      <w:proofErr w:type="spellEnd"/>
-      <w:r>
-        <w:rPr>
-          <w:rFonts w:ascii="Times New Roman" w:eastAsia="Times New Roman" w:hAnsi="Times New Roman" w:cs="Times New Roman"/>
-          <w:color w:val="000000"/>
-          <w:sz w:val="28"/>
-          <w:szCs w:val="28"/>
-          <w:lang w:eastAsia="ru-RU"/>
-        </w:rPr>
-        <w:t xml:space="preserve"> атрибутов от первичного ключа.</w:t>
+        <w:t>зависимостей неключевых атрибутов от первичного ключа.</w:t>
       </w:r>
     </w:p>
     <w:p>
@@ -6799,22 +9433,8 @@
           <w:szCs w:val="28"/>
           <w:lang w:eastAsia="ru-RU"/>
         </w:rPr>
-        <w:t xml:space="preserve">Нормальная форма </w:t>
-      </w:r>
-      <w:proofErr w:type="spellStart"/>
-      <w:r>
-        <w:rPr>
-          <w:rFonts w:ascii="Times New Roman" w:eastAsia="Times New Roman" w:hAnsi="Times New Roman" w:cs="Times New Roman"/>
-          <w:b/>
-          <w:bCs/>
-          <w:color w:val="000000"/>
-          <w:sz w:val="28"/>
-          <w:szCs w:val="28"/>
-          <w:lang w:eastAsia="ru-RU"/>
-        </w:rPr>
-        <w:t>Бойса</w:t>
-      </w:r>
-      <w:proofErr w:type="spellEnd"/>
+        <w:t>Нормальная форма Бойса</w:t>
+      </w:r>
       <w:r>
         <w:rPr>
           <w:rFonts w:ascii="Times New Roman" w:eastAsia="Times New Roman" w:hAnsi="Times New Roman" w:cs="Times New Roman"/>
@@ -6906,27 +9526,15 @@
         </w:rPr>
         <w:t xml:space="preserve"> </w:t>
       </w:r>
-      <w:proofErr w:type="spellStart"/>
-      <w:r>
-        <w:rPr>
-          <w:rFonts w:ascii="Times New Roman" w:eastAsia="Times New Roman" w:hAnsi="Times New Roman" w:cs="Times New Roman"/>
-          <w:color w:val="000000"/>
-          <w:sz w:val="28"/>
-          <w:szCs w:val="28"/>
-          <w:lang w:eastAsia="ru-RU"/>
-        </w:rPr>
-        <w:t>Бойса</w:t>
-      </w:r>
-      <w:proofErr w:type="spellEnd"/>
-      <w:r>
-        <w:rPr>
-          <w:rFonts w:ascii="Times New Roman" w:eastAsia="Times New Roman" w:hAnsi="Times New Roman" w:cs="Times New Roman"/>
-          <w:color w:val="000000"/>
-          <w:sz w:val="28"/>
-          <w:szCs w:val="28"/>
-          <w:lang w:eastAsia="ru-RU"/>
-        </w:rPr>
-        <w:t xml:space="preserve"> – Кодда (НФБК) тогда и только тогда, когда она находится в 3НФ и не</w:t>
+      <w:r>
+        <w:rPr>
+          <w:rFonts w:ascii="Times New Roman" w:eastAsia="Times New Roman" w:hAnsi="Times New Roman" w:cs="Times New Roman"/>
+          <w:color w:val="000000"/>
+          <w:sz w:val="28"/>
+          <w:szCs w:val="28"/>
+          <w:lang w:eastAsia="ru-RU"/>
+        </w:rPr>
+        <w:t>Бойса – Кодда (НФБК) тогда и только тогда, когда она находится в 3НФ и не</w:t>
       </w:r>
       <w:r>
         <w:rPr>
@@ -7004,15 +9612,6 @@
         <w:jc w:val="both"/>
         <w:rPr>
           <w:rFonts w:ascii="Times New Roman" w:eastAsia="Times New Roman" w:hAnsi="Times New Roman" w:cs="Times New Roman"/>
-          <w:color w:val="000000"/>
-          <w:sz w:val="28"/>
-          <w:szCs w:val="28"/>
-          <w:lang w:eastAsia="ru-RU"/>
-        </w:rPr>
-      </w:pPr>
-      <w:r>
-        <w:rPr>
-          <w:rFonts w:ascii="Times New Roman" w:eastAsia="Times New Roman" w:hAnsi="Times New Roman" w:cs="Times New Roman"/>
           <w:b/>
           <w:bCs/>
           <w:color w:val="000000"/>
@@ -7020,52 +9619,318 @@
           <w:szCs w:val="28"/>
           <w:lang w:eastAsia="ru-RU"/>
         </w:rPr>
-        <w:t>Реляционная база данных</w:t>
-      </w:r>
-      <w:r>
-        <w:rPr>
-          <w:rFonts w:ascii="Times New Roman" w:eastAsia="Times New Roman" w:hAnsi="Times New Roman" w:cs="Times New Roman"/>
-          <w:color w:val="000000"/>
-          <w:sz w:val="28"/>
-          <w:szCs w:val="28"/>
-          <w:lang w:eastAsia="ru-RU"/>
-        </w:rPr>
-        <w:t xml:space="preserve"> </w:t>
-      </w:r>
-      <w:r>
-        <w:rPr>
-          <w:rFonts w:ascii="Times New Roman" w:eastAsia="Times New Roman" w:hAnsi="Times New Roman" w:cs="Times New Roman"/>
-          <w:color w:val="000000"/>
-          <w:sz w:val="28"/>
-          <w:szCs w:val="28"/>
-          <w:lang w:eastAsia="ru-RU"/>
-        </w:rPr>
-        <w:t>–</w:t>
-      </w:r>
-      <w:r>
-        <w:rPr>
-          <w:rFonts w:ascii="Times New Roman" w:eastAsia="Times New Roman" w:hAnsi="Times New Roman" w:cs="Times New Roman"/>
-          <w:color w:val="000000"/>
-          <w:sz w:val="28"/>
-          <w:szCs w:val="28"/>
-          <w:lang w:eastAsia="ru-RU"/>
-        </w:rPr>
-        <w:t xml:space="preserve"> </w:t>
-      </w:r>
-      <w:r>
-        <w:rPr>
-          <w:rFonts w:ascii="Times New Roman" w:eastAsia="Times New Roman" w:hAnsi="Times New Roman" w:cs="Times New Roman"/>
-          <w:color w:val="000000"/>
-          <w:sz w:val="28"/>
-          <w:szCs w:val="28"/>
-          <w:lang w:eastAsia="ru-RU"/>
-        </w:rPr>
-        <w:t>это составленная по реляционной модели база данных, в которой данные, занесенные в таблицы, имеют изначально заданные отношения. Сами таблицы в такой базе данных также соотносятся друг с другом строго определенным образом. Реляционные базы данных используют целый комплекс инструментов, которые обеспечивают целостность данных, т. е. их точность, полноту и единообразие.</w:t>
-      </w:r>
-    </w:p>
-    <w:p>
-      <w:pPr>
-        <w:spacing w:after="0" w:line="240" w:lineRule="auto"/>
+      </w:pPr>
+      <w:r>
+        <w:rPr>
+          <w:rFonts w:ascii="Times New Roman" w:eastAsia="Times New Roman" w:hAnsi="Times New Roman" w:cs="Times New Roman"/>
+          <w:b/>
+          <w:bCs/>
+          <w:color w:val="000000"/>
+          <w:sz w:val="28"/>
+          <w:szCs w:val="28"/>
+          <w:lang w:eastAsia="ru-RU"/>
+        </w:rPr>
+        <w:t>Элементы реляционной модели:</w:t>
+      </w:r>
+    </w:p>
+    <w:p>
+      <w:pPr>
+        <w:pStyle w:val="a4"/>
+        <w:numPr>
+          <w:ilvl w:val="0"/>
+          <w:numId w:val="15"/>
+        </w:numPr>
+        <w:spacing w:after="0" w:line="240" w:lineRule="auto"/>
+        <w:ind w:left="993" w:hanging="294"/>
+        <w:jc w:val="both"/>
+        <w:rPr>
+          <w:rFonts w:ascii="Times New Roman" w:eastAsia="Times New Roman" w:hAnsi="Times New Roman" w:cs="Times New Roman"/>
+          <w:color w:val="000000"/>
+          <w:sz w:val="28"/>
+          <w:szCs w:val="28"/>
+          <w:lang w:eastAsia="ru-RU"/>
+        </w:rPr>
+      </w:pPr>
+      <w:r>
+        <w:rPr>
+          <w:rFonts w:ascii="Times New Roman" w:eastAsia="Times New Roman" w:hAnsi="Times New Roman" w:cs="Times New Roman"/>
+          <w:color w:val="000000"/>
+          <w:sz w:val="28"/>
+          <w:szCs w:val="28"/>
+          <w:lang w:eastAsia="ru-RU"/>
+        </w:rPr>
+        <w:t>о</w:t>
+      </w:r>
+      <w:r>
+        <w:rPr>
+          <w:rFonts w:ascii="Times New Roman" w:eastAsia="Times New Roman" w:hAnsi="Times New Roman" w:cs="Times New Roman"/>
+          <w:color w:val="000000"/>
+          <w:sz w:val="28"/>
+          <w:szCs w:val="28"/>
+          <w:lang w:eastAsia="ru-RU"/>
+        </w:rPr>
+        <w:t>тношение</w:t>
+      </w:r>
+      <w:r>
+        <w:rPr>
+          <w:rFonts w:ascii="Times New Roman" w:eastAsia="Times New Roman" w:hAnsi="Times New Roman" w:cs="Times New Roman"/>
+          <w:color w:val="000000"/>
+          <w:sz w:val="28"/>
+          <w:szCs w:val="28"/>
+          <w:lang w:val="en-US" w:eastAsia="ru-RU"/>
+        </w:rPr>
+        <w:t>;</w:t>
+      </w:r>
+    </w:p>
+    <w:p>
+      <w:pPr>
+        <w:pStyle w:val="a4"/>
+        <w:numPr>
+          <w:ilvl w:val="0"/>
+          <w:numId w:val="15"/>
+        </w:numPr>
+        <w:spacing w:after="0" w:line="240" w:lineRule="auto"/>
+        <w:ind w:left="993" w:hanging="294"/>
+        <w:jc w:val="both"/>
+        <w:rPr>
+          <w:rFonts w:ascii="Times New Roman" w:eastAsia="Times New Roman" w:hAnsi="Times New Roman" w:cs="Times New Roman"/>
+          <w:color w:val="000000"/>
+          <w:sz w:val="28"/>
+          <w:szCs w:val="28"/>
+          <w:lang w:eastAsia="ru-RU"/>
+        </w:rPr>
+      </w:pPr>
+      <w:r>
+        <w:rPr>
+          <w:rFonts w:ascii="Times New Roman" w:eastAsia="Times New Roman" w:hAnsi="Times New Roman" w:cs="Times New Roman"/>
+          <w:color w:val="000000"/>
+          <w:sz w:val="28"/>
+          <w:szCs w:val="28"/>
+          <w:lang w:eastAsia="ru-RU"/>
+        </w:rPr>
+        <w:t>к</w:t>
+      </w:r>
+      <w:r>
+        <w:rPr>
+          <w:rFonts w:ascii="Times New Roman" w:eastAsia="Times New Roman" w:hAnsi="Times New Roman" w:cs="Times New Roman"/>
+          <w:color w:val="000000"/>
+          <w:sz w:val="28"/>
+          <w:szCs w:val="28"/>
+          <w:lang w:eastAsia="ru-RU"/>
+        </w:rPr>
+        <w:t>ортеж</w:t>
+      </w:r>
+      <w:r>
+        <w:rPr>
+          <w:rFonts w:ascii="Times New Roman" w:eastAsia="Times New Roman" w:hAnsi="Times New Roman" w:cs="Times New Roman"/>
+          <w:color w:val="000000"/>
+          <w:sz w:val="28"/>
+          <w:szCs w:val="28"/>
+          <w:lang w:val="en-US" w:eastAsia="ru-RU"/>
+        </w:rPr>
+        <w:t>;</w:t>
+      </w:r>
+    </w:p>
+    <w:p>
+      <w:pPr>
+        <w:pStyle w:val="a4"/>
+        <w:numPr>
+          <w:ilvl w:val="0"/>
+          <w:numId w:val="15"/>
+        </w:numPr>
+        <w:spacing w:after="0" w:line="240" w:lineRule="auto"/>
+        <w:ind w:left="993" w:hanging="294"/>
+        <w:jc w:val="both"/>
+        <w:rPr>
+          <w:rFonts w:ascii="Times New Roman" w:eastAsia="Times New Roman" w:hAnsi="Times New Roman" w:cs="Times New Roman"/>
+          <w:color w:val="000000"/>
+          <w:sz w:val="28"/>
+          <w:szCs w:val="28"/>
+          <w:lang w:eastAsia="ru-RU"/>
+        </w:rPr>
+      </w:pPr>
+      <w:r>
+        <w:rPr>
+          <w:rFonts w:ascii="Times New Roman" w:eastAsia="Times New Roman" w:hAnsi="Times New Roman" w:cs="Times New Roman"/>
+          <w:color w:val="000000"/>
+          <w:sz w:val="28"/>
+          <w:szCs w:val="28"/>
+          <w:lang w:eastAsia="ru-RU"/>
+        </w:rPr>
+        <w:t>а</w:t>
+      </w:r>
+      <w:r>
+        <w:rPr>
+          <w:rFonts w:ascii="Times New Roman" w:eastAsia="Times New Roman" w:hAnsi="Times New Roman" w:cs="Times New Roman"/>
+          <w:color w:val="000000"/>
+          <w:sz w:val="28"/>
+          <w:szCs w:val="28"/>
+          <w:lang w:eastAsia="ru-RU"/>
+        </w:rPr>
+        <w:t>трибут</w:t>
+      </w:r>
+      <w:r>
+        <w:rPr>
+          <w:rFonts w:ascii="Times New Roman" w:eastAsia="Times New Roman" w:hAnsi="Times New Roman" w:cs="Times New Roman"/>
+          <w:color w:val="000000"/>
+          <w:sz w:val="28"/>
+          <w:szCs w:val="28"/>
+          <w:lang w:eastAsia="ru-RU"/>
+        </w:rPr>
+        <w:t>;</w:t>
+      </w:r>
+    </w:p>
+    <w:p>
+      <w:pPr>
+        <w:pStyle w:val="a4"/>
+        <w:numPr>
+          <w:ilvl w:val="0"/>
+          <w:numId w:val="15"/>
+        </w:numPr>
+        <w:spacing w:after="0" w:line="240" w:lineRule="auto"/>
+        <w:ind w:left="993" w:hanging="294"/>
+        <w:jc w:val="both"/>
+        <w:rPr>
+          <w:rFonts w:ascii="Times New Roman" w:eastAsia="Times New Roman" w:hAnsi="Times New Roman" w:cs="Times New Roman"/>
+          <w:color w:val="000000"/>
+          <w:sz w:val="28"/>
+          <w:szCs w:val="28"/>
+          <w:lang w:val="en-US" w:eastAsia="ru-RU"/>
+        </w:rPr>
+      </w:pPr>
+      <w:r>
+        <w:rPr>
+          <w:rFonts w:ascii="Times New Roman" w:eastAsia="Times New Roman" w:hAnsi="Times New Roman" w:cs="Times New Roman"/>
+          <w:color w:val="000000"/>
+          <w:sz w:val="28"/>
+          <w:szCs w:val="28"/>
+          <w:lang w:eastAsia="ru-RU"/>
+        </w:rPr>
+        <w:t>д</w:t>
+      </w:r>
+      <w:r>
+        <w:rPr>
+          <w:rFonts w:ascii="Times New Roman" w:eastAsia="Times New Roman" w:hAnsi="Times New Roman" w:cs="Times New Roman"/>
+          <w:color w:val="000000"/>
+          <w:sz w:val="28"/>
+          <w:szCs w:val="28"/>
+          <w:lang w:eastAsia="ru-RU"/>
+        </w:rPr>
+        <w:t>омен</w:t>
+      </w:r>
+      <w:r>
+        <w:rPr>
+          <w:rFonts w:ascii="Times New Roman" w:eastAsia="Times New Roman" w:hAnsi="Times New Roman" w:cs="Times New Roman"/>
+          <w:color w:val="000000"/>
+          <w:sz w:val="28"/>
+          <w:szCs w:val="28"/>
+          <w:lang w:val="en-US" w:eastAsia="ru-RU"/>
+        </w:rPr>
+        <w:t>;</w:t>
+      </w:r>
+    </w:p>
+    <w:p>
+      <w:pPr>
+        <w:pStyle w:val="a4"/>
+        <w:numPr>
+          <w:ilvl w:val="0"/>
+          <w:numId w:val="15"/>
+        </w:numPr>
+        <w:spacing w:after="0" w:line="240" w:lineRule="auto"/>
+        <w:ind w:left="993" w:hanging="294"/>
+        <w:jc w:val="both"/>
+        <w:rPr>
+          <w:rFonts w:ascii="Times New Roman" w:eastAsia="Times New Roman" w:hAnsi="Times New Roman" w:cs="Times New Roman"/>
+          <w:color w:val="000000"/>
+          <w:sz w:val="28"/>
+          <w:szCs w:val="28"/>
+          <w:lang w:eastAsia="ru-RU"/>
+        </w:rPr>
+      </w:pPr>
+      <w:r>
+        <w:rPr>
+          <w:rFonts w:ascii="Times New Roman" w:eastAsia="Times New Roman" w:hAnsi="Times New Roman" w:cs="Times New Roman"/>
+          <w:color w:val="000000"/>
+          <w:sz w:val="28"/>
+          <w:szCs w:val="28"/>
+          <w:lang w:eastAsia="ru-RU"/>
+        </w:rPr>
+        <w:t>п</w:t>
+      </w:r>
+      <w:r>
+        <w:rPr>
+          <w:rFonts w:ascii="Times New Roman" w:eastAsia="Times New Roman" w:hAnsi="Times New Roman" w:cs="Times New Roman"/>
+          <w:color w:val="000000"/>
+          <w:sz w:val="28"/>
+          <w:szCs w:val="28"/>
+          <w:lang w:eastAsia="ru-RU"/>
+        </w:rPr>
+        <w:t>ервичный ключ</w:t>
+      </w:r>
+      <w:r>
+        <w:rPr>
+          <w:rFonts w:ascii="Times New Roman" w:eastAsia="Times New Roman" w:hAnsi="Times New Roman" w:cs="Times New Roman"/>
+          <w:color w:val="000000"/>
+          <w:sz w:val="28"/>
+          <w:szCs w:val="28"/>
+          <w:lang w:val="en-US" w:eastAsia="ru-RU"/>
+        </w:rPr>
+        <w:t>;</w:t>
+      </w:r>
+    </w:p>
+    <w:p>
+      <w:pPr>
+        <w:pStyle w:val="a4"/>
+        <w:numPr>
+          <w:ilvl w:val="0"/>
+          <w:numId w:val="15"/>
+        </w:numPr>
+        <w:spacing w:after="0" w:line="240" w:lineRule="auto"/>
+        <w:ind w:left="993" w:hanging="294"/>
+        <w:jc w:val="both"/>
+        <w:rPr>
+          <w:rFonts w:ascii="Times New Roman" w:eastAsia="Times New Roman" w:hAnsi="Times New Roman" w:cs="Times New Roman"/>
+          <w:color w:val="000000"/>
+          <w:sz w:val="28"/>
+          <w:szCs w:val="28"/>
+          <w:lang w:eastAsia="ru-RU"/>
+        </w:rPr>
+      </w:pPr>
+      <w:r>
+        <w:rPr>
+          <w:rFonts w:ascii="Times New Roman" w:eastAsia="Times New Roman" w:hAnsi="Times New Roman" w:cs="Times New Roman"/>
+          <w:color w:val="000000"/>
+          <w:sz w:val="28"/>
+          <w:szCs w:val="28"/>
+          <w:lang w:eastAsia="ru-RU"/>
+        </w:rPr>
+        <w:t>в</w:t>
+      </w:r>
+      <w:r>
+        <w:rPr>
+          <w:rFonts w:ascii="Times New Roman" w:eastAsia="Times New Roman" w:hAnsi="Times New Roman" w:cs="Times New Roman"/>
+          <w:color w:val="000000"/>
+          <w:sz w:val="28"/>
+          <w:szCs w:val="28"/>
+          <w:lang w:eastAsia="ru-RU"/>
+        </w:rPr>
+        <w:t>нешний ключ</w:t>
+      </w:r>
+      <w:r>
+        <w:rPr>
+          <w:rFonts w:ascii="Times New Roman" w:eastAsia="Times New Roman" w:hAnsi="Times New Roman" w:cs="Times New Roman"/>
+          <w:color w:val="000000"/>
+          <w:sz w:val="28"/>
+          <w:szCs w:val="28"/>
+          <w:lang w:val="en-US" w:eastAsia="ru-RU"/>
+        </w:rPr>
+        <w:t>.</w:t>
+      </w:r>
+    </w:p>
+    <w:p>
+      <w:pPr>
+        <w:spacing w:after="0" w:line="240" w:lineRule="auto"/>
+        <w:ind w:left="1068"/>
         <w:jc w:val="both"/>
         <w:rPr>
           <w:rFonts w:ascii="Times New Roman" w:eastAsia="Times New Roman" w:hAnsi="Times New Roman" w:cs="Times New Roman"/>
@@ -7107,15 +9972,19 @@
         <w:jc w:val="both"/>
         <w:rPr>
           <w:rFonts w:ascii="Times New Roman" w:eastAsia="Times New Roman" w:hAnsi="Times New Roman" w:cs="Times New Roman"/>
-          <w:color w:val="000000"/>
-          <w:sz w:val="28"/>
-          <w:szCs w:val="28"/>
-          <w:lang w:eastAsia="ru-RU"/>
-        </w:rPr>
-      </w:pPr>
-      <w:r>
-        <w:rPr>
-          <w:rFonts w:ascii="Times New Roman" w:eastAsia="Times New Roman" w:hAnsi="Times New Roman" w:cs="Times New Roman"/>
+          <w:b/>
+          <w:bCs/>
+          <w:color w:val="000000"/>
+          <w:sz w:val="28"/>
+          <w:szCs w:val="28"/>
+          <w:lang w:eastAsia="ru-RU"/>
+        </w:rPr>
+      </w:pPr>
+      <w:r>
+        <w:rPr>
+          <w:rFonts w:ascii="Times New Roman" w:eastAsia="Times New Roman" w:hAnsi="Times New Roman" w:cs="Times New Roman"/>
+          <w:b/>
+          <w:bCs/>
           <w:color w:val="000000"/>
           <w:sz w:val="28"/>
           <w:szCs w:val="28"/>
@@ -7442,27 +10311,15 @@
           <w:lang w:eastAsia="ru-RU"/>
         </w:rPr>
       </w:pPr>
-      <w:proofErr w:type="spellStart"/>
-      <w:r>
-        <w:rPr>
-          <w:rFonts w:ascii="Times New Roman" w:eastAsia="Times New Roman" w:hAnsi="Times New Roman" w:cs="Times New Roman"/>
-          <w:color w:val="000000"/>
-          <w:sz w:val="28"/>
-          <w:szCs w:val="28"/>
-          <w:lang w:eastAsia="ru-RU"/>
-        </w:rPr>
-        <w:t>Темпоральные</w:t>
-      </w:r>
-      <w:proofErr w:type="spellEnd"/>
-      <w:r>
-        <w:rPr>
-          <w:rFonts w:ascii="Times New Roman" w:eastAsia="Times New Roman" w:hAnsi="Times New Roman" w:cs="Times New Roman"/>
-          <w:color w:val="000000"/>
-          <w:sz w:val="28"/>
-          <w:szCs w:val="28"/>
-          <w:lang w:eastAsia="ru-RU"/>
-        </w:rPr>
-        <w:t xml:space="preserve"> данные (временные):</w:t>
+      <w:r>
+        <w:rPr>
+          <w:rFonts w:ascii="Times New Roman" w:eastAsia="Times New Roman" w:hAnsi="Times New Roman" w:cs="Times New Roman"/>
+          <w:color w:val="000000"/>
+          <w:sz w:val="28"/>
+          <w:szCs w:val="28"/>
+          <w:lang w:eastAsia="ru-RU"/>
+        </w:rPr>
+        <w:t>Темпоральные данные (временные):</w:t>
       </w:r>
     </w:p>
     <w:p>
@@ -7656,73 +10513,7 @@
           <w:szCs w:val="28"/>
           <w:lang w:eastAsia="ru-RU"/>
         </w:rPr>
-        <w:t>BLOB (</w:t>
-      </w:r>
-      <w:proofErr w:type="spellStart"/>
-      <w:r>
-        <w:rPr>
-          <w:rFonts w:ascii="Times New Roman" w:eastAsia="Times New Roman" w:hAnsi="Times New Roman" w:cs="Times New Roman"/>
-          <w:color w:val="000000"/>
-          <w:sz w:val="28"/>
-          <w:szCs w:val="28"/>
-          <w:lang w:eastAsia="ru-RU"/>
-        </w:rPr>
-        <w:t>Binary</w:t>
-      </w:r>
-      <w:proofErr w:type="spellEnd"/>
-      <w:r>
-        <w:rPr>
-          <w:rFonts w:ascii="Times New Roman" w:eastAsia="Times New Roman" w:hAnsi="Times New Roman" w:cs="Times New Roman"/>
-          <w:color w:val="000000"/>
-          <w:sz w:val="28"/>
-          <w:szCs w:val="28"/>
-          <w:lang w:eastAsia="ru-RU"/>
-        </w:rPr>
-        <w:t xml:space="preserve"> </w:t>
-      </w:r>
-      <w:proofErr w:type="spellStart"/>
-      <w:r>
-        <w:rPr>
-          <w:rFonts w:ascii="Times New Roman" w:eastAsia="Times New Roman" w:hAnsi="Times New Roman" w:cs="Times New Roman"/>
-          <w:color w:val="000000"/>
-          <w:sz w:val="28"/>
-          <w:szCs w:val="28"/>
-          <w:lang w:eastAsia="ru-RU"/>
-        </w:rPr>
-        <w:t>Large</w:t>
-      </w:r>
-      <w:proofErr w:type="spellEnd"/>
-      <w:r>
-        <w:rPr>
-          <w:rFonts w:ascii="Times New Roman" w:eastAsia="Times New Roman" w:hAnsi="Times New Roman" w:cs="Times New Roman"/>
-          <w:color w:val="000000"/>
-          <w:sz w:val="28"/>
-          <w:szCs w:val="28"/>
-          <w:lang w:eastAsia="ru-RU"/>
-        </w:rPr>
-        <w:t xml:space="preserve"> </w:t>
-      </w:r>
-      <w:proofErr w:type="spellStart"/>
-      <w:r>
-        <w:rPr>
-          <w:rFonts w:ascii="Times New Roman" w:eastAsia="Times New Roman" w:hAnsi="Times New Roman" w:cs="Times New Roman"/>
-          <w:color w:val="000000"/>
-          <w:sz w:val="28"/>
-          <w:szCs w:val="28"/>
-          <w:lang w:eastAsia="ru-RU"/>
-        </w:rPr>
-        <w:t>Object</w:t>
-      </w:r>
-      <w:proofErr w:type="spellEnd"/>
-      <w:r>
-        <w:rPr>
-          <w:rFonts w:ascii="Times New Roman" w:eastAsia="Times New Roman" w:hAnsi="Times New Roman" w:cs="Times New Roman"/>
-          <w:color w:val="000000"/>
-          <w:sz w:val="28"/>
-          <w:szCs w:val="28"/>
-          <w:lang w:eastAsia="ru-RU"/>
-        </w:rPr>
-        <w:t>) — для хранения бинарных данных (например, изображений).</w:t>
+        <w:t>BLOB (Binary Large Object) — для хранения бинарных данных (например, изображений).</w:t>
       </w:r>
     </w:p>
     <w:p>
@@ -7824,7 +10615,7 @@
           <w:szCs w:val="28"/>
           <w:lang w:eastAsia="ru-RU"/>
         </w:rPr>
-        <w:t xml:space="preserve"> — это реализация логической модели данных, создаваемая администраторами и разработчиками баз данных. Она разрабатывается для определенных СУБД, технологий хранения и соединителей данных, чтобы по мере необходимости предоставлять данные </w:t>
+        <w:t xml:space="preserve"> — это реализация логической модели данных, создаваемая администраторами и разработчиками баз данных. Она </w:t>
       </w:r>
       <w:r>
         <w:rPr>
@@ -7835,19 +10626,19 @@
           <w:lang w:eastAsia="ru-RU"/>
         </w:rPr>
         <w:lastRenderedPageBreak/>
-        <w:t>через бизнес-системы пользователям. Это конечный результат всех остальных моделей — фактическая реализация массива данных. Как концепции моделирования данных влияют на аналитику.</w:t>
-      </w:r>
-    </w:p>
-    <w:p>
-      <w:pPr>
-        <w:spacing w:after="0" w:line="240" w:lineRule="auto"/>
-        <w:jc w:val="both"/>
-        <w:rPr>
-          <w:rFonts w:ascii="Times New Roman" w:eastAsia="Times New Roman" w:hAnsi="Times New Roman" w:cs="Times New Roman"/>
-          <w:color w:val="000000"/>
-          <w:sz w:val="28"/>
-          <w:szCs w:val="28"/>
-          <w:lang w:val="en-US" w:eastAsia="ru-RU"/>
+        <w:t>разрабатывается для определенных СУБД, технологий хранения и соединителей данных, чтобы по мере необходимости предоставлять данные через бизнес-системы пользователям. Это конечный результат всех остальных моделей — фактическая реализация массива данных. Как концепции моделирования данных влияют на аналитику.</w:t>
+      </w:r>
+    </w:p>
+    <w:p>
+      <w:pPr>
+        <w:spacing w:after="0" w:line="240" w:lineRule="auto"/>
+        <w:jc w:val="both"/>
+        <w:rPr>
+          <w:rFonts w:ascii="Times New Roman" w:eastAsia="Times New Roman" w:hAnsi="Times New Roman" w:cs="Times New Roman"/>
+          <w:color w:val="000000"/>
+          <w:sz w:val="28"/>
+          <w:szCs w:val="28"/>
+          <w:lang w:eastAsia="ru-RU"/>
         </w:rPr>
       </w:pPr>
     </w:p>
@@ -7872,29 +10663,7 @@
           <w:szCs w:val="28"/>
           <w:lang w:eastAsia="ru-RU"/>
         </w:rPr>
-        <w:t xml:space="preserve">10. </w:t>
-      </w:r>
-      <w:proofErr w:type="spellStart"/>
-      <w:r>
-        <w:rPr>
-          <w:rFonts w:ascii="Times New Roman" w:eastAsia="Times New Roman" w:hAnsi="Times New Roman" w:cs="Times New Roman"/>
-          <w:color w:val="000000"/>
-          <w:sz w:val="28"/>
-          <w:szCs w:val="28"/>
-          <w:lang w:eastAsia="ru-RU"/>
-        </w:rPr>
-        <w:t>Case</w:t>
-      </w:r>
-      <w:proofErr w:type="spellEnd"/>
-      <w:r>
-        <w:rPr>
-          <w:rFonts w:ascii="Times New Roman" w:eastAsia="Times New Roman" w:hAnsi="Times New Roman" w:cs="Times New Roman"/>
-          <w:color w:val="000000"/>
-          <w:sz w:val="28"/>
-          <w:szCs w:val="28"/>
-          <w:lang w:eastAsia="ru-RU"/>
-        </w:rPr>
-        <w:t>-средства для создания логической и физической моделей</w:t>
+        <w:t>10. Case-средства для создания логической и физической моделей</w:t>
       </w:r>
       <w:r>
         <w:rPr>
@@ -7974,7 +10743,6 @@
           <w:lang w:eastAsia="ru-RU"/>
         </w:rPr>
       </w:pPr>
-      <w:proofErr w:type="spellStart"/>
       <w:r>
         <w:rPr>
           <w:rFonts w:ascii="Times New Roman" w:eastAsia="Times New Roman" w:hAnsi="Times New Roman" w:cs="Times New Roman"/>
@@ -7985,9 +10753,62 @@
           <w:szCs w:val="28"/>
           <w:lang w:eastAsia="ru-RU"/>
         </w:rPr>
-        <w:t>ERwin</w:t>
-      </w:r>
-      <w:proofErr w:type="spellEnd"/>
+        <w:t>ERwin (Logic Works)</w:t>
+      </w:r>
+      <w:r>
+        <w:rPr>
+          <w:rFonts w:ascii="Times New Roman" w:eastAsia="Times New Roman" w:hAnsi="Times New Roman" w:cs="Times New Roman"/>
+          <w:color w:val="000000"/>
+          <w:sz w:val="28"/>
+          <w:szCs w:val="28"/>
+          <w:lang w:eastAsia="ru-RU"/>
+        </w:rPr>
+        <w:t xml:space="preserve"> </w:t>
+      </w:r>
+      <w:r>
+        <w:rPr>
+          <w:rFonts w:ascii="Times New Roman" w:eastAsia="Times New Roman" w:hAnsi="Times New Roman" w:cs="Times New Roman"/>
+          <w:color w:val="000000"/>
+          <w:sz w:val="28"/>
+          <w:szCs w:val="28"/>
+          <w:lang w:eastAsia="ru-RU"/>
+        </w:rPr>
+        <w:t>–</w:t>
+      </w:r>
+      <w:r>
+        <w:rPr>
+          <w:rFonts w:ascii="Times New Roman" w:eastAsia="Times New Roman" w:hAnsi="Times New Roman" w:cs="Times New Roman"/>
+          <w:color w:val="000000"/>
+          <w:sz w:val="28"/>
+          <w:szCs w:val="28"/>
+          <w:lang w:eastAsia="ru-RU"/>
+        </w:rPr>
+        <w:t xml:space="preserve"> CASE-инструмент для создания концептуальных и логических схем баз данных. Он позволяет редактировать различные наборы данных, представляя их в виде электронных таблиц, разрабатывать структуры баз данных, синхронизировать модели, скрипты и БД, настраивать шаблоны, выводить рабочую информацию в виде отчетов, строить удобные и понятные диаграммы, отображающие различные процессы в системе и взаимосвязи между ними</w:t>
+      </w:r>
+      <w:r>
+        <w:rPr>
+          <w:rFonts w:ascii="Times New Roman" w:eastAsia="Times New Roman" w:hAnsi="Times New Roman" w:cs="Times New Roman"/>
+          <w:color w:val="000000"/>
+          <w:sz w:val="28"/>
+          <w:szCs w:val="28"/>
+          <w:lang w:eastAsia="ru-RU"/>
+        </w:rPr>
+        <w:t>.</w:t>
+      </w:r>
+    </w:p>
+    <w:p>
+      <w:pPr>
+        <w:spacing w:after="0" w:line="240" w:lineRule="auto"/>
+        <w:ind w:firstLine="708"/>
+        <w:jc w:val="both"/>
+        <w:rPr>
+          <w:rFonts w:ascii="Times New Roman" w:eastAsia="Times New Roman" w:hAnsi="Times New Roman" w:cs="Times New Roman"/>
+          <w:color w:val="000000"/>
+          <w:sz w:val="28"/>
+          <w:szCs w:val="28"/>
+          <w:lang w:eastAsia="ru-RU"/>
+        </w:rPr>
+      </w:pPr>
       <w:r>
         <w:rPr>
           <w:rFonts w:ascii="Times New Roman" w:eastAsia="Times New Roman" w:hAnsi="Times New Roman" w:cs="Times New Roman"/>
@@ -7998,9 +10819,62 @@
           <w:szCs w:val="28"/>
           <w:lang w:eastAsia="ru-RU"/>
         </w:rPr>
-        <w:t xml:space="preserve"> (</w:t>
-      </w:r>
-      <w:proofErr w:type="spellStart"/>
+        <w:t>S-Designor (SDP)</w:t>
+      </w:r>
+      <w:r>
+        <w:rPr>
+          <w:rFonts w:ascii="Times New Roman" w:eastAsia="Times New Roman" w:hAnsi="Times New Roman" w:cs="Times New Roman"/>
+          <w:color w:val="000000"/>
+          <w:sz w:val="28"/>
+          <w:szCs w:val="28"/>
+          <w:lang w:eastAsia="ru-RU"/>
+        </w:rPr>
+        <w:t xml:space="preserve"> </w:t>
+      </w:r>
+      <w:r>
+        <w:rPr>
+          <w:rFonts w:ascii="Times New Roman" w:eastAsia="Times New Roman" w:hAnsi="Times New Roman" w:cs="Times New Roman"/>
+          <w:color w:val="000000"/>
+          <w:sz w:val="28"/>
+          <w:szCs w:val="28"/>
+          <w:lang w:eastAsia="ru-RU"/>
+        </w:rPr>
+        <w:t>–</w:t>
+      </w:r>
+      <w:r>
+        <w:rPr>
+          <w:rFonts w:ascii="Times New Roman" w:eastAsia="Times New Roman" w:hAnsi="Times New Roman" w:cs="Times New Roman"/>
+          <w:color w:val="000000"/>
+          <w:sz w:val="28"/>
+          <w:szCs w:val="28"/>
+          <w:lang w:eastAsia="ru-RU"/>
+        </w:rPr>
+        <w:t xml:space="preserve"> графический CASE-инструмент для проектирования структуры реляционных БД. Он создает модели баз данных в два этапа - выстраивая концептуальную модель и затем преобразуя ее в физическую, причем в данном процессе разработки возможен как прямой, так и обратный переход между моделями. Данный инструмент позволяет проектировать базы данных под различные СУБД, в том числе под Oracle и MySQL</w:t>
+      </w:r>
+      <w:r>
+        <w:rPr>
+          <w:rFonts w:ascii="Times New Roman" w:eastAsia="Times New Roman" w:hAnsi="Times New Roman" w:cs="Times New Roman"/>
+          <w:color w:val="000000"/>
+          <w:sz w:val="28"/>
+          <w:szCs w:val="28"/>
+          <w:lang w:eastAsia="ru-RU"/>
+        </w:rPr>
+        <w:t>.</w:t>
+      </w:r>
+    </w:p>
+    <w:p>
+      <w:pPr>
+        <w:spacing w:after="0" w:line="240" w:lineRule="auto"/>
+        <w:ind w:firstLine="708"/>
+        <w:jc w:val="both"/>
+        <w:rPr>
+          <w:rFonts w:ascii="Times New Roman" w:eastAsia="Times New Roman" w:hAnsi="Times New Roman" w:cs="Times New Roman"/>
+          <w:color w:val="000000"/>
+          <w:sz w:val="28"/>
+          <w:szCs w:val="28"/>
+          <w:lang w:eastAsia="ru-RU"/>
+        </w:rPr>
+      </w:pPr>
       <w:r>
         <w:rPr>
           <w:rFonts w:ascii="Times New Roman" w:eastAsia="Times New Roman" w:hAnsi="Times New Roman" w:cs="Times New Roman"/>
@@ -8011,278 +10885,7 @@
           <w:szCs w:val="28"/>
           <w:lang w:eastAsia="ru-RU"/>
         </w:rPr>
-        <w:t>Logic</w:t>
-      </w:r>
-      <w:proofErr w:type="spellEnd"/>
-      <w:r>
-        <w:rPr>
-          <w:rFonts w:ascii="Times New Roman" w:eastAsia="Times New Roman" w:hAnsi="Times New Roman" w:cs="Times New Roman"/>
-          <w:b/>
-          <w:bCs/>
-          <w:color w:val="000000"/>
-          <w:sz w:val="28"/>
-          <w:szCs w:val="28"/>
-          <w:lang w:eastAsia="ru-RU"/>
-        </w:rPr>
-        <w:t xml:space="preserve"> </w:t>
-      </w:r>
-      <w:proofErr w:type="spellStart"/>
-      <w:r>
-        <w:rPr>
-          <w:rFonts w:ascii="Times New Roman" w:eastAsia="Times New Roman" w:hAnsi="Times New Roman" w:cs="Times New Roman"/>
-          <w:b/>
-          <w:bCs/>
-          <w:color w:val="000000"/>
-          <w:sz w:val="28"/>
-          <w:szCs w:val="28"/>
-          <w:lang w:eastAsia="ru-RU"/>
-        </w:rPr>
-        <w:t>Works</w:t>
-      </w:r>
-      <w:proofErr w:type="spellEnd"/>
-      <w:r>
-        <w:rPr>
-          <w:rFonts w:ascii="Times New Roman" w:eastAsia="Times New Roman" w:hAnsi="Times New Roman" w:cs="Times New Roman"/>
-          <w:b/>
-          <w:bCs/>
-          <w:color w:val="000000"/>
-          <w:sz w:val="28"/>
-          <w:szCs w:val="28"/>
-          <w:lang w:eastAsia="ru-RU"/>
-        </w:rPr>
-        <w:t>)</w:t>
-      </w:r>
-      <w:r>
-        <w:rPr>
-          <w:rFonts w:ascii="Times New Roman" w:eastAsia="Times New Roman" w:hAnsi="Times New Roman" w:cs="Times New Roman"/>
-          <w:color w:val="000000"/>
-          <w:sz w:val="28"/>
-          <w:szCs w:val="28"/>
-          <w:lang w:eastAsia="ru-RU"/>
-        </w:rPr>
-        <w:t xml:space="preserve"> </w:t>
-      </w:r>
-      <w:r>
-        <w:rPr>
-          <w:rFonts w:ascii="Times New Roman" w:eastAsia="Times New Roman" w:hAnsi="Times New Roman" w:cs="Times New Roman"/>
-          <w:color w:val="000000"/>
-          <w:sz w:val="28"/>
-          <w:szCs w:val="28"/>
-          <w:lang w:eastAsia="ru-RU"/>
-        </w:rPr>
-        <w:t>–</w:t>
-      </w:r>
-      <w:r>
-        <w:rPr>
-          <w:rFonts w:ascii="Times New Roman" w:eastAsia="Times New Roman" w:hAnsi="Times New Roman" w:cs="Times New Roman"/>
-          <w:color w:val="000000"/>
-          <w:sz w:val="28"/>
-          <w:szCs w:val="28"/>
-          <w:lang w:eastAsia="ru-RU"/>
-        </w:rPr>
-        <w:t xml:space="preserve"> CASE-инструмент для создания концептуальных и логических схем баз данных. Он позволяет редактировать различные наборы данных, представляя их в виде электронных таблиц, разрабатывать структуры баз данных, синхронизировать модели, скрипты и БД, настраивать шаблоны, выводить рабочую информацию в виде отчетов, строить удобные и понятные диаграммы, отображающие различные процессы в системе и взаимосвязи между ними</w:t>
-      </w:r>
-      <w:r>
-        <w:rPr>
-          <w:rFonts w:ascii="Times New Roman" w:eastAsia="Times New Roman" w:hAnsi="Times New Roman" w:cs="Times New Roman"/>
-          <w:color w:val="000000"/>
-          <w:sz w:val="28"/>
-          <w:szCs w:val="28"/>
-          <w:lang w:eastAsia="ru-RU"/>
-        </w:rPr>
-        <w:t>.</w:t>
-      </w:r>
-    </w:p>
-    <w:p>
-      <w:pPr>
-        <w:spacing w:after="0" w:line="240" w:lineRule="auto"/>
-        <w:ind w:firstLine="708"/>
-        <w:jc w:val="both"/>
-        <w:rPr>
-          <w:rFonts w:ascii="Times New Roman" w:eastAsia="Times New Roman" w:hAnsi="Times New Roman" w:cs="Times New Roman"/>
-          <w:color w:val="000000"/>
-          <w:sz w:val="28"/>
-          <w:szCs w:val="28"/>
-          <w:lang w:eastAsia="ru-RU"/>
-        </w:rPr>
-      </w:pPr>
-      <w:r>
-        <w:rPr>
-          <w:rFonts w:ascii="Times New Roman" w:eastAsia="Times New Roman" w:hAnsi="Times New Roman" w:cs="Times New Roman"/>
-          <w:b/>
-          <w:bCs/>
-          <w:color w:val="000000"/>
-          <w:sz w:val="28"/>
-          <w:szCs w:val="28"/>
-          <w:lang w:eastAsia="ru-RU"/>
-        </w:rPr>
-        <w:t>S-</w:t>
-      </w:r>
-      <w:proofErr w:type="spellStart"/>
-      <w:r>
-        <w:rPr>
-          <w:rFonts w:ascii="Times New Roman" w:eastAsia="Times New Roman" w:hAnsi="Times New Roman" w:cs="Times New Roman"/>
-          <w:b/>
-          <w:bCs/>
-          <w:color w:val="000000"/>
-          <w:sz w:val="28"/>
-          <w:szCs w:val="28"/>
-          <w:lang w:eastAsia="ru-RU"/>
-        </w:rPr>
-        <w:t>Designor</w:t>
-      </w:r>
-      <w:proofErr w:type="spellEnd"/>
-      <w:r>
-        <w:rPr>
-          <w:rFonts w:ascii="Times New Roman" w:eastAsia="Times New Roman" w:hAnsi="Times New Roman" w:cs="Times New Roman"/>
-          <w:b/>
-          <w:bCs/>
-          <w:color w:val="000000"/>
-          <w:sz w:val="28"/>
-          <w:szCs w:val="28"/>
-          <w:lang w:eastAsia="ru-RU"/>
-        </w:rPr>
-        <w:t xml:space="preserve"> (SDP)</w:t>
-      </w:r>
-      <w:r>
-        <w:rPr>
-          <w:rFonts w:ascii="Times New Roman" w:eastAsia="Times New Roman" w:hAnsi="Times New Roman" w:cs="Times New Roman"/>
-          <w:color w:val="000000"/>
-          <w:sz w:val="28"/>
-          <w:szCs w:val="28"/>
-          <w:lang w:eastAsia="ru-RU"/>
-        </w:rPr>
-        <w:t xml:space="preserve"> </w:t>
-      </w:r>
-      <w:r>
-        <w:rPr>
-          <w:rFonts w:ascii="Times New Roman" w:eastAsia="Times New Roman" w:hAnsi="Times New Roman" w:cs="Times New Roman"/>
-          <w:color w:val="000000"/>
-          <w:sz w:val="28"/>
-          <w:szCs w:val="28"/>
-          <w:lang w:eastAsia="ru-RU"/>
-        </w:rPr>
-        <w:t>–</w:t>
-      </w:r>
-      <w:r>
-        <w:rPr>
-          <w:rFonts w:ascii="Times New Roman" w:eastAsia="Times New Roman" w:hAnsi="Times New Roman" w:cs="Times New Roman"/>
-          <w:color w:val="000000"/>
-          <w:sz w:val="28"/>
-          <w:szCs w:val="28"/>
-          <w:lang w:eastAsia="ru-RU"/>
-        </w:rPr>
-        <w:t xml:space="preserve"> графический CASE-инструмент для проектирования структуры реляционных БД. Он создает модели баз данных в два этапа - выстраивая концептуальную модель и затем преобразуя ее в физическую, причем в данном процессе разработки возможен как прямой, так и обратный переход между моделями. Данный инструмент позволяет проектировать базы данных под различные СУБД, в том числе под </w:t>
-      </w:r>
-      <w:proofErr w:type="spellStart"/>
-      <w:r>
-        <w:rPr>
-          <w:rFonts w:ascii="Times New Roman" w:eastAsia="Times New Roman" w:hAnsi="Times New Roman" w:cs="Times New Roman"/>
-          <w:color w:val="000000"/>
-          <w:sz w:val="28"/>
-          <w:szCs w:val="28"/>
-          <w:lang w:eastAsia="ru-RU"/>
-        </w:rPr>
-        <w:t>Oracle</w:t>
-      </w:r>
-      <w:proofErr w:type="spellEnd"/>
-      <w:r>
-        <w:rPr>
-          <w:rFonts w:ascii="Times New Roman" w:eastAsia="Times New Roman" w:hAnsi="Times New Roman" w:cs="Times New Roman"/>
-          <w:color w:val="000000"/>
-          <w:sz w:val="28"/>
-          <w:szCs w:val="28"/>
-          <w:lang w:eastAsia="ru-RU"/>
-        </w:rPr>
-        <w:t xml:space="preserve"> и </w:t>
-      </w:r>
-      <w:proofErr w:type="spellStart"/>
-      <w:r>
-        <w:rPr>
-          <w:rFonts w:ascii="Times New Roman" w:eastAsia="Times New Roman" w:hAnsi="Times New Roman" w:cs="Times New Roman"/>
-          <w:color w:val="000000"/>
-          <w:sz w:val="28"/>
-          <w:szCs w:val="28"/>
-          <w:lang w:eastAsia="ru-RU"/>
-        </w:rPr>
-        <w:t>MySQL</w:t>
-      </w:r>
-      <w:proofErr w:type="spellEnd"/>
-      <w:r>
-        <w:rPr>
-          <w:rFonts w:ascii="Times New Roman" w:eastAsia="Times New Roman" w:hAnsi="Times New Roman" w:cs="Times New Roman"/>
-          <w:color w:val="000000"/>
-          <w:sz w:val="28"/>
-          <w:szCs w:val="28"/>
-          <w:lang w:eastAsia="ru-RU"/>
-        </w:rPr>
-        <w:t>.</w:t>
-      </w:r>
-    </w:p>
-    <w:p>
-      <w:pPr>
-        <w:spacing w:after="0" w:line="240" w:lineRule="auto"/>
-        <w:ind w:firstLine="708"/>
-        <w:jc w:val="both"/>
-        <w:rPr>
-          <w:rFonts w:ascii="Times New Roman" w:eastAsia="Times New Roman" w:hAnsi="Times New Roman" w:cs="Times New Roman"/>
-          <w:color w:val="000000"/>
-          <w:sz w:val="28"/>
-          <w:szCs w:val="28"/>
-          <w:lang w:eastAsia="ru-RU"/>
-        </w:rPr>
-      </w:pPr>
-      <w:proofErr w:type="spellStart"/>
-      <w:r>
-        <w:rPr>
-          <w:rFonts w:ascii="Times New Roman" w:eastAsia="Times New Roman" w:hAnsi="Times New Roman" w:cs="Times New Roman"/>
-          <w:b/>
-          <w:bCs/>
-          <w:color w:val="000000"/>
-          <w:sz w:val="28"/>
-          <w:szCs w:val="28"/>
-          <w:lang w:eastAsia="ru-RU"/>
-        </w:rPr>
-        <w:t>DataBase</w:t>
-      </w:r>
-      <w:proofErr w:type="spellEnd"/>
-      <w:r>
-        <w:rPr>
-          <w:rFonts w:ascii="Times New Roman" w:eastAsia="Times New Roman" w:hAnsi="Times New Roman" w:cs="Times New Roman"/>
-          <w:b/>
-          <w:bCs/>
-          <w:color w:val="000000"/>
-          <w:sz w:val="28"/>
-          <w:szCs w:val="28"/>
-          <w:lang w:eastAsia="ru-RU"/>
-        </w:rPr>
-        <w:t xml:space="preserve"> </w:t>
-      </w:r>
-      <w:proofErr w:type="spellStart"/>
-      <w:r>
-        <w:rPr>
-          <w:rFonts w:ascii="Times New Roman" w:eastAsia="Times New Roman" w:hAnsi="Times New Roman" w:cs="Times New Roman"/>
-          <w:b/>
-          <w:bCs/>
-          <w:color w:val="000000"/>
-          <w:sz w:val="28"/>
-          <w:szCs w:val="28"/>
-          <w:lang w:eastAsia="ru-RU"/>
-        </w:rPr>
-        <w:t>Designer</w:t>
-      </w:r>
-      <w:proofErr w:type="spellEnd"/>
-      <w:r>
-        <w:rPr>
-          <w:rFonts w:ascii="Times New Roman" w:eastAsia="Times New Roman" w:hAnsi="Times New Roman" w:cs="Times New Roman"/>
-          <w:b/>
-          <w:bCs/>
-          <w:color w:val="000000"/>
-          <w:sz w:val="28"/>
-          <w:szCs w:val="28"/>
-          <w:lang w:eastAsia="ru-RU"/>
-        </w:rPr>
-        <w:t xml:space="preserve"> (ORACLE, </w:t>
+        <w:t xml:space="preserve">DataBase Designer (ORACLE, </w:t>
       </w:r>
       <w:r>
         <w:rPr>
@@ -8528,6 +11131,96 @@
     </w:lvl>
   </w:abstractNum>
   <w:abstractNum w:abstractNumId="1" w15:restartNumberingAfterBreak="0">
+    <w:nsid w:val="218D649E"/>
+    <w:multiLevelType w:val="hybridMultilevel"/>
+    <w:tmpl w:val="238AA9E8"/>
+    <w:lvl w:ilvl="0" w:tplc="242C2E28">
+      <w:start w:val="1"/>
+      <w:numFmt w:val="decimal"/>
+      <w:suff w:val="space"/>
+      <w:lvlText w:val="%1"/>
+      <w:lvlJc w:val="left"/>
+      <w:pPr>
+        <w:ind w:left="1068" w:hanging="360"/>
+      </w:pPr>
+      <w:rPr>
+        <w:rFonts w:ascii="Times New Roman" w:eastAsia="Times New Roman" w:hAnsi="Times New Roman" w:cs="Times New Roman" w:hint="default"/>
+      </w:rPr>
+    </w:lvl>
+    <w:lvl w:ilvl="1" w:tplc="04190019" w:tentative="1">
+      <w:start w:val="1"/>
+      <w:numFmt w:val="lowerLetter"/>
+      <w:lvlText w:val="%2."/>
+      <w:lvlJc w:val="left"/>
+      <w:pPr>
+        <w:ind w:left="1788" w:hanging="360"/>
+      </w:pPr>
+    </w:lvl>
+    <w:lvl w:ilvl="2" w:tplc="0419001B" w:tentative="1">
+      <w:start w:val="1"/>
+      <w:numFmt w:val="lowerRoman"/>
+      <w:lvlText w:val="%3."/>
+      <w:lvlJc w:val="right"/>
+      <w:pPr>
+        <w:ind w:left="2508" w:hanging="180"/>
+      </w:pPr>
+    </w:lvl>
+    <w:lvl w:ilvl="3" w:tplc="0419000F" w:tentative="1">
+      <w:start w:val="1"/>
+      <w:numFmt w:val="decimal"/>
+      <w:lvlText w:val="%4."/>
+      <w:lvlJc w:val="left"/>
+      <w:pPr>
+        <w:ind w:left="3228" w:hanging="360"/>
+      </w:pPr>
+    </w:lvl>
+    <w:lvl w:ilvl="4" w:tplc="04190019" w:tentative="1">
+      <w:start w:val="1"/>
+      <w:numFmt w:val="lowerLetter"/>
+      <w:lvlText w:val="%5."/>
+      <w:lvlJc w:val="left"/>
+      <w:pPr>
+        <w:ind w:left="3948" w:hanging="360"/>
+      </w:pPr>
+    </w:lvl>
+    <w:lvl w:ilvl="5" w:tplc="0419001B" w:tentative="1">
+      <w:start w:val="1"/>
+      <w:numFmt w:val="lowerRoman"/>
+      <w:lvlText w:val="%6."/>
+      <w:lvlJc w:val="right"/>
+      <w:pPr>
+        <w:ind w:left="4668" w:hanging="180"/>
+      </w:pPr>
+    </w:lvl>
+    <w:lvl w:ilvl="6" w:tplc="0419000F" w:tentative="1">
+      <w:start w:val="1"/>
+      <w:numFmt w:val="decimal"/>
+      <w:lvlText w:val="%7."/>
+      <w:lvlJc w:val="left"/>
+      <w:pPr>
+        <w:ind w:left="5388" w:hanging="360"/>
+      </w:pPr>
+    </w:lvl>
+    <w:lvl w:ilvl="7" w:tplc="04190019" w:tentative="1">
+      <w:start w:val="1"/>
+      <w:numFmt w:val="lowerLetter"/>
+      <w:lvlText w:val="%8."/>
+      <w:lvlJc w:val="left"/>
+      <w:pPr>
+        <w:ind w:left="6108" w:hanging="360"/>
+      </w:pPr>
+    </w:lvl>
+    <w:lvl w:ilvl="8" w:tplc="0419001B" w:tentative="1">
+      <w:start w:val="1"/>
+      <w:numFmt w:val="lowerRoman"/>
+      <w:lvlText w:val="%9."/>
+      <w:lvlJc w:val="right"/>
+      <w:pPr>
+        <w:ind w:left="6828" w:hanging="180"/>
+      </w:pPr>
+    </w:lvl>
+  </w:abstractNum>
+  <w:abstractNum w:abstractNumId="2" w15:restartNumberingAfterBreak="0">
     <w:nsid w:val="34B66D05"/>
     <w:multiLevelType w:val="hybridMultilevel"/>
     <w:tmpl w:val="B81EFD3C"/>
@@ -8617,7 +11310,7 @@
       </w:pPr>
     </w:lvl>
   </w:abstractNum>
-  <w:abstractNum w:abstractNumId="2" w15:restartNumberingAfterBreak="0">
+  <w:abstractNum w:abstractNumId="3" w15:restartNumberingAfterBreak="0">
     <w:nsid w:val="3DC561B0"/>
     <w:multiLevelType w:val="hybridMultilevel"/>
     <w:tmpl w:val="D224547C"/>
@@ -8731,7 +11424,120 @@
       </w:rPr>
     </w:lvl>
   </w:abstractNum>
-  <w:abstractNum w:abstractNumId="3" w15:restartNumberingAfterBreak="0">
+  <w:abstractNum w:abstractNumId="4" w15:restartNumberingAfterBreak="0">
+    <w:nsid w:val="4F1A5E52"/>
+    <w:multiLevelType w:val="hybridMultilevel"/>
+    <w:tmpl w:val="8DD8F986"/>
+    <w:lvl w:ilvl="0" w:tplc="57445772">
+      <w:start w:val="1"/>
+      <w:numFmt w:val="bullet"/>
+      <w:lvlText w:val=""/>
+      <w:lvlJc w:val="left"/>
+      <w:pPr>
+        <w:ind w:left="1428" w:hanging="360"/>
+      </w:pPr>
+      <w:rPr>
+        <w:rFonts w:ascii="Symbol" w:hAnsi="Symbol" w:hint="default"/>
+      </w:rPr>
+    </w:lvl>
+    <w:lvl w:ilvl="1" w:tplc="04190003" w:tentative="1">
+      <w:start w:val="1"/>
+      <w:numFmt w:val="bullet"/>
+      <w:lvlText w:val="o"/>
+      <w:lvlJc w:val="left"/>
+      <w:pPr>
+        <w:ind w:left="2148" w:hanging="360"/>
+      </w:pPr>
+      <w:rPr>
+        <w:rFonts w:ascii="Courier New" w:hAnsi="Courier New" w:cs="Courier New" w:hint="default"/>
+      </w:rPr>
+    </w:lvl>
+    <w:lvl w:ilvl="2" w:tplc="04190005" w:tentative="1">
+      <w:start w:val="1"/>
+      <w:numFmt w:val="bullet"/>
+      <w:lvlText w:val=""/>
+      <w:lvlJc w:val="left"/>
+      <w:pPr>
+        <w:ind w:left="2868" w:hanging="360"/>
+      </w:pPr>
+      <w:rPr>
+        <w:rFonts w:ascii="Wingdings" w:hAnsi="Wingdings" w:hint="default"/>
+      </w:rPr>
+    </w:lvl>
+    <w:lvl w:ilvl="3" w:tplc="04190001" w:tentative="1">
+      <w:start w:val="1"/>
+      <w:numFmt w:val="bullet"/>
+      <w:lvlText w:val=""/>
+      <w:lvlJc w:val="left"/>
+      <w:pPr>
+        <w:ind w:left="3588" w:hanging="360"/>
+      </w:pPr>
+      <w:rPr>
+        <w:rFonts w:ascii="Symbol" w:hAnsi="Symbol" w:hint="default"/>
+      </w:rPr>
+    </w:lvl>
+    <w:lvl w:ilvl="4" w:tplc="04190003" w:tentative="1">
+      <w:start w:val="1"/>
+      <w:numFmt w:val="bullet"/>
+      <w:lvlText w:val="o"/>
+      <w:lvlJc w:val="left"/>
+      <w:pPr>
+        <w:ind w:left="4308" w:hanging="360"/>
+      </w:pPr>
+      <w:rPr>
+        <w:rFonts w:ascii="Courier New" w:hAnsi="Courier New" w:cs="Courier New" w:hint="default"/>
+      </w:rPr>
+    </w:lvl>
+    <w:lvl w:ilvl="5" w:tplc="04190005" w:tentative="1">
+      <w:start w:val="1"/>
+      <w:numFmt w:val="bullet"/>
+      <w:lvlText w:val=""/>
+      <w:lvlJc w:val="left"/>
+      <w:pPr>
+        <w:ind w:left="5028" w:hanging="360"/>
+      </w:pPr>
+      <w:rPr>
+        <w:rFonts w:ascii="Wingdings" w:hAnsi="Wingdings" w:hint="default"/>
+      </w:rPr>
+    </w:lvl>
+    <w:lvl w:ilvl="6" w:tplc="04190001" w:tentative="1">
+      <w:start w:val="1"/>
+      <w:numFmt w:val="bullet"/>
+      <w:lvlText w:val=""/>
+      <w:lvlJc w:val="left"/>
+      <w:pPr>
+        <w:ind w:left="5748" w:hanging="360"/>
+      </w:pPr>
+      <w:rPr>
+        <w:rFonts w:ascii="Symbol" w:hAnsi="Symbol" w:hint="default"/>
+      </w:rPr>
+    </w:lvl>
+    <w:lvl w:ilvl="7" w:tplc="04190003" w:tentative="1">
+      <w:start w:val="1"/>
+      <w:numFmt w:val="bullet"/>
+      <w:lvlText w:val="o"/>
+      <w:lvlJc w:val="left"/>
+      <w:pPr>
+        <w:ind w:left="6468" w:hanging="360"/>
+      </w:pPr>
+      <w:rPr>
+        <w:rFonts w:ascii="Courier New" w:hAnsi="Courier New" w:cs="Courier New" w:hint="default"/>
+      </w:rPr>
+    </w:lvl>
+    <w:lvl w:ilvl="8" w:tplc="04190005" w:tentative="1">
+      <w:start w:val="1"/>
+      <w:numFmt w:val="bullet"/>
+      <w:lvlText w:val=""/>
+      <w:lvlJc w:val="left"/>
+      <w:pPr>
+        <w:ind w:left="7188" w:hanging="360"/>
+      </w:pPr>
+      <w:rPr>
+        <w:rFonts w:ascii="Wingdings" w:hAnsi="Wingdings" w:hint="default"/>
+      </w:rPr>
+    </w:lvl>
+  </w:abstractNum>
+  <w:abstractNum w:abstractNumId="5" w15:restartNumberingAfterBreak="0">
     <w:nsid w:val="53505EC5"/>
     <w:multiLevelType w:val="hybridMultilevel"/>
     <w:tmpl w:val="494A0710"/>
@@ -8821,7 +11627,7 @@
       </w:pPr>
     </w:lvl>
   </w:abstractNum>
-  <w:abstractNum w:abstractNumId="4" w15:restartNumberingAfterBreak="0">
+  <w:abstractNum w:abstractNumId="6" w15:restartNumberingAfterBreak="0">
     <w:nsid w:val="5D472906"/>
     <w:multiLevelType w:val="hybridMultilevel"/>
     <w:tmpl w:val="524205E6"/>
@@ -8934,7 +11740,7 @@
       </w:rPr>
     </w:lvl>
   </w:abstractNum>
-  <w:abstractNum w:abstractNumId="5" w15:restartNumberingAfterBreak="0">
+  <w:abstractNum w:abstractNumId="7" w15:restartNumberingAfterBreak="0">
     <w:nsid w:val="5DB25061"/>
     <w:multiLevelType w:val="hybridMultilevel"/>
     <w:tmpl w:val="E21CEA64"/>
@@ -9047,7 +11853,7 @@
       </w:rPr>
     </w:lvl>
   </w:abstractNum>
-  <w:abstractNum w:abstractNumId="6" w15:restartNumberingAfterBreak="0">
+  <w:abstractNum w:abstractNumId="8" w15:restartNumberingAfterBreak="0">
     <w:nsid w:val="65F8258A"/>
     <w:multiLevelType w:val="hybridMultilevel"/>
     <w:tmpl w:val="1166EB4C"/>
@@ -9161,7 +11967,7 @@
       </w:rPr>
     </w:lvl>
   </w:abstractNum>
-  <w:abstractNum w:abstractNumId="7" w15:restartNumberingAfterBreak="0">
+  <w:abstractNum w:abstractNumId="9" w15:restartNumberingAfterBreak="0">
     <w:nsid w:val="67FB5147"/>
     <w:multiLevelType w:val="hybridMultilevel"/>
     <w:tmpl w:val="E7403602"/>
@@ -9275,7 +12081,7 @@
       </w:rPr>
     </w:lvl>
   </w:abstractNum>
-  <w:abstractNum w:abstractNumId="8" w15:restartNumberingAfterBreak="0">
+  <w:abstractNum w:abstractNumId="10" w15:restartNumberingAfterBreak="0">
     <w:nsid w:val="72945A0A"/>
     <w:multiLevelType w:val="hybridMultilevel"/>
     <w:tmpl w:val="FF1436D6"/>
@@ -9389,7 +12195,7 @@
       </w:rPr>
     </w:lvl>
   </w:abstractNum>
-  <w:abstractNum w:abstractNumId="9" w15:restartNumberingAfterBreak="0">
+  <w:abstractNum w:abstractNumId="11" w15:restartNumberingAfterBreak="0">
     <w:nsid w:val="7532515C"/>
     <w:multiLevelType w:val="hybridMultilevel"/>
     <w:tmpl w:val="E662F7A8"/>
@@ -9503,7 +12309,7 @@
       </w:rPr>
     </w:lvl>
   </w:abstractNum>
-  <w:abstractNum w:abstractNumId="10" w15:restartNumberingAfterBreak="0">
+  <w:abstractNum w:abstractNumId="12" w15:restartNumberingAfterBreak="0">
     <w:nsid w:val="797E21B4"/>
     <w:multiLevelType w:val="hybridMultilevel"/>
     <w:tmpl w:val="4FEA54A6"/>
@@ -9592,7 +12398,7 @@
       </w:pPr>
     </w:lvl>
   </w:abstractNum>
-  <w:abstractNum w:abstractNumId="11" w15:restartNumberingAfterBreak="0">
+  <w:abstractNum w:abstractNumId="13" w15:restartNumberingAfterBreak="0">
     <w:nsid w:val="7A9869C4"/>
     <w:multiLevelType w:val="hybridMultilevel"/>
     <w:tmpl w:val="B81EFD3C"/>
@@ -9682,7 +12488,7 @@
       </w:pPr>
     </w:lvl>
   </w:abstractNum>
-  <w:abstractNum w:abstractNumId="12" w15:restartNumberingAfterBreak="0">
+  <w:abstractNum w:abstractNumId="14" w15:restartNumberingAfterBreak="0">
     <w:nsid w:val="7E915F7C"/>
     <w:multiLevelType w:val="multilevel"/>
     <w:tmpl w:val="D6E6C8B6"/>
@@ -9796,43 +12602,49 @@
     </w:lvl>
   </w:abstractNum>
   <w:num w:numId="1">
+    <w:abstractNumId w:val="14"/>
+  </w:num>
+  <w:num w:numId="2">
+    <w:abstractNumId w:val="2"/>
+  </w:num>
+  <w:num w:numId="3">
+    <w:abstractNumId w:val="13"/>
+  </w:num>
+  <w:num w:numId="4">
+    <w:abstractNumId w:val="7"/>
+  </w:num>
+  <w:num w:numId="5">
+    <w:abstractNumId w:val="8"/>
+  </w:num>
+  <w:num w:numId="6">
+    <w:abstractNumId w:val="6"/>
+  </w:num>
+  <w:num w:numId="7">
+    <w:abstractNumId w:val="3"/>
+  </w:num>
+  <w:num w:numId="8">
     <w:abstractNumId w:val="12"/>
   </w:num>
-  <w:num w:numId="2">
-    <w:abstractNumId w:val="1"/>
-  </w:num>
-  <w:num w:numId="3">
-    <w:abstractNumId w:val="11"/>
-  </w:num>
-  <w:num w:numId="4">
+  <w:num w:numId="9">
     <w:abstractNumId w:val="5"/>
-  </w:num>
-  <w:num w:numId="5">
-    <w:abstractNumId w:val="6"/>
-  </w:num>
-  <w:num w:numId="6">
-    <w:abstractNumId w:val="4"/>
-  </w:num>
-  <w:num w:numId="7">
-    <w:abstractNumId w:val="2"/>
-  </w:num>
-  <w:num w:numId="8">
-    <w:abstractNumId w:val="10"/>
-  </w:num>
-  <w:num w:numId="9">
-    <w:abstractNumId w:val="3"/>
   </w:num>
   <w:num w:numId="10">
     <w:abstractNumId w:val="0"/>
   </w:num>
   <w:num w:numId="11">
-    <w:abstractNumId w:val="8"/>
+    <w:abstractNumId w:val="10"/>
   </w:num>
   <w:num w:numId="12">
-    <w:abstractNumId w:val="7"/>
+    <w:abstractNumId w:val="9"/>
   </w:num>
   <w:num w:numId="13">
-    <w:abstractNumId w:val="9"/>
+    <w:abstractNumId w:val="11"/>
+  </w:num>
+  <w:num w:numId="14">
+    <w:abstractNumId w:val="1"/>
+  </w:num>
+  <w:num w:numId="15">
+    <w:abstractNumId w:val="4"/>
   </w:num>
 </w:numbering>
 </file>
@@ -10235,7 +13047,7 @@
   <w:style w:type="paragraph" w:default="1" w:styleId="a">
     <w:name w:val="Normal"/>
     <w:qFormat/>
-    <w:rsid w:val="003F2EB3"/>
+    <w:rsid w:val="00EE1702"/>
   </w:style>
   <w:style w:type="character" w:default="1" w:styleId="a0">
     <w:name w:val="Default Paragraph Font"/>
